--- a/spa/docx/012.content.docx
+++ b/spa/docx/012.content.docx
@@ -19,7 +19,7 @@
         <w:rPr>
           <w:lang w:val="es_ES" w:bidi="es_ES"/>
         </w:rPr>
-        <w:t>Resource: Tyndale Open Study Notes</w:t>
+        <w:t>Resource: Aquifer Open Study Notes (Profiles)</w:t>
       </w:r>
       <w:r>
         <w:rPr>
@@ -112,7 +112,7 @@
         <w:rPr>
           <w:lang w:val="es_ES" w:bidi="es_ES"/>
         </w:rPr>
-        <w:t>Tyndale Open Study Notes</w:t>
+        <w:t>Aquifer Open Study Notes (Profiles)</w:t>
       </w:r>
     </w:p>
     <w:p>

--- a/spa/docx/012.content.docx
+++ b/spa/docx/012.content.docx
@@ -467,54 +467,36 @@
         </w:rPr>
         <w:t>Manasés fue el decimotercer rey de Judá, gobernando desde 697 hasta 642 a.C. Reinó durante muchos años y se hizo conocido por sus malas acciones (</w:t>
       </w:r>
-      <w:hyperlink r:id="rId13">
-        <w:r>
-          <w:rPr>
-            <w:lang w:val="es_ES" w:bidi="es_ES"/>
-          </w:rPr>
-          <w:rPr>
-            <w:color w:val="0000EE"/>
-            <w:u w:val="single"/>
-          </w:rPr>
-          <w:t>2 Reyes 21.1–18;</w:t>
-        </w:r>
-      </w:hyperlink>
+      <w:r>
+        <w:rPr>
+          <w:lang w:val="es_ES" w:bidi="es_ES"/>
+        </w:rPr>
+        <w:t>2 Reyes 21.1–18;</w:t>
+      </w:r>
       <w:r>
         <w:rPr>
           <w:lang w:val="es_ES" w:bidi="es_ES"/>
         </w:rPr>
         <w:t xml:space="preserve"> </w:t>
       </w:r>
-      <w:hyperlink r:id="rId14">
-        <w:r>
-          <w:rPr>
-            <w:lang w:val="es_ES" w:bidi="es_ES"/>
-          </w:rPr>
-          <w:rPr>
-            <w:color w:val="0000EE"/>
-            <w:u w:val="single"/>
-          </w:rPr>
-          <w:t>2 Crónicas 33.1–9</w:t>
-        </w:r>
-      </w:hyperlink>
+      <w:r>
+        <w:rPr>
+          <w:lang w:val="es_ES" w:bidi="es_ES"/>
+        </w:rPr>
+        <w:t>2 Crónicas 33.1–9</w:t>
+      </w:r>
       <w:r>
         <w:rPr>
           <w:lang w:val="es_ES" w:bidi="es_ES"/>
         </w:rPr>
         <w:t>). Esto fue sorprendente porque su padre, el rey Ezequías, fue un rey bueno y fiel (</w:t>
       </w:r>
-      <w:hyperlink r:id="rId15">
-        <w:r>
-          <w:rPr>
-            <w:lang w:val="es_ES" w:bidi="es_ES"/>
-          </w:rPr>
-          <w:rPr>
-            <w:color w:val="0000EE"/>
-            <w:u w:val="single"/>
-          </w:rPr>
-          <w:t>2 Reyes 20.21</w:t>
-        </w:r>
-      </w:hyperlink>
+      <w:r>
+        <w:rPr>
+          <w:lang w:val="es_ES" w:bidi="es_ES"/>
+        </w:rPr>
+        <w:t>2 Reyes 20.21</w:t>
+      </w:r>
       <w:r>
         <w:rPr>
           <w:lang w:val="es_ES" w:bidi="es_ES"/>
@@ -535,126 +517,84 @@
         </w:rPr>
         <w:t>En el año 697 a.C., Manasés comenzó a gobernar junto a su padre, Ezequías, a la edad de doce años (</w:t>
       </w:r>
-      <w:hyperlink r:id="rId16">
-        <w:r>
-          <w:rPr>
-            <w:lang w:val="es_ES" w:bidi="es_ES"/>
-          </w:rPr>
-          <w:rPr>
-            <w:color w:val="0000EE"/>
-            <w:u w:val="single"/>
-          </w:rPr>
-          <w:t>2 Crónicas 33.1</w:t>
-        </w:r>
-      </w:hyperlink>
+      <w:r>
+        <w:rPr>
+          <w:lang w:val="es_ES" w:bidi="es_ES"/>
+        </w:rPr>
+        <w:t>2 Crónicas 33.1</w:t>
+      </w:r>
       <w:r>
         <w:rPr>
           <w:lang w:val="es_ES" w:bidi="es_ES"/>
         </w:rPr>
         <w:t>). En 686 a.C., tras la muerte de Ezequías, Manasés se convirtió en el único rey. Gobernó durante cincuenta y cinco años (</w:t>
       </w:r>
-      <w:hyperlink r:id="rId17">
-        <w:r>
-          <w:rPr>
-            <w:lang w:val="es_ES" w:bidi="es_ES"/>
-          </w:rPr>
-          <w:rPr>
-            <w:color w:val="0000EE"/>
-            <w:u w:val="single"/>
-          </w:rPr>
-          <w:t>2 Reyes 21.1</w:t>
-        </w:r>
-      </w:hyperlink>
+      <w:r>
+        <w:rPr>
+          <w:lang w:val="es_ES" w:bidi="es_ES"/>
+        </w:rPr>
+        <w:t>2 Reyes 21.1</w:t>
+      </w:r>
       <w:r>
         <w:rPr>
           <w:lang w:val="es_ES" w:bidi="es_ES"/>
         </w:rPr>
         <w:t>), siendo el monarca con el reinado más largo en Judá o Israel. Lamentablemente, fue el rey más malvado de Judá. Reconstruyó los lugares altos para el culto pagano, promovió la adoración de Baal, el sol, la luna y las estrellas, e incluso sacrificó a su hijo (</w:t>
       </w:r>
-      <w:hyperlink r:id="rId18">
-        <w:r>
-          <w:rPr>
-            <w:lang w:val="es_ES" w:bidi="es_ES"/>
-          </w:rPr>
-          <w:rPr>
-            <w:color w:val="0000EE"/>
-            <w:u w:val="single"/>
-          </w:rPr>
-          <w:t>2 Reyes 21.2–9,</w:t>
-        </w:r>
-      </w:hyperlink>
+      <w:r>
+        <w:rPr>
+          <w:lang w:val="es_ES" w:bidi="es_ES"/>
+        </w:rPr>
+        <w:t>2 Reyes 21.2–9,</w:t>
+      </w:r>
       <w:r>
         <w:rPr>
           <w:lang w:val="es_ES" w:bidi="es_ES"/>
         </w:rPr>
         <w:t xml:space="preserve"> ver </w:t>
       </w:r>
-      <w:hyperlink r:id="rId19">
-        <w:r>
-          <w:rPr>
-            <w:lang w:val="es_ES" w:bidi="es_ES"/>
-          </w:rPr>
-          <w:rPr>
-            <w:color w:val="0000EE"/>
-            <w:u w:val="single"/>
-          </w:rPr>
-          <w:t>2 Reyes 23.10,</w:t>
-        </w:r>
-      </w:hyperlink>
+      <w:r>
+        <w:rPr>
+          <w:lang w:val="es_ES" w:bidi="es_ES"/>
+        </w:rPr>
+        <w:t>2 Reyes 23.10,</w:t>
+      </w:r>
       <w:r>
         <w:rPr>
           <w:lang w:val="es_ES" w:bidi="es_ES"/>
         </w:rPr>
         <w:t xml:space="preserve"> </w:t>
       </w:r>
-      <w:hyperlink r:id="rId20">
-        <w:r>
-          <w:rPr>
-            <w:lang w:val="es_ES" w:bidi="es_ES"/>
-          </w:rPr>
-          <w:rPr>
-            <w:color w:val="0000EE"/>
-            <w:u w:val="single"/>
-          </w:rPr>
-          <w:t>Jeremías 7.31</w:t>
-        </w:r>
-      </w:hyperlink>
+      <w:r>
+        <w:rPr>
+          <w:lang w:val="es_ES" w:bidi="es_ES"/>
+        </w:rPr>
+        <w:t>Jeremías 7.31</w:t>
+      </w:r>
       <w:r>
         <w:rPr>
           <w:lang w:val="es_ES" w:bidi="es_ES"/>
         </w:rPr>
         <w:t>). Permitió la adivinación (buscar conocimiento del futuro a través de métodos sobrenaturales) y la hechicería (usar magia con la ayuda de espíritus malignos) en Judá. “Derramó tanta sangre inocente que llenó Jerusalén… con sangre inocente” (</w:t>
       </w:r>
-      <w:hyperlink r:id="rId21">
-        <w:r>
-          <w:rPr>
-            <w:lang w:val="es_ES" w:bidi="es_ES"/>
-          </w:rPr>
-          <w:rPr>
-            <w:color w:val="0000EE"/>
-            <w:u w:val="single"/>
-          </w:rPr>
-          <w:t>2 Reyes 21.16,</w:t>
-        </w:r>
-      </w:hyperlink>
+      <w:r>
+        <w:rPr>
+          <w:lang w:val="es_ES" w:bidi="es_ES"/>
+        </w:rPr>
+        <w:t>2 Reyes 21.16,</w:t>
+      </w:r>
       <w:r>
         <w:rPr>
           <w:lang w:val="es_ES" w:bidi="es_ES"/>
         </w:rPr>
         <w:t xml:space="preserve"> </w:t>
       </w:r>
-      <w:hyperlink r:id="rId22">
-        <w:r>
-          <w:rPr>
-            <w:lang w:val="es_ES" w:bidi="es_ES"/>
-          </w:rPr>
-          <w:rPr>
-            <w:color w:val="0000EE"/>
-            <w:u w:val="single"/>
-          </w:rPr>
-          <w:t>24.3–4</w:t>
-        </w:r>
-      </w:hyperlink>
+      <w:r>
+        <w:rPr>
+          <w:lang w:val="es_ES" w:bidi="es_ES"/>
+        </w:rPr>
+        <w:t>24.3–4</w:t>
+      </w:r>
       <w:r>
         <w:rPr>
           <w:lang w:val="es_ES" w:bidi="es_ES"/>
@@ -689,54 +629,36 @@
         </w:rPr>
         <w:t>Debido al gran pecado de Manasés, Dios decidió "borrar a Jerusalén como se borra un plato—limpiándolo y poniéndolo boca abajo" (</w:t>
       </w:r>
-      <w:hyperlink r:id="rId23">
-        <w:r>
-          <w:rPr>
-            <w:lang w:val="es_ES" w:bidi="es_ES"/>
-          </w:rPr>
-          <w:rPr>
-            <w:color w:val="0000EE"/>
-            <w:u w:val="single"/>
-          </w:rPr>
-          <w:t>2 Reyes 21.13</w:t>
-        </w:r>
-      </w:hyperlink>
+      <w:r>
+        <w:rPr>
+          <w:lang w:val="es_ES" w:bidi="es_ES"/>
+        </w:rPr>
+        <w:t>2 Reyes 21.13</w:t>
+      </w:r>
       <w:r>
         <w:rPr>
           <w:lang w:val="es_ES" w:bidi="es_ES"/>
         </w:rPr>
         <w:t>). Sin embargo, Manasés se arrepintió tarde en su vida. El ejército Asirio lo capturó, le puso un gancho en la nariz y lo exilió a Babilonia (</w:t>
       </w:r>
-      <w:hyperlink r:id="rId24">
-        <w:r>
-          <w:rPr>
-            <w:lang w:val="es_ES" w:bidi="es_ES"/>
-          </w:rPr>
-          <w:rPr>
-            <w:color w:val="0000EE"/>
-            <w:u w:val="single"/>
-          </w:rPr>
-          <w:t>2 Crónicas 33.10–13</w:t>
-        </w:r>
-      </w:hyperlink>
+      <w:r>
+        <w:rPr>
+          <w:lang w:val="es_ES" w:bidi="es_ES"/>
+        </w:rPr>
+        <w:t>2 Crónicas 33.10–13</w:t>
+      </w:r>
       <w:r>
         <w:rPr>
           <w:lang w:val="es_ES" w:bidi="es_ES"/>
         </w:rPr>
         <w:t>). Allí, Manasés se volvió al Señor. Dios escuchó sus oraciones, lo restauró como rey y bendijo el resto de su reinado mientras Manasés trabajaba para restaurar la adoración adecuada a Dios solamente (</w:t>
       </w:r>
-      <w:hyperlink r:id="rId25">
-        <w:r>
-          <w:rPr>
-            <w:lang w:val="es_ES" w:bidi="es_ES"/>
-          </w:rPr>
-          <w:rPr>
-            <w:color w:val="0000EE"/>
-            <w:u w:val="single"/>
-          </w:rPr>
-          <w:t>2 Crónicas 33.14–17</w:t>
-        </w:r>
-      </w:hyperlink>
+      <w:r>
+        <w:rPr>
+          <w:lang w:val="es_ES" w:bidi="es_ES"/>
+        </w:rPr>
+        <w:t>2 Crónicas 33.14–17</w:t>
+      </w:r>
       <w:r>
         <w:rPr>
           <w:lang w:val="es_ES" w:bidi="es_ES"/>
@@ -757,54 +679,36 @@
         </w:rPr>
         <w:t>Lamentablemente, los pecados de Manasés se habían propagado entre el pueblo de Judá (</w:t>
       </w:r>
-      <w:hyperlink r:id="rId26">
-        <w:r>
-          <w:rPr>
-            <w:lang w:val="es_ES" w:bidi="es_ES"/>
-          </w:rPr>
-          <w:rPr>
-            <w:color w:val="0000EE"/>
-            <w:u w:val="single"/>
-          </w:rPr>
-          <w:t>2 Crónicas 33.17</w:t>
-        </w:r>
-      </w:hyperlink>
+      <w:r>
+        <w:rPr>
+          <w:lang w:val="es_ES" w:bidi="es_ES"/>
+        </w:rPr>
+        <w:t>2 Crónicas 33.17</w:t>
+      </w:r>
       <w:r>
         <w:rPr>
           <w:lang w:val="es_ES" w:bidi="es_ES"/>
         </w:rPr>
         <w:t>). Dios no cambió su decisión de juzgar el reino (</w:t>
       </w:r>
-      <w:hyperlink r:id="rId27">
-        <w:r>
-          <w:rPr>
-            <w:lang w:val="es_ES" w:bidi="es_ES"/>
-          </w:rPr>
-          <w:rPr>
-            <w:color w:val="0000EE"/>
-            <w:u w:val="single"/>
-          </w:rPr>
-          <w:t>2 Reyes 23.26</w:t>
-        </w:r>
-      </w:hyperlink>
+      <w:r>
+        <w:rPr>
+          <w:lang w:val="es_ES" w:bidi="es_ES"/>
+        </w:rPr>
+        <w:t>2 Reyes 23.26</w:t>
+      </w:r>
       <w:r>
         <w:rPr>
           <w:lang w:val="es_ES" w:bidi="es_ES"/>
         </w:rPr>
         <w:t xml:space="preserve">; </w:t>
       </w:r>
-      <w:hyperlink r:id="rId22">
-        <w:r>
-          <w:rPr>
-            <w:lang w:val="es_ES" w:bidi="es_ES"/>
-          </w:rPr>
-          <w:rPr>
-            <w:color w:val="0000EE"/>
-            <w:u w:val="single"/>
-          </w:rPr>
-          <w:t>24.3–4</w:t>
-        </w:r>
-      </w:hyperlink>
+      <w:r>
+        <w:rPr>
+          <w:lang w:val="es_ES" w:bidi="es_ES"/>
+        </w:rPr>
+        <w:t>24.3–4</w:t>
+      </w:r>
       <w:r>
         <w:rPr>
           <w:lang w:val="es_ES" w:bidi="es_ES"/>
@@ -835,18 +739,12 @@
         </w:rPr>
         <w:t>" (</w:t>
       </w:r>
-      <w:hyperlink r:id="rId28">
-        <w:r>
-          <w:rPr>
-            <w:lang w:val="es_ES" w:bidi="es_ES"/>
-          </w:rPr>
-          <w:rPr>
-            <w:color w:val="0000EE"/>
-            <w:u w:val="single"/>
-          </w:rPr>
-          <w:t>Jeremías 15.4</w:t>
-        </w:r>
-      </w:hyperlink>
+      <w:r>
+        <w:rPr>
+          <w:lang w:val="es_ES" w:bidi="es_ES"/>
+        </w:rPr>
+        <w:t>Jeremías 15.4</w:t>
+      </w:r>
       <w:r>
         <w:rPr>
           <w:lang w:val="es_ES" w:bidi="es_ES"/>
@@ -879,54 +777,36 @@
         </w:rPr>
         <w:t>Cuando Manasés murió en 642 a.C. a los 67 años, fue enterrado en su propio jardín (</w:t>
       </w:r>
-      <w:hyperlink r:id="rId29">
-        <w:r>
-          <w:rPr>
-            <w:lang w:val="es_ES" w:bidi="es_ES"/>
-          </w:rPr>
-          <w:rPr>
-            <w:color w:val="0000EE"/>
-            <w:u w:val="single"/>
-          </w:rPr>
-          <w:t>2 Reyes 21.18</w:t>
-        </w:r>
-      </w:hyperlink>
+      <w:r>
+        <w:rPr>
+          <w:lang w:val="es_ES" w:bidi="es_ES"/>
+        </w:rPr>
+        <w:t>2 Reyes 21.18</w:t>
+      </w:r>
       <w:r>
         <w:rPr>
           <w:lang w:val="es_ES" w:bidi="es_ES"/>
         </w:rPr>
         <w:t>). No fue sepultado junto a líderes respetados como Joiada y Ezechîas (</w:t>
       </w:r>
-      <w:hyperlink r:id="rId30">
-        <w:r>
-          <w:rPr>
-            <w:lang w:val="es_ES" w:bidi="es_ES"/>
-          </w:rPr>
-          <w:rPr>
-            <w:color w:val="0000EE"/>
-            <w:u w:val="single"/>
-          </w:rPr>
-          <w:t>2 Crónicas 24.15–16,</w:t>
-        </w:r>
-      </w:hyperlink>
+      <w:r>
+        <w:rPr>
+          <w:lang w:val="es_ES" w:bidi="es_ES"/>
+        </w:rPr>
+        <w:t>2 Crónicas 24.15–16,</w:t>
+      </w:r>
       <w:r>
         <w:rPr>
           <w:lang w:val="es_ES" w:bidi="es_ES"/>
         </w:rPr>
         <w:t xml:space="preserve"> </w:t>
       </w:r>
-      <w:hyperlink r:id="rId31">
-        <w:r>
-          <w:rPr>
-            <w:lang w:val="es_ES" w:bidi="es_ES"/>
-          </w:rPr>
-          <w:rPr>
-            <w:color w:val="0000EE"/>
-            <w:u w:val="single"/>
-          </w:rPr>
-          <w:t>32.33</w:t>
-        </w:r>
-      </w:hyperlink>
+      <w:r>
+        <w:rPr>
+          <w:lang w:val="es_ES" w:bidi="es_ES"/>
+        </w:rPr>
+        <w:t>32.33</w:t>
+      </w:r>
       <w:r>
         <w:rPr>
           <w:lang w:val="es_ES" w:bidi="es_ES"/>
@@ -956,90 +836,60 @@
           <w:lang w:val="es_ES" w:bidi="es_ES"/>
         </w:rPr>
       </w:r>
-      <w:hyperlink r:id="rId32">
-        <w:r>
-          <w:rPr>
-            <w:lang w:val="es_ES" w:bidi="es_ES"/>
-          </w:rPr>
-          <w:rPr>
-            <w:color w:val="0000EE"/>
-            <w:u w:val="single"/>
-          </w:rPr>
-          <w:t>2 Reyes 20.21–21.18,</w:t>
-        </w:r>
-      </w:hyperlink>
+      <w:r>
+        <w:rPr>
+          <w:lang w:val="es_ES" w:bidi="es_ES"/>
+        </w:rPr>
+        <w:t>2 Reyes 20.21–21.18,</w:t>
+      </w:r>
       <w:r>
         <w:rPr>
           <w:lang w:val="es_ES" w:bidi="es_ES"/>
         </w:rPr>
         <w:t xml:space="preserve"> </w:t>
       </w:r>
-      <w:hyperlink r:id="rId27">
-        <w:r>
-          <w:rPr>
-            <w:lang w:val="es_ES" w:bidi="es_ES"/>
-          </w:rPr>
-          <w:rPr>
-            <w:color w:val="0000EE"/>
-            <w:u w:val="single"/>
-          </w:rPr>
-          <w:t>23.26,</w:t>
-        </w:r>
-      </w:hyperlink>
+      <w:r>
+        <w:rPr>
+          <w:lang w:val="es_ES" w:bidi="es_ES"/>
+        </w:rPr>
+        <w:t>23.26,</w:t>
+      </w:r>
       <w:r>
         <w:rPr>
           <w:lang w:val="es_ES" w:bidi="es_ES"/>
         </w:rPr>
         <w:t xml:space="preserve"> </w:t>
       </w:r>
-      <w:hyperlink r:id="rId33">
-        <w:r>
-          <w:rPr>
-            <w:lang w:val="es_ES" w:bidi="es_ES"/>
-          </w:rPr>
-          <w:rPr>
-            <w:color w:val="0000EE"/>
-            <w:u w:val="single"/>
-          </w:rPr>
-          <w:t>24.3;</w:t>
-        </w:r>
-      </w:hyperlink>
+      <w:r>
+        <w:rPr>
+          <w:lang w:val="es_ES" w:bidi="es_ES"/>
+        </w:rPr>
+        <w:t>24.3;</w:t>
+      </w:r>
       <w:r>
         <w:rPr>
           <w:lang w:val="es_ES" w:bidi="es_ES"/>
         </w:rPr>
         <w:t xml:space="preserve"> </w:t>
       </w:r>
-      <w:hyperlink r:id="rId34">
-        <w:r>
-          <w:rPr>
-            <w:lang w:val="es_ES" w:bidi="es_ES"/>
-          </w:rPr>
-          <w:rPr>
-            <w:color w:val="0000EE"/>
-            <w:u w:val="single"/>
-          </w:rPr>
-          <w:t>2 Crónicas 32.33–33.20,</w:t>
-        </w:r>
-      </w:hyperlink>
+      <w:r>
+        <w:rPr>
+          <w:lang w:val="es_ES" w:bidi="es_ES"/>
+        </w:rPr>
+        <w:t>2 Crónicas 32.33–33.20,</w:t>
+      </w:r>
       <w:r>
         <w:rPr>
           <w:lang w:val="es_ES" w:bidi="es_ES"/>
         </w:rPr>
         <w:t xml:space="preserve"> </w:t>
       </w:r>
-      <w:hyperlink r:id="rId28">
-        <w:r>
-          <w:rPr>
-            <w:lang w:val="es_ES" w:bidi="es_ES"/>
-          </w:rPr>
-          <w:rPr>
-            <w:color w:val="0000EE"/>
-            <w:u w:val="single"/>
-          </w:rPr>
-          <w:t>Jeremías 15.4</w:t>
-        </w:r>
-      </w:hyperlink>
+      <w:r>
+        <w:rPr>
+          <w:lang w:val="es_ES" w:bidi="es_ES"/>
+        </w:rPr>
+        <w:t>Jeremías 15.4</w:t>
+      </w:r>
       <w:r>
         <w:rPr>
           <w:lang w:val="es_ES" w:bidi="es_ES"/>
@@ -1088,90 +938,60 @@
         </w:rPr>
         <w:t>María, la esposa de José, fue la madre virgen de Jesús. Lucas nos relata que, siendo una joven en Nazaret, María estaba comprometida con José, un carpintero local. Antes de que se casaran, un ángel le anunció que quedaría embarazada por el Espíritu de Dios y daría a luz al Hijo de Dios (</w:t>
       </w:r>
-      <w:hyperlink r:id="rId35">
-        <w:r>
-          <w:rPr>
-            <w:lang w:val="es_ES" w:bidi="es_ES"/>
-          </w:rPr>
-          <w:rPr>
-            <w:color w:val="0000EE"/>
-            <w:u w:val="single"/>
-          </w:rPr>
-          <w:t>Lucas 1.26–35</w:t>
-        </w:r>
-      </w:hyperlink>
+      <w:r>
+        <w:rPr>
+          <w:lang w:val="es_ES" w:bidi="es_ES"/>
+        </w:rPr>
+        <w:t>Lucas 1.26–35</w:t>
+      </w:r>
       <w:r>
         <w:rPr>
           <w:lang w:val="es_ES" w:bidi="es_ES"/>
         </w:rPr>
         <w:t>). María aceptó este extraordinario mensaje con fe sencilla, sometiéndose humildemente a la voluntad de Dios (</w:t>
       </w:r>
-      <w:hyperlink r:id="rId36">
-        <w:r>
-          <w:rPr>
-            <w:lang w:val="es_ES" w:bidi="es_ES"/>
-          </w:rPr>
-          <w:rPr>
-            <w:color w:val="0000EE"/>
-            <w:u w:val="single"/>
-          </w:rPr>
-          <w:t>Lucas 1.38</w:t>
-        </w:r>
-      </w:hyperlink>
+      <w:r>
+        <w:rPr>
+          <w:lang w:val="es_ES" w:bidi="es_ES"/>
+        </w:rPr>
+        <w:t>Lucas 1.38</w:t>
+      </w:r>
       <w:r>
         <w:rPr>
           <w:lang w:val="es_ES" w:bidi="es_ES"/>
         </w:rPr>
         <w:t xml:space="preserve">; ver también </w:t>
       </w:r>
-      <w:hyperlink r:id="rId37">
-        <w:r>
-          <w:rPr>
-            <w:lang w:val="es_ES" w:bidi="es_ES"/>
-          </w:rPr>
-          <w:rPr>
-            <w:color w:val="0000EE"/>
-            <w:u w:val="single"/>
-          </w:rPr>
-          <w:t>Lucas 1.46–55</w:t>
-        </w:r>
-      </w:hyperlink>
+      <w:r>
+        <w:rPr>
+          <w:lang w:val="es_ES" w:bidi="es_ES"/>
+        </w:rPr>
+        <w:t>Lucas 1.46–55</w:t>
+      </w:r>
       <w:r>
         <w:rPr>
           <w:lang w:val="es_ES" w:bidi="es_ES"/>
         </w:rPr>
         <w:t>). Poco después, su pariente Elisabet confirmó el mensaje, llamando a María la más bendecida de todas las mujeres (</w:t>
       </w:r>
-      <w:hyperlink r:id="rId38">
-        <w:r>
-          <w:rPr>
-            <w:lang w:val="es_ES" w:bidi="es_ES"/>
-          </w:rPr>
-          <w:rPr>
-            <w:color w:val="0000EE"/>
-            <w:u w:val="single"/>
-          </w:rPr>
-          <w:t>Lucas 1.39–45</w:t>
-        </w:r>
-      </w:hyperlink>
+      <w:r>
+        <w:rPr>
+          <w:lang w:val="es_ES" w:bidi="es_ES"/>
+        </w:rPr>
+        <w:t>Lucas 1.39–45</w:t>
+      </w:r>
       <w:r>
         <w:rPr>
           <w:lang w:val="es_ES" w:bidi="es_ES"/>
         </w:rPr>
         <w:t>). La gente vio el milagroso nacimiento del Hijo de Dios por parte de María como un cumplimiento de la profecía (</w:t>
       </w:r>
-      <w:hyperlink r:id="rId39">
-        <w:r>
-          <w:rPr>
-            <w:lang w:val="es_ES" w:bidi="es_ES"/>
-          </w:rPr>
-          <w:rPr>
-            <w:color w:val="0000EE"/>
-            <w:u w:val="single"/>
-          </w:rPr>
-          <w:t>Isaías 7.14</w:t>
-        </w:r>
-      </w:hyperlink>
+      <w:r>
+        <w:rPr>
+          <w:lang w:val="es_ES" w:bidi="es_ES"/>
+        </w:rPr>
+        <w:t>Isaías 7.14</w:t>
+      </w:r>
       <w:r>
         <w:rPr>
           <w:lang w:val="es_ES" w:bidi="es_ES"/>
@@ -1204,108 +1024,72 @@
         </w:rPr>
         <w:t xml:space="preserve"> para un censo romano. El niño nació en un establo porque no había otro alojamiento disponible (</w:t>
       </w:r>
-      <w:hyperlink r:id="rId40">
-        <w:r>
-          <w:rPr>
-            <w:lang w:val="es_ES" w:bidi="es_ES"/>
-          </w:rPr>
-          <w:rPr>
-            <w:color w:val="0000EE"/>
-            <w:u w:val="single"/>
-          </w:rPr>
-          <w:t>Lucas 2.1–7</w:t>
-        </w:r>
-      </w:hyperlink>
+      <w:r>
+        <w:rPr>
+          <w:lang w:val="es_ES" w:bidi="es_ES"/>
+        </w:rPr>
+        <w:t>Lucas 2.1–7</w:t>
+      </w:r>
       <w:r>
         <w:rPr>
           <w:lang w:val="es_ES" w:bidi="es_ES"/>
         </w:rPr>
         <w:t>). Más tarde, María y José huyeron a Egipto para proteger al niño de la masacre de Herodes de los niños pequeños en Belén (</w:t>
       </w:r>
-      <w:hyperlink r:id="rId41">
-        <w:r>
-          <w:rPr>
-            <w:lang w:val="es_ES" w:bidi="es_ES"/>
-          </w:rPr>
-          <w:rPr>
-            <w:color w:val="0000EE"/>
-            <w:u w:val="single"/>
-          </w:rPr>
-          <w:t>Mateo 2.13–18</w:t>
-        </w:r>
-      </w:hyperlink>
+      <w:r>
+        <w:rPr>
+          <w:lang w:val="es_ES" w:bidi="es_ES"/>
+        </w:rPr>
+        <w:t>Mateo 2.13–18</w:t>
+      </w:r>
       <w:r>
         <w:rPr>
           <w:lang w:val="es_ES" w:bidi="es_ES"/>
         </w:rPr>
         <w:t>). Al regresar, se establecieron en Nazaret para criar a su familia (</w:t>
       </w:r>
-      <w:hyperlink r:id="rId42">
-        <w:r>
-          <w:rPr>
-            <w:lang w:val="es_ES" w:bidi="es_ES"/>
-          </w:rPr>
-          <w:rPr>
-            <w:color w:val="0000EE"/>
-            <w:u w:val="single"/>
-          </w:rPr>
-          <w:t>Mateo 2.19–23</w:t>
-        </w:r>
-      </w:hyperlink>
+      <w:r>
+        <w:rPr>
+          <w:lang w:val="es_ES" w:bidi="es_ES"/>
+        </w:rPr>
+        <w:t>Mateo 2.19–23</w:t>
+      </w:r>
       <w:r>
         <w:rPr>
           <w:lang w:val="es_ES" w:bidi="es_ES"/>
         </w:rPr>
         <w:t>). Después del nacimiento de Jesús, es probable que María tuviera varios otros hijos e hijas (</w:t>
       </w:r>
-      <w:hyperlink r:id="rId43">
-        <w:r>
-          <w:rPr>
-            <w:lang w:val="es_ES" w:bidi="es_ES"/>
-          </w:rPr>
-          <w:rPr>
-            <w:color w:val="0000EE"/>
-            <w:u w:val="single"/>
-          </w:rPr>
-          <w:t>Mateo 13.55–56,</w:t>
-        </w:r>
-      </w:hyperlink>
+      <w:r>
+        <w:rPr>
+          <w:lang w:val="es_ES" w:bidi="es_ES"/>
+        </w:rPr>
+        <w:t>Mateo 13.55–56,</w:t>
+      </w:r>
       <w:r>
         <w:rPr>
           <w:lang w:val="es_ES" w:bidi="es_ES"/>
         </w:rPr>
         <w:t xml:space="preserve"> </w:t>
       </w:r>
-      <w:hyperlink r:id="rId44">
-        <w:r>
-          <w:rPr>
-            <w:lang w:val="es_ES" w:bidi="es_ES"/>
-          </w:rPr>
-          <w:rPr>
-            <w:color w:val="0000EE"/>
-            <w:u w:val="single"/>
-          </w:rPr>
-          <w:t>Marcos 6.3</w:t>
-        </w:r>
-      </w:hyperlink>
+      <w:r>
+        <w:rPr>
+          <w:lang w:val="es_ES" w:bidi="es_ES"/>
+        </w:rPr>
+        <w:t>Marcos 6.3</w:t>
+      </w:r>
       <w:r>
         <w:rPr>
           <w:lang w:val="es_ES" w:bidi="es_ES"/>
         </w:rPr>
         <w:t xml:space="preserve">). Es probable que María le haya contado a Lucas los detalles del nacimiento de Jesús y los eventos extraordinarios que lo rodearon (ver </w:t>
       </w:r>
-      <w:hyperlink r:id="rId45">
-        <w:r>
-          <w:rPr>
-            <w:lang w:val="es_ES" w:bidi="es_ES"/>
-          </w:rPr>
-          <w:rPr>
-            <w:color w:val="0000EE"/>
-            <w:u w:val="single"/>
-          </w:rPr>
-          <w:t>Lucas 2.51</w:t>
-        </w:r>
-      </w:hyperlink>
+      <w:r>
+        <w:rPr>
+          <w:lang w:val="es_ES" w:bidi="es_ES"/>
+        </w:rPr>
+        <w:t>Lucas 2.51</w:t>
+      </w:r>
       <w:r>
         <w:rPr>
           <w:lang w:val="es_ES" w:bidi="es_ES"/>
@@ -1326,90 +1110,60 @@
         </w:rPr>
         <w:t>Cuando Jesús tenía doce años, se quedó en el templo durante un viaje familiar a Jerusalén. María y José lo regañaron por quedarse atrás cuando partieron, pero no comprendieron su respuesta (</w:t>
       </w:r>
-      <w:hyperlink r:id="rId46">
-        <w:r>
-          <w:rPr>
-            <w:lang w:val="es_ES" w:bidi="es_ES"/>
-          </w:rPr>
-          <w:rPr>
-            <w:color w:val="0000EE"/>
-            <w:u w:val="single"/>
-          </w:rPr>
-          <w:t>Lucas 2.41–51</w:t>
-        </w:r>
-      </w:hyperlink>
+      <w:r>
+        <w:rPr>
+          <w:lang w:val="es_ES" w:bidi="es_ES"/>
+        </w:rPr>
+        <w:t>Lucas 2.41–51</w:t>
+      </w:r>
       <w:r>
         <w:rPr>
           <w:lang w:val="es_ES" w:bidi="es_ES"/>
         </w:rPr>
         <w:t>). Al inicio del ministerio público de Jesús, María lo instó a realizar un milagro en una boda en Caná (</w:t>
       </w:r>
-      <w:hyperlink r:id="rId47">
-        <w:r>
-          <w:rPr>
-            <w:lang w:val="es_ES" w:bidi="es_ES"/>
-          </w:rPr>
-          <w:rPr>
-            <w:color w:val="0000EE"/>
-            <w:u w:val="single"/>
-          </w:rPr>
-          <w:t>Juan 2.1–11</w:t>
-        </w:r>
-      </w:hyperlink>
+      <w:r>
+        <w:rPr>
+          <w:lang w:val="es_ES" w:bidi="es_ES"/>
+        </w:rPr>
+        <w:t>Juan 2.1–11</w:t>
+      </w:r>
       <w:r>
         <w:rPr>
           <w:lang w:val="es_ES" w:bidi="es_ES"/>
         </w:rPr>
         <w:t>). Más tarde, cuando ella y los hermanos de Jesús fueron a verlo, él dijo que sus discípulos eran su "verdadera familia" (</w:t>
       </w:r>
-      <w:hyperlink r:id="rId48">
-        <w:r>
-          <w:rPr>
-            <w:lang w:val="es_ES" w:bidi="es_ES"/>
-          </w:rPr>
-          <w:rPr>
-            <w:color w:val="0000EE"/>
-            <w:u w:val="single"/>
-          </w:rPr>
-          <w:t>Mateo 12.46–50;</w:t>
-        </w:r>
-      </w:hyperlink>
+      <w:r>
+        <w:rPr>
+          <w:lang w:val="es_ES" w:bidi="es_ES"/>
+        </w:rPr>
+        <w:t>Mateo 12.46–50;</w:t>
+      </w:r>
       <w:r>
         <w:rPr>
           <w:lang w:val="es_ES" w:bidi="es_ES"/>
         </w:rPr>
         <w:t xml:space="preserve"> </w:t>
       </w:r>
-      <w:hyperlink r:id="rId49">
-        <w:r>
-          <w:rPr>
-            <w:lang w:val="es_ES" w:bidi="es_ES"/>
-          </w:rPr>
-          <w:rPr>
-            <w:color w:val="0000EE"/>
-            <w:u w:val="single"/>
-          </w:rPr>
-          <w:t>Marcos 3.31–35;</w:t>
-        </w:r>
-      </w:hyperlink>
+      <w:r>
+        <w:rPr>
+          <w:lang w:val="es_ES" w:bidi="es_ES"/>
+        </w:rPr>
+        <w:t>Marcos 3.31–35;</w:t>
+      </w:r>
       <w:r>
         <w:rPr>
           <w:lang w:val="es_ES" w:bidi="es_ES"/>
         </w:rPr>
         <w:t xml:space="preserve"> </w:t>
       </w:r>
-      <w:hyperlink r:id="rId50">
-        <w:r>
-          <w:rPr>
-            <w:lang w:val="es_ES" w:bidi="es_ES"/>
-          </w:rPr>
-          <w:rPr>
-            <w:color w:val="0000EE"/>
-            <w:u w:val="single"/>
-          </w:rPr>
-          <w:t>Lucas 8.19–21</w:t>
-        </w:r>
-      </w:hyperlink>
+      <w:r>
+        <w:rPr>
+          <w:lang w:val="es_ES" w:bidi="es_ES"/>
+        </w:rPr>
+        <w:t>Lucas 8.19–21</w:t>
+      </w:r>
       <w:r>
         <w:rPr>
           <w:lang w:val="es_ES" w:bidi="es_ES"/>
@@ -1430,90 +1184,60 @@
         </w:rPr>
         <w:t xml:space="preserve">Cuando Jesús fue crucificado, María estaba entre las mujeres que observaban (ver </w:t>
       </w:r>
-      <w:hyperlink r:id="rId51">
-        <w:r>
-          <w:rPr>
-            <w:lang w:val="es_ES" w:bidi="es_ES"/>
-          </w:rPr>
-          <w:rPr>
-            <w:color w:val="0000EE"/>
-            <w:u w:val="single"/>
-          </w:rPr>
-          <w:t>Marcos 15.40</w:t>
-        </w:r>
-      </w:hyperlink>
+      <w:r>
+        <w:rPr>
+          <w:lang w:val="es_ES" w:bidi="es_ES"/>
+        </w:rPr>
+        <w:t>Marcos 15.40</w:t>
+      </w:r>
       <w:r>
         <w:rPr>
           <w:lang w:val="es_ES" w:bidi="es_ES"/>
         </w:rPr>
         <w:t xml:space="preserve">, </w:t>
       </w:r>
-      <w:hyperlink r:id="rId52">
-        <w:r>
-          <w:rPr>
-            <w:lang w:val="es_ES" w:bidi="es_ES"/>
-          </w:rPr>
-          <w:rPr>
-            <w:color w:val="0000EE"/>
-            <w:u w:val="single"/>
-          </w:rPr>
-          <w:t>47;</w:t>
-        </w:r>
-      </w:hyperlink>
+      <w:r>
+        <w:rPr>
+          <w:lang w:val="es_ES" w:bidi="es_ES"/>
+        </w:rPr>
+        <w:t>47;</w:t>
+      </w:r>
       <w:r>
         <w:rPr>
           <w:lang w:val="es_ES" w:bidi="es_ES"/>
         </w:rPr>
         <w:t xml:space="preserve"> </w:t>
       </w:r>
-      <w:hyperlink r:id="rId53">
-        <w:r>
-          <w:rPr>
-            <w:lang w:val="es_ES" w:bidi="es_ES"/>
-          </w:rPr>
-          <w:rPr>
-            <w:color w:val="0000EE"/>
-            <w:u w:val="single"/>
-          </w:rPr>
-          <w:t>Juan 19.25</w:t>
-        </w:r>
-      </w:hyperlink>
+      <w:r>
+        <w:rPr>
+          <w:lang w:val="es_ES" w:bidi="es_ES"/>
+        </w:rPr>
+        <w:t>Juan 19.25</w:t>
+      </w:r>
       <w:r>
         <w:rPr>
           <w:lang w:val="es_ES" w:bidi="es_ES"/>
         </w:rPr>
         <w:t>). Mientras Jesús agonizaba, le pidió a Juan, el “discípulo a quien Él amaba”, que cuidara de María como si fuera su propia madre (</w:t>
       </w:r>
-      <w:hyperlink r:id="rId54">
-        <w:r>
-          <w:rPr>
-            <w:lang w:val="es_ES" w:bidi="es_ES"/>
-          </w:rPr>
-          <w:rPr>
-            <w:color w:val="0000EE"/>
-            <w:u w:val="single"/>
-          </w:rPr>
-          <w:t>Juan 19.26–27</w:t>
-        </w:r>
-      </w:hyperlink>
+      <w:r>
+        <w:rPr>
+          <w:lang w:val="es_ES" w:bidi="es_ES"/>
+        </w:rPr>
+        <w:t>Juan 19.26–27</w:t>
+      </w:r>
       <w:r>
         <w:rPr>
           <w:lang w:val="es_ES" w:bidi="es_ES"/>
         </w:rPr>
         <w:t>). Después de que Jesús murió y resucitó, María formó parte de la comunidad de creyentes. Se la menciona entre aquellos que oraban juntos cuando el Espíritu Santo descendió en el Día de Pentecostés (</w:t>
       </w:r>
-      <w:hyperlink r:id="rId55">
-        <w:r>
-          <w:rPr>
-            <w:lang w:val="es_ES" w:bidi="es_ES"/>
-          </w:rPr>
-          <w:rPr>
-            <w:color w:val="0000EE"/>
-            <w:u w:val="single"/>
-          </w:rPr>
-          <w:t>Hechos 1.14</w:t>
-        </w:r>
-      </w:hyperlink>
+      <w:r>
+        <w:rPr>
+          <w:lang w:val="es_ES" w:bidi="es_ES"/>
+        </w:rPr>
+        <w:t>Hechos 1.14</w:t>
+      </w:r>
       <w:r>
         <w:rPr>
           <w:lang w:val="es_ES" w:bidi="es_ES"/>
@@ -1557,126 +1281,84 @@
           <w:lang w:val="es_ES" w:bidi="es_ES"/>
         </w:rPr>
       </w:r>
-      <w:hyperlink r:id="rId56">
-        <w:r>
-          <w:rPr>
-            <w:lang w:val="es_ES" w:bidi="es_ES"/>
-          </w:rPr>
-          <w:rPr>
-            <w:color w:val="0000EE"/>
-            <w:u w:val="single"/>
-          </w:rPr>
-          <w:t>Mateo 1.16</w:t>
-        </w:r>
-      </w:hyperlink>
+      <w:r>
+        <w:rPr>
+          <w:lang w:val="es_ES" w:bidi="es_ES"/>
+        </w:rPr>
+        <w:t>Mateo 1.16</w:t>
+      </w:r>
       <w:r>
         <w:rPr>
           <w:lang w:val="es_ES" w:bidi="es_ES"/>
         </w:rPr>
         <w:t xml:space="preserve">, </w:t>
       </w:r>
-      <w:hyperlink r:id="rId57">
-        <w:r>
-          <w:rPr>
-            <w:lang w:val="es_ES" w:bidi="es_ES"/>
-          </w:rPr>
-          <w:rPr>
-            <w:color w:val="0000EE"/>
-            <w:u w:val="single"/>
-          </w:rPr>
-          <w:t>18–25</w:t>
-        </w:r>
-      </w:hyperlink>
+      <w:r>
+        <w:rPr>
+          <w:lang w:val="es_ES" w:bidi="es_ES"/>
+        </w:rPr>
+        <w:t>18–25</w:t>
+      </w:r>
       <w:r>
         <w:rPr>
           <w:lang w:val="es_ES" w:bidi="es_ES"/>
         </w:rPr>
         <w:t xml:space="preserve">; </w:t>
       </w:r>
-      <w:hyperlink r:id="rId58">
-        <w:r>
-          <w:rPr>
-            <w:lang w:val="es_ES" w:bidi="es_ES"/>
-          </w:rPr>
-          <w:rPr>
-            <w:color w:val="0000EE"/>
-            <w:u w:val="single"/>
-          </w:rPr>
-          <w:t>2.11</w:t>
-        </w:r>
-      </w:hyperlink>
+      <w:r>
+        <w:rPr>
+          <w:lang w:val="es_ES" w:bidi="es_ES"/>
+        </w:rPr>
+        <w:t>2.11</w:t>
+      </w:r>
       <w:r>
         <w:rPr>
           <w:lang w:val="es_ES" w:bidi="es_ES"/>
         </w:rPr>
         <w:t xml:space="preserve">, </w:t>
       </w:r>
-      <w:hyperlink r:id="rId59">
-        <w:r>
-          <w:rPr>
-            <w:lang w:val="es_ES" w:bidi="es_ES"/>
-          </w:rPr>
-          <w:rPr>
-            <w:color w:val="0000EE"/>
-            <w:u w:val="single"/>
-          </w:rPr>
-          <w:t>13–23</w:t>
-        </w:r>
-      </w:hyperlink>
+      <w:r>
+        <w:rPr>
+          <w:lang w:val="es_ES" w:bidi="es_ES"/>
+        </w:rPr>
+        <w:t>13–23</w:t>
+      </w:r>
       <w:r>
         <w:rPr>
           <w:lang w:val="es_ES" w:bidi="es_ES"/>
         </w:rPr>
         <w:t xml:space="preserve">; </w:t>
       </w:r>
-      <w:hyperlink r:id="rId60">
-        <w:r>
-          <w:rPr>
-            <w:lang w:val="es_ES" w:bidi="es_ES"/>
-          </w:rPr>
-          <w:rPr>
-            <w:color w:val="0000EE"/>
-            <w:u w:val="single"/>
-          </w:rPr>
-          <w:t>Lucas 1.26–2.51,</w:t>
-        </w:r>
-      </w:hyperlink>
+      <w:r>
+        <w:rPr>
+          <w:lang w:val="es_ES" w:bidi="es_ES"/>
+        </w:rPr>
+        <w:t>Lucas 1.26–2.51,</w:t>
+      </w:r>
       <w:r>
         <w:rPr>
           <w:lang w:val="es_ES" w:bidi="es_ES"/>
         </w:rPr>
         <w:t xml:space="preserve"> </w:t>
       </w:r>
-      <w:hyperlink r:id="rId61">
-        <w:r>
-          <w:rPr>
-            <w:lang w:val="es_ES" w:bidi="es_ES"/>
-          </w:rPr>
-          <w:rPr>
-            <w:color w:val="0000EE"/>
-            <w:u w:val="single"/>
-          </w:rPr>
-          <w:t>Juan 19.25–27,</w:t>
-        </w:r>
-      </w:hyperlink>
+      <w:r>
+        <w:rPr>
+          <w:lang w:val="es_ES" w:bidi="es_ES"/>
+        </w:rPr>
+        <w:t>Juan 19.25–27,</w:t>
+      </w:r>
       <w:r>
         <w:rPr>
           <w:lang w:val="es_ES" w:bidi="es_ES"/>
         </w:rPr>
         <w:t xml:space="preserve"> </w:t>
       </w:r>
-      <w:hyperlink r:id="rId55">
-        <w:r>
-          <w:rPr>
-            <w:lang w:val="es_ES" w:bidi="es_ES"/>
-          </w:rPr>
-          <w:rPr>
-            <w:color w:val="0000EE"/>
-            <w:u w:val="single"/>
-          </w:rPr>
-          <w:t>Hechos 1.14</w:t>
-        </w:r>
-      </w:hyperlink>
+      <w:r>
+        <w:rPr>
+          <w:lang w:val="es_ES" w:bidi="es_ES"/>
+        </w:rPr>
+        <w:t>Hechos 1.14</w:t>
+      </w:r>
       <w:r>
         <w:rPr>
           <w:lang w:val="es_ES" w:bidi="es_ES"/>
@@ -1725,18 +1407,12 @@
         </w:rPr>
         <w:t xml:space="preserve">Las hermanas Marta y María vivían con su hermano Lázaro en Bethania, cerca de Jerusalén. Jesús amaba a esta familia y pasaba tiempo con ellos. Los Evangelios de Lucas y Juan mencionan a Marta y María, mientras que Lázaro aparece solo en Juan. Este Lázaro no es el mendigo mencionado en </w:t>
       </w:r>
-      <w:hyperlink r:id="rId62">
-        <w:r>
-          <w:rPr>
-            <w:lang w:val="es_ES" w:bidi="es_ES"/>
-          </w:rPr>
-          <w:rPr>
-            <w:color w:val="0000EE"/>
-            <w:u w:val="single"/>
-          </w:rPr>
-          <w:t>Lucas 16.19–31</w:t>
-        </w:r>
-      </w:hyperlink>
+      <w:r>
+        <w:rPr>
+          <w:lang w:val="es_ES" w:bidi="es_ES"/>
+        </w:rPr>
+        <w:t>Lucas 16.19–31</w:t>
+      </w:r>
       <w:r>
         <w:rPr>
           <w:lang w:val="es_ES" w:bidi="es_ES"/>
@@ -1757,18 +1433,12 @@
         </w:rPr>
         <w:t>El relato de Lucas sobre estas dos hermanas (</w:t>
       </w:r>
-      <w:hyperlink r:id="rId63">
-        <w:r>
-          <w:rPr>
-            <w:lang w:val="es_ES" w:bidi="es_ES"/>
-          </w:rPr>
-          <w:rPr>
-            <w:color w:val="0000EE"/>
-            <w:u w:val="single"/>
-          </w:rPr>
-          <w:t>Lucas 10.38–42</w:t>
-        </w:r>
-      </w:hyperlink>
+      <w:r>
+        <w:rPr>
+          <w:lang w:val="es_ES" w:bidi="es_ES"/>
+        </w:rPr>
+        <w:t>Lucas 10.38–42</w:t>
+      </w:r>
       <w:r>
         <w:rPr>
           <w:lang w:val="es_ES" w:bidi="es_ES"/>
@@ -1789,72 +1459,48 @@
         </w:rPr>
         <w:t>El Evangelio de Juan narra la historia de Jesús resucitando a Lázaro de entre los muertos (</w:t>
       </w:r>
-      <w:hyperlink r:id="rId64">
-        <w:r>
-          <w:rPr>
-            <w:lang w:val="es_ES" w:bidi="es_ES"/>
-          </w:rPr>
-          <w:rPr>
-            <w:color w:val="0000EE"/>
-            <w:u w:val="single"/>
-          </w:rPr>
-          <w:t>Juan 11.1–44</w:t>
-        </w:r>
-      </w:hyperlink>
+      <w:r>
+        <w:rPr>
+          <w:lang w:val="es_ES" w:bidi="es_ES"/>
+        </w:rPr>
+        <w:t>Juan 11.1–44</w:t>
+      </w:r>
       <w:r>
         <w:rPr>
           <w:lang w:val="es_ES" w:bidi="es_ES"/>
         </w:rPr>
         <w:t>). Jesús llegó a Betania cuatro días después de la muerte de Lázaro. Las hermanas estaban molestas porque Jesús no había venido antes para sanar a su hermano. Jesús se sintió profundamente conmovido por las lágrimas de la familia y los amigos. Fue a la tumba y le dijo a Lázaro que saliera. Para sorpresa de todos, Lázaro salió, todavía envuelto en lienzos funerarios. Este milagro muestra a Jesús como el dador de vida eterna (</w:t>
       </w:r>
-      <w:hyperlink r:id="rId65">
-        <w:r>
-          <w:rPr>
-            <w:lang w:val="es_ES" w:bidi="es_ES"/>
-          </w:rPr>
-          <w:rPr>
-            <w:color w:val="0000EE"/>
-            <w:u w:val="single"/>
-          </w:rPr>
-          <w:t>Juan 11.25–26</w:t>
-        </w:r>
-      </w:hyperlink>
+      <w:r>
+        <w:rPr>
+          <w:lang w:val="es_ES" w:bidi="es_ES"/>
+        </w:rPr>
+        <w:t>Juan 11.25–26</w:t>
+      </w:r>
       <w:r>
         <w:rPr>
           <w:lang w:val="es_ES" w:bidi="es_ES"/>
         </w:rPr>
         <w:t>). Irónicamente, este acto también llevó a los líderes judíos a planear la muerte de Jesús porque muchas personas creyeron en sus milagros (</w:t>
       </w:r>
-      <w:hyperlink r:id="rId66">
-        <w:r>
-          <w:rPr>
-            <w:lang w:val="es_ES" w:bidi="es_ES"/>
-          </w:rPr>
-          <w:rPr>
-            <w:color w:val="0000EE"/>
-            <w:u w:val="single"/>
-          </w:rPr>
-          <w:t>Juan 11.47–53;</w:t>
-        </w:r>
-      </w:hyperlink>
+      <w:r>
+        <w:rPr>
+          <w:lang w:val="es_ES" w:bidi="es_ES"/>
+        </w:rPr>
+        <w:t>Juan 11.47–53;</w:t>
+      </w:r>
       <w:r>
         <w:rPr>
           <w:lang w:val="es_ES" w:bidi="es_ES"/>
         </w:rPr>
         <w:t xml:space="preserve"> </w:t>
       </w:r>
-      <w:hyperlink r:id="rId67">
-        <w:r>
-          <w:rPr>
-            <w:lang w:val="es_ES" w:bidi="es_ES"/>
-          </w:rPr>
-          <w:rPr>
-            <w:color w:val="0000EE"/>
-            <w:u w:val="single"/>
-          </w:rPr>
-          <w:t>12.10–11</w:t>
-        </w:r>
-      </w:hyperlink>
+      <w:r>
+        <w:rPr>
+          <w:lang w:val="es_ES" w:bidi="es_ES"/>
+        </w:rPr>
+        <w:t>12.10–11</w:t>
+      </w:r>
       <w:r>
         <w:rPr>
           <w:lang w:val="es_ES" w:bidi="es_ES"/>
@@ -1875,54 +1521,36 @@
         </w:rPr>
         <w:t>Poco después, la familia invitó a Jesús a su hogar para una comida de celebración. María derramó un frasco de perfume muy caro sobre Jesús. Cuando la gente la criticó por desperdiciarlo, Jesús la defendió. Dijo que su acción anticipaba su muerte próxima (</w:t>
       </w:r>
-      <w:hyperlink r:id="rId68">
-        <w:r>
-          <w:rPr>
-            <w:lang w:val="es_ES" w:bidi="es_ES"/>
-          </w:rPr>
-          <w:rPr>
-            <w:color w:val="0000EE"/>
-            <w:u w:val="single"/>
-          </w:rPr>
-          <w:t>Juan 12.1–8;</w:t>
-        </w:r>
-      </w:hyperlink>
+      <w:r>
+        <w:rPr>
+          <w:lang w:val="es_ES" w:bidi="es_ES"/>
+        </w:rPr>
+        <w:t>Juan 12.1–8;</w:t>
+      </w:r>
       <w:r>
         <w:rPr>
           <w:lang w:val="es_ES" w:bidi="es_ES"/>
         </w:rPr>
         <w:t xml:space="preserve"> ver también </w:t>
       </w:r>
-      <w:hyperlink r:id="rId69">
-        <w:r>
-          <w:rPr>
-            <w:lang w:val="es_ES" w:bidi="es_ES"/>
-          </w:rPr>
-          <w:rPr>
-            <w:color w:val="0000EE"/>
-            <w:u w:val="single"/>
-          </w:rPr>
-          <w:t>Mateo 26.6–13;</w:t>
-        </w:r>
-      </w:hyperlink>
+      <w:r>
+        <w:rPr>
+          <w:lang w:val="es_ES" w:bidi="es_ES"/>
+        </w:rPr>
+        <w:t>Mateo 26.6–13;</w:t>
+      </w:r>
       <w:r>
         <w:rPr>
           <w:lang w:val="es_ES" w:bidi="es_ES"/>
         </w:rPr>
         <w:t xml:space="preserve"> </w:t>
       </w:r>
-      <w:hyperlink r:id="rId70">
-        <w:r>
-          <w:rPr>
-            <w:lang w:val="es_ES" w:bidi="es_ES"/>
-          </w:rPr>
-          <w:rPr>
-            <w:color w:val="0000EE"/>
-            <w:u w:val="single"/>
-          </w:rPr>
-          <w:t>Marcos 14.3–9</w:t>
-        </w:r>
-      </w:hyperlink>
+      <w:r>
+        <w:rPr>
+          <w:lang w:val="es_ES" w:bidi="es_ES"/>
+        </w:rPr>
+        <w:t>Marcos 14.3–9</w:t>
+      </w:r>
       <w:r>
         <w:rPr>
           <w:lang w:val="es_ES" w:bidi="es_ES"/>
@@ -1952,108 +1580,72 @@
           <w:lang w:val="es_ES" w:bidi="es_ES"/>
         </w:rPr>
       </w:r>
-      <w:hyperlink r:id="rId69">
-        <w:r>
-          <w:rPr>
-            <w:lang w:val="es_ES" w:bidi="es_ES"/>
-          </w:rPr>
-          <w:rPr>
-            <w:color w:val="0000EE"/>
-            <w:u w:val="single"/>
-          </w:rPr>
-          <w:t>Mateo 26.6–13;</w:t>
-        </w:r>
-      </w:hyperlink>
+      <w:r>
+        <w:rPr>
+          <w:lang w:val="es_ES" w:bidi="es_ES"/>
+        </w:rPr>
+        <w:t>Mateo 26.6–13;</w:t>
+      </w:r>
       <w:r>
         <w:rPr>
           <w:lang w:val="es_ES" w:bidi="es_ES"/>
         </w:rPr>
         <w:t xml:space="preserve"> </w:t>
       </w:r>
-      <w:hyperlink r:id="rId70">
-        <w:r>
-          <w:rPr>
-            <w:lang w:val="es_ES" w:bidi="es_ES"/>
-          </w:rPr>
-          <w:rPr>
-            <w:color w:val="0000EE"/>
-            <w:u w:val="single"/>
-          </w:rPr>
-          <w:t>Marcos 14.3–9;</w:t>
-        </w:r>
-      </w:hyperlink>
+      <w:r>
+        <w:rPr>
+          <w:lang w:val="es_ES" w:bidi="es_ES"/>
+        </w:rPr>
+        <w:t>Marcos 14.3–9;</w:t>
+      </w:r>
       <w:r>
         <w:rPr>
           <w:lang w:val="es_ES" w:bidi="es_ES"/>
         </w:rPr>
         <w:t xml:space="preserve"> </w:t>
       </w:r>
-      <w:hyperlink r:id="rId63">
-        <w:r>
-          <w:rPr>
-            <w:lang w:val="es_ES" w:bidi="es_ES"/>
-          </w:rPr>
-          <w:rPr>
-            <w:color w:val="0000EE"/>
-            <w:u w:val="single"/>
-          </w:rPr>
-          <w:t>Lucas 10.38–42;</w:t>
-        </w:r>
-      </w:hyperlink>
+      <w:r>
+        <w:rPr>
+          <w:lang w:val="es_ES" w:bidi="es_ES"/>
+        </w:rPr>
+        <w:t>Lucas 10.38–42;</w:t>
+      </w:r>
       <w:r>
         <w:rPr>
           <w:lang w:val="es_ES" w:bidi="es_ES"/>
         </w:rPr>
         <w:t xml:space="preserve"> </w:t>
       </w:r>
-      <w:hyperlink r:id="rId64">
-        <w:r>
-          <w:rPr>
-            <w:lang w:val="es_ES" w:bidi="es_ES"/>
-          </w:rPr>
-          <w:rPr>
-            <w:color w:val="0000EE"/>
-            <w:u w:val="single"/>
-          </w:rPr>
-          <w:t>Juan 11.1–44;</w:t>
-        </w:r>
-      </w:hyperlink>
+      <w:r>
+        <w:rPr>
+          <w:lang w:val="es_ES" w:bidi="es_ES"/>
+        </w:rPr>
+        <w:t>Juan 11.1–44;</w:t>
+      </w:r>
       <w:r>
         <w:rPr>
           <w:lang w:val="es_ES" w:bidi="es_ES"/>
         </w:rPr>
         <w:t xml:space="preserve"> </w:t>
       </w:r>
-      <w:hyperlink r:id="rId71">
-        <w:r>
-          <w:rPr>
-            <w:lang w:val="es_ES" w:bidi="es_ES"/>
-          </w:rPr>
-          <w:rPr>
-            <w:color w:val="0000EE"/>
-            <w:u w:val="single"/>
-          </w:rPr>
-          <w:t>12:1–11</w:t>
-        </w:r>
-      </w:hyperlink>
+      <w:r>
+        <w:rPr>
+          <w:lang w:val="es_ES" w:bidi="es_ES"/>
+        </w:rPr>
+        <w:t>12:1–11</w:t>
+      </w:r>
       <w:r>
         <w:rPr>
           <w:lang w:val="es_ES" w:bidi="es_ES"/>
         </w:rPr>
         <w:t xml:space="preserve">, </w:t>
       </w:r>
-      <w:hyperlink r:id="rId72">
-        <w:r>
-          <w:rPr>
-            <w:lang w:val="es_ES" w:bidi="es_ES"/>
-          </w:rPr>
-          <w:rPr>
-            <w:color w:val="0000EE"/>
-            <w:u w:val="single"/>
-          </w:rPr>
-          <w:t>17</w:t>
-        </w:r>
-      </w:hyperlink>
+      <w:r>
+        <w:rPr>
+          <w:lang w:val="es_ES" w:bidi="es_ES"/>
+        </w:rPr>
+        <w:t>17</w:t>
+      </w:r>
       <w:r>
         <w:rPr>
           <w:lang w:val="es_ES" w:bidi="es_ES"/>
@@ -2116,144 +1708,96 @@
         </w:rPr>
         <w:t>Se le llama Mateo en todas las listas de los apóstoles (</w:t>
       </w:r>
-      <w:hyperlink r:id="rId73">
-        <w:r>
-          <w:rPr>
-            <w:lang w:val="es_ES" w:bidi="es_ES"/>
-          </w:rPr>
-          <w:rPr>
-            <w:color w:val="0000EE"/>
-            <w:u w:val="single"/>
-          </w:rPr>
-          <w:t>Mateo 10.3;</w:t>
-        </w:r>
-      </w:hyperlink>
+      <w:r>
+        <w:rPr>
+          <w:lang w:val="es_ES" w:bidi="es_ES"/>
+        </w:rPr>
+        <w:t>Mateo 10.3;</w:t>
+      </w:r>
       <w:r>
         <w:rPr>
           <w:lang w:val="es_ES" w:bidi="es_ES"/>
         </w:rPr>
         <w:t xml:space="preserve"> </w:t>
       </w:r>
-      <w:hyperlink r:id="rId74">
-        <w:r>
-          <w:rPr>
-            <w:lang w:val="es_ES" w:bidi="es_ES"/>
-          </w:rPr>
-          <w:rPr>
-            <w:color w:val="0000EE"/>
-            <w:u w:val="single"/>
-          </w:rPr>
-          <w:t>Marcos 3.18;</w:t>
-        </w:r>
-      </w:hyperlink>
+      <w:r>
+        <w:rPr>
+          <w:lang w:val="es_ES" w:bidi="es_ES"/>
+        </w:rPr>
+        <w:t>Marcos 3.18;</w:t>
+      </w:r>
       <w:r>
         <w:rPr>
           <w:lang w:val="es_ES" w:bidi="es_ES"/>
         </w:rPr>
         <w:t xml:space="preserve"> </w:t>
       </w:r>
-      <w:hyperlink r:id="rId75">
-        <w:r>
-          <w:rPr>
-            <w:lang w:val="es_ES" w:bidi="es_ES"/>
-          </w:rPr>
-          <w:rPr>
-            <w:color w:val="0000EE"/>
-            <w:u w:val="single"/>
-          </w:rPr>
-          <w:t>Lucas 6.15;</w:t>
-        </w:r>
-      </w:hyperlink>
+      <w:r>
+        <w:rPr>
+          <w:lang w:val="es_ES" w:bidi="es_ES"/>
+        </w:rPr>
+        <w:t>Lucas 6.15;</w:t>
+      </w:r>
       <w:r>
         <w:rPr>
           <w:lang w:val="es_ES" w:bidi="es_ES"/>
         </w:rPr>
         <w:t xml:space="preserve"> </w:t>
       </w:r>
-      <w:hyperlink r:id="rId76">
-        <w:r>
-          <w:rPr>
-            <w:lang w:val="es_ES" w:bidi="es_ES"/>
-          </w:rPr>
-          <w:rPr>
-            <w:color w:val="0000EE"/>
-            <w:u w:val="single"/>
-          </w:rPr>
-          <w:t>Hechos 1.13</w:t>
-        </w:r>
-      </w:hyperlink>
+      <w:r>
+        <w:rPr>
+          <w:lang w:val="es_ES" w:bidi="es_ES"/>
+        </w:rPr>
+        <w:t>Hechos 1.13</w:t>
+      </w:r>
       <w:r>
         <w:rPr>
           <w:lang w:val="es_ES" w:bidi="es_ES"/>
         </w:rPr>
         <w:t>). Sin embargo, en dos relatos de su llamado, se le menciona como Leví, su otro nombre (</w:t>
       </w:r>
-      <w:hyperlink r:id="rId77">
-        <w:r>
-          <w:rPr>
-            <w:lang w:val="es_ES" w:bidi="es_ES"/>
-          </w:rPr>
-          <w:rPr>
-            <w:color w:val="0000EE"/>
-            <w:u w:val="single"/>
-          </w:rPr>
-          <w:t>Marcos 2.14–15;</w:t>
-        </w:r>
-      </w:hyperlink>
+      <w:r>
+        <w:rPr>
+          <w:lang w:val="es_ES" w:bidi="es_ES"/>
+        </w:rPr>
+        <w:t>Marcos 2.14–15;</w:t>
+      </w:r>
       <w:r>
         <w:rPr>
           <w:lang w:val="es_ES" w:bidi="es_ES"/>
         </w:rPr>
         <w:t xml:space="preserve"> </w:t>
       </w:r>
-      <w:hyperlink r:id="rId78">
-        <w:r>
-          <w:rPr>
-            <w:lang w:val="es_ES" w:bidi="es_ES"/>
-          </w:rPr>
-          <w:rPr>
-            <w:color w:val="0000EE"/>
-            <w:u w:val="single"/>
-          </w:rPr>
-          <w:t>Lucas 5.27–29;</w:t>
-        </w:r>
-      </w:hyperlink>
+      <w:r>
+        <w:rPr>
+          <w:lang w:val="es_ES" w:bidi="es_ES"/>
+        </w:rPr>
+        <w:t>Lucas 5.27–29;</w:t>
+      </w:r>
       <w:r>
         <w:rPr>
           <w:lang w:val="es_ES" w:bidi="es_ES"/>
         </w:rPr>
         <w:t xml:space="preserve"> comparar </w:t>
       </w:r>
-      <w:hyperlink r:id="rId79">
-        <w:r>
-          <w:rPr>
-            <w:lang w:val="es_ES" w:bidi="es_ES"/>
-          </w:rPr>
-          <w:rPr>
-            <w:color w:val="0000EE"/>
-            <w:u w:val="single"/>
-          </w:rPr>
-          <w:t>Mateo 9.9–10</w:t>
-        </w:r>
-      </w:hyperlink>
+      <w:r>
+        <w:rPr>
+          <w:lang w:val="es_ES" w:bidi="es_ES"/>
+        </w:rPr>
+        <w:t>Mateo 9.9–10</w:t>
+      </w:r>
       <w:r>
         <w:rPr>
           <w:lang w:val="es_ES" w:bidi="es_ES"/>
         </w:rPr>
         <w:t>). Su padre era Alfeo (</w:t>
       </w:r>
-      <w:hyperlink r:id="rId80">
-        <w:r>
-          <w:rPr>
-            <w:lang w:val="es_ES" w:bidi="es_ES"/>
-          </w:rPr>
-          <w:rPr>
-            <w:color w:val="0000EE"/>
-            <w:u w:val="single"/>
-          </w:rPr>
-          <w:t>Marcos 2.14</w:t>
-        </w:r>
-      </w:hyperlink>
+      <w:r>
+        <w:rPr>
+          <w:lang w:val="es_ES" w:bidi="es_ES"/>
+        </w:rPr>
+        <w:t>Marcos 2.14</w:t>
+      </w:r>
       <w:r>
         <w:rPr>
           <w:lang w:val="es_ES" w:bidi="es_ES"/>
@@ -2274,72 +1818,48 @@
         </w:rPr>
         <w:t>Los judíos que recaudaban impuestos para los romanos a menudo eran considerados pecadores por otros judíos. Ganaban dinero trabajando para las fuerzas de ocupación y practicaban la extorsión legal. Es significativo que Jesús eligiera a un recaudador de impuestos como uno de sus seguidores. Cuando los fariseos criticaron a Jesús por aceptar la invitación a cenar de Mateo y comer con recaudadores de impuestos y otros pecadores, Jesús aprovechó la oportunidad para enseñar sobre la compasión. Enfatizó que vino por los pecadores, no por aquellos que se consideraban justos (</w:t>
       </w:r>
-      <w:hyperlink r:id="rId81">
-        <w:r>
-          <w:rPr>
-            <w:lang w:val="es_ES" w:bidi="es_ES"/>
-          </w:rPr>
-          <w:rPr>
-            <w:color w:val="0000EE"/>
-            <w:u w:val="single"/>
-          </w:rPr>
-          <w:t>Mateo 9.9–13;</w:t>
-        </w:r>
-      </w:hyperlink>
+      <w:r>
+        <w:rPr>
+          <w:lang w:val="es_ES" w:bidi="es_ES"/>
+        </w:rPr>
+        <w:t>Mateo 9.9–13;</w:t>
+      </w:r>
       <w:r>
         <w:rPr>
           <w:lang w:val="es_ES" w:bidi="es_ES"/>
         </w:rPr>
         <w:t xml:space="preserve"> </w:t>
       </w:r>
-      <w:hyperlink r:id="rId82">
-        <w:r>
-          <w:rPr>
-            <w:lang w:val="es_ES" w:bidi="es_ES"/>
-          </w:rPr>
-          <w:rPr>
-            <w:color w:val="0000EE"/>
-            <w:u w:val="single"/>
-          </w:rPr>
-          <w:t>Marcos 2.14–17;</w:t>
-        </w:r>
-      </w:hyperlink>
+      <w:r>
+        <w:rPr>
+          <w:lang w:val="es_ES" w:bidi="es_ES"/>
+        </w:rPr>
+        <w:t>Marcos 2.14–17;</w:t>
+      </w:r>
       <w:r>
         <w:rPr>
           <w:lang w:val="es_ES" w:bidi="es_ES"/>
         </w:rPr>
         <w:t xml:space="preserve"> </w:t>
       </w:r>
-      <w:hyperlink r:id="rId83">
-        <w:r>
-          <w:rPr>
-            <w:lang w:val="es_ES" w:bidi="es_ES"/>
-          </w:rPr>
-          <w:rPr>
-            <w:color w:val="0000EE"/>
-            <w:u w:val="single"/>
-          </w:rPr>
-          <w:t>Lucas 5.27–32</w:t>
-        </w:r>
-      </w:hyperlink>
+      <w:r>
+        <w:rPr>
+          <w:lang w:val="es_ES" w:bidi="es_ES"/>
+        </w:rPr>
+        <w:t>Lucas 5.27–32</w:t>
+      </w:r>
       <w:r>
         <w:rPr>
           <w:lang w:val="es_ES" w:bidi="es_ES"/>
         </w:rPr>
         <w:t>). Mateo siguió de inmediato el llamado de Jesús, dejando todo atrás (</w:t>
       </w:r>
-      <w:hyperlink r:id="rId84">
-        <w:r>
-          <w:rPr>
-            <w:lang w:val="es_ES" w:bidi="es_ES"/>
-          </w:rPr>
-          <w:rPr>
-            <w:color w:val="0000EE"/>
-            <w:u w:val="single"/>
-          </w:rPr>
-          <w:t>Lucas 5.28</w:t>
-        </w:r>
-      </w:hyperlink>
+      <w:r>
+        <w:rPr>
+          <w:lang w:val="es_ES" w:bidi="es_ES"/>
+        </w:rPr>
+        <w:t>Lucas 5.28</w:t>
+      </w:r>
       <w:r>
         <w:rPr>
           <w:lang w:val="es_ES" w:bidi="es_ES"/>
@@ -2383,126 +1903,84 @@
           <w:lang w:val="es_ES" w:bidi="es_ES"/>
         </w:rPr>
       </w:r>
-      <w:hyperlink r:id="rId79">
-        <w:r>
-          <w:rPr>
-            <w:lang w:val="es_ES" w:bidi="es_ES"/>
-          </w:rPr>
-          <w:rPr>
-            <w:color w:val="0000EE"/>
-            <w:u w:val="single"/>
-          </w:rPr>
-          <w:t>Mateo 9.9–10;</w:t>
-        </w:r>
-      </w:hyperlink>
+      <w:r>
+        <w:rPr>
+          <w:lang w:val="es_ES" w:bidi="es_ES"/>
+        </w:rPr>
+        <w:t>Mateo 9.9–10;</w:t>
+      </w:r>
       <w:r>
         <w:rPr>
           <w:lang w:val="es_ES" w:bidi="es_ES"/>
         </w:rPr>
         <w:t xml:space="preserve"> </w:t>
       </w:r>
-      <w:hyperlink r:id="rId73">
-        <w:r>
-          <w:rPr>
-            <w:lang w:val="es_ES" w:bidi="es_ES"/>
-          </w:rPr>
-          <w:rPr>
-            <w:color w:val="0000EE"/>
-            <w:u w:val="single"/>
-          </w:rPr>
-          <w:t>10.3;</w:t>
-        </w:r>
-      </w:hyperlink>
+      <w:r>
+        <w:rPr>
+          <w:lang w:val="es_ES" w:bidi="es_ES"/>
+        </w:rPr>
+        <w:t>10.3;</w:t>
+      </w:r>
       <w:r>
         <w:rPr>
           <w:lang w:val="es_ES" w:bidi="es_ES"/>
         </w:rPr>
         <w:t xml:space="preserve"> </w:t>
       </w:r>
-      <w:hyperlink r:id="rId77">
-        <w:r>
-          <w:rPr>
-            <w:lang w:val="es_ES" w:bidi="es_ES"/>
-          </w:rPr>
-          <w:rPr>
-            <w:color w:val="0000EE"/>
-            <w:u w:val="single"/>
-          </w:rPr>
-          <w:t>Marcos 2.14–15;</w:t>
-        </w:r>
-      </w:hyperlink>
+      <w:r>
+        <w:rPr>
+          <w:lang w:val="es_ES" w:bidi="es_ES"/>
+        </w:rPr>
+        <w:t>Marcos 2.14–15;</w:t>
+      </w:r>
       <w:r>
         <w:rPr>
           <w:lang w:val="es_ES" w:bidi="es_ES"/>
         </w:rPr>
         <w:t xml:space="preserve"> </w:t>
       </w:r>
-      <w:hyperlink r:id="rId74">
-        <w:r>
-          <w:rPr>
-            <w:lang w:val="es_ES" w:bidi="es_ES"/>
-          </w:rPr>
-          <w:rPr>
-            <w:color w:val="0000EE"/>
-            <w:u w:val="single"/>
-          </w:rPr>
-          <w:t>3.18;</w:t>
-        </w:r>
-      </w:hyperlink>
+      <w:r>
+        <w:rPr>
+          <w:lang w:val="es_ES" w:bidi="es_ES"/>
+        </w:rPr>
+        <w:t>3.18;</w:t>
+      </w:r>
       <w:r>
         <w:rPr>
           <w:lang w:val="es_ES" w:bidi="es_ES"/>
         </w:rPr>
         <w:t xml:space="preserve"> </w:t>
       </w:r>
-      <w:hyperlink r:id="rId78">
-        <w:r>
-          <w:rPr>
-            <w:lang w:val="es_ES" w:bidi="es_ES"/>
-          </w:rPr>
-          <w:rPr>
-            <w:color w:val="0000EE"/>
-            <w:u w:val="single"/>
-          </w:rPr>
-          <w:t>Lucas 5.27–29;</w:t>
-        </w:r>
-      </w:hyperlink>
+      <w:r>
+        <w:rPr>
+          <w:lang w:val="es_ES" w:bidi="es_ES"/>
+        </w:rPr>
+        <w:t>Lucas 5.27–29;</w:t>
+      </w:r>
       <w:r>
         <w:rPr>
           <w:lang w:val="es_ES" w:bidi="es_ES"/>
         </w:rPr>
         <w:t xml:space="preserve"> </w:t>
       </w:r>
-      <w:hyperlink r:id="rId75">
-        <w:r>
-          <w:rPr>
-            <w:lang w:val="es_ES" w:bidi="es_ES"/>
-          </w:rPr>
-          <w:rPr>
-            <w:color w:val="0000EE"/>
-            <w:u w:val="single"/>
-          </w:rPr>
-          <w:t>6.15</w:t>
-        </w:r>
-      </w:hyperlink>
+      <w:r>
+        <w:rPr>
+          <w:lang w:val="es_ES" w:bidi="es_ES"/>
+        </w:rPr>
+        <w:t>6.15</w:t>
+      </w:r>
       <w:r>
         <w:rPr>
           <w:lang w:val="es_ES" w:bidi="es_ES"/>
         </w:rPr>
         <w:t xml:space="preserve">; </w:t>
       </w:r>
-      <w:hyperlink r:id="rId76">
-        <w:r>
-          <w:rPr>
-            <w:lang w:val="es_ES" w:bidi="es_ES"/>
-          </w:rPr>
-          <w:rPr>
-            <w:color w:val="0000EE"/>
-            <w:u w:val="single"/>
-          </w:rPr>
-          <w:t>Hechos 1.13</w:t>
-        </w:r>
-      </w:hyperlink>
+      <w:r>
+        <w:rPr>
+          <w:lang w:val="es_ES" w:bidi="es_ES"/>
+        </w:rPr>
+        <w:t>Hechos 1.13</w:t>
+      </w:r>
       <w:r>
         <w:rPr>
           <w:lang w:val="es_ES" w:bidi="es_ES"/>
@@ -2571,18 +2049,12 @@
         </w:rPr>
         <w:t>Abraham se encontró con Melchîsedec después de derrotar a cuatro reyes mesopotámicos. Estos reyes habían saqueado Sodoma y Gomorra y capturado a Lot, el sobrino de Abraham (</w:t>
       </w:r>
-      <w:hyperlink r:id="rId85">
-        <w:r>
-          <w:rPr>
-            <w:lang w:val="es_ES" w:bidi="es_ES"/>
-          </w:rPr>
-          <w:rPr>
-            <w:color w:val="0000EE"/>
-            <w:u w:val="single"/>
-          </w:rPr>
-          <w:t>Génesis 14.1–16</w:t>
-        </w:r>
-      </w:hyperlink>
+      <w:r>
+        <w:rPr>
+          <w:lang w:val="es_ES" w:bidi="es_ES"/>
+        </w:rPr>
+        <w:t>Génesis 14.1–16</w:t>
+      </w:r>
       <w:r>
         <w:rPr>
           <w:lang w:val="es_ES" w:bidi="es_ES"/>
@@ -2601,138 +2073,90 @@
         </w:rPr>
         <w:t xml:space="preserve">; ver </w:t>
       </w:r>
-      <w:hyperlink r:id="rId86">
-        <w:r>
-          <w:rPr>
-            <w:lang w:val="es_ES" w:bidi="es_ES"/>
-          </w:rPr>
-          <w:rPr>
-            <w:color w:val="0000EE"/>
-            <w:u w:val="single"/>
-          </w:rPr>
-          <w:t>Salmo 76.2</w:t>
-        </w:r>
-      </w:hyperlink>
+      <w:r>
+        <w:rPr>
+          <w:lang w:val="es_ES" w:bidi="es_ES"/>
+        </w:rPr>
+        <w:t>Salmo 76.2</w:t>
+      </w:r>
       <w:r>
         <w:rPr>
           <w:lang w:val="es_ES" w:bidi="es_ES"/>
         </w:rPr>
         <w:t xml:space="preserve"> y la nota al pie allí), estaba con los agradecidos reyes de la confederación del Mar Muerto. Melchîsedec ofreció a Abraham pan, vino y su bendición, actuando como un “sacerdote del Dios Altísimo” (</w:t>
       </w:r>
-      <w:hyperlink r:id="rId87">
-        <w:r>
-          <w:rPr>
-            <w:lang w:val="es_ES" w:bidi="es_ES"/>
-          </w:rPr>
-          <w:rPr>
-            <w:color w:val="0000EE"/>
-            <w:u w:val="single"/>
-          </w:rPr>
-          <w:t>Génesis 14.18</w:t>
-        </w:r>
-      </w:hyperlink>
+      <w:r>
+        <w:rPr>
+          <w:lang w:val="es_ES" w:bidi="es_ES"/>
+        </w:rPr>
+        <w:t>Génesis 14.18</w:t>
+      </w:r>
       <w:r>
         <w:rPr>
           <w:lang w:val="es_ES" w:bidi="es_ES"/>
         </w:rPr>
         <w:t xml:space="preserve">), el verdadero Dios que creó el cielo y la tierra (ver </w:t>
       </w:r>
-      <w:hyperlink r:id="rId88">
-        <w:r>
-          <w:rPr>
-            <w:lang w:val="es_ES" w:bidi="es_ES"/>
-          </w:rPr>
-          <w:rPr>
-            <w:color w:val="0000EE"/>
-            <w:u w:val="single"/>
-          </w:rPr>
-          <w:t>Salmos 7.17;</w:t>
-        </w:r>
-      </w:hyperlink>
+      <w:r>
+        <w:rPr>
+          <w:lang w:val="es_ES" w:bidi="es_ES"/>
+        </w:rPr>
+        <w:t>Salmos 7.17;</w:t>
+      </w:r>
       <w:r>
         <w:rPr>
           <w:lang w:val="es_ES" w:bidi="es_ES"/>
         </w:rPr>
         <w:t xml:space="preserve"> </w:t>
       </w:r>
-      <w:hyperlink r:id="rId89">
-        <w:r>
-          <w:rPr>
-            <w:lang w:val="es_ES" w:bidi="es_ES"/>
-          </w:rPr>
-          <w:rPr>
-            <w:color w:val="0000EE"/>
-            <w:u w:val="single"/>
-          </w:rPr>
-          <w:t>47.2;</w:t>
-        </w:r>
-      </w:hyperlink>
+      <w:r>
+        <w:rPr>
+          <w:lang w:val="es_ES" w:bidi="es_ES"/>
+        </w:rPr>
+        <w:t>47.2;</w:t>
+      </w:r>
       <w:r>
         <w:rPr>
           <w:lang w:val="es_ES" w:bidi="es_ES"/>
         </w:rPr>
         <w:t xml:space="preserve"> </w:t>
       </w:r>
-      <w:hyperlink r:id="rId90">
-        <w:r>
-          <w:rPr>
-            <w:lang w:val="es_ES" w:bidi="es_ES"/>
-          </w:rPr>
-          <w:rPr>
-            <w:color w:val="0000EE"/>
-            <w:u w:val="single"/>
-          </w:rPr>
-          <w:t xml:space="preserve">57.2; </w:t>
-        </w:r>
-      </w:hyperlink>
-      <w:hyperlink r:id="rId91">
-        <w:r>
-          <w:rPr>
-            <w:lang w:val="es_ES" w:bidi="es_ES"/>
-          </w:rPr>
-          <w:rPr>
-            <w:color w:val="0000EE"/>
-            <w:u w:val="single"/>
-          </w:rPr>
-          <w:t>78.56</w:t>
-        </w:r>
-      </w:hyperlink>
+      <w:r>
+        <w:rPr>
+          <w:lang w:val="es_ES" w:bidi="es_ES"/>
+        </w:rPr>
+        <w:t xml:space="preserve">57.2; </w:t>
+      </w:r>
+      <w:r>
+        <w:rPr>
+          <w:lang w:val="es_ES" w:bidi="es_ES"/>
+        </w:rPr>
+        <w:t>78.56</w:t>
+      </w:r>
       <w:r>
         <w:rPr>
           <w:lang w:val="es_ES" w:bidi="es_ES"/>
         </w:rPr>
         <w:t>). Melchîsedec reconoció que Abraham adoraba al verdadero Dios y alabó a Dios por darle la victoria a Abraham (</w:t>
       </w:r>
-      <w:hyperlink r:id="rId92">
-        <w:r>
-          <w:rPr>
-            <w:lang w:val="es_ES" w:bidi="es_ES"/>
-          </w:rPr>
-          <w:rPr>
-            <w:color w:val="0000EE"/>
-            <w:u w:val="single"/>
-          </w:rPr>
-          <w:t>Génesis 14.19–20</w:t>
-        </w:r>
-      </w:hyperlink>
+      <w:r>
+        <w:rPr>
+          <w:lang w:val="es_ES" w:bidi="es_ES"/>
+        </w:rPr>
+        <w:t>Génesis 14.19–20</w:t>
+      </w:r>
       <w:r>
         <w:rPr>
           <w:lang w:val="es_ES" w:bidi="es_ES"/>
         </w:rPr>
         <w:t xml:space="preserve">). Abraham aceptó los regalos de Melchîsedec y le dio un diezmo, mostrando así la importancia de Melchîsedec (ver </w:t>
       </w:r>
-      <w:hyperlink r:id="rId93">
-        <w:r>
-          <w:rPr>
-            <w:lang w:val="es_ES" w:bidi="es_ES"/>
-          </w:rPr>
-          <w:rPr>
-            <w:color w:val="0000EE"/>
-            <w:u w:val="single"/>
-          </w:rPr>
-          <w:t>Hebreos 7.4–10</w:t>
-        </w:r>
-      </w:hyperlink>
+      <w:r>
+        <w:rPr>
+          <w:lang w:val="es_ES" w:bidi="es_ES"/>
+        </w:rPr>
+        <w:t>Hebreos 7.4–10</w:t>
+      </w:r>
       <w:r>
         <w:rPr>
           <w:lang w:val="es_ES" w:bidi="es_ES"/>
@@ -2753,54 +2177,36 @@
         </w:rPr>
         <w:t>Génesis incluye historias familiares de muchas personas, pero Melchîsedec aparece repentinamente sin una. Desaparece igual de rápido. Mucho más tarde en la historia de Israel, el Rey David pudo haber pensado en esto cuando dijo que el Mesías (el elegido de Dios) es "un sacerdote para siempre según el orden de Melchîsedec" (</w:t>
       </w:r>
-      <w:hyperlink r:id="rId94">
-        <w:r>
-          <w:rPr>
-            <w:lang w:val="es_ES" w:bidi="es_ES"/>
-          </w:rPr>
-          <w:rPr>
-            <w:color w:val="0000EE"/>
-            <w:u w:val="single"/>
-          </w:rPr>
-          <w:t>Salmo 110.4</w:t>
-        </w:r>
-      </w:hyperlink>
+      <w:r>
+        <w:rPr>
+          <w:lang w:val="es_ES" w:bidi="es_ES"/>
+        </w:rPr>
+        <w:t>Salmo 110.4</w:t>
+      </w:r>
       <w:r>
         <w:rPr>
           <w:lang w:val="es_ES" w:bidi="es_ES"/>
         </w:rPr>
         <w:t xml:space="preserve">; comparar con </w:t>
       </w:r>
-      <w:hyperlink r:id="rId95">
-        <w:r>
-          <w:rPr>
-            <w:lang w:val="es_ES" w:bidi="es_ES"/>
-          </w:rPr>
-          <w:rPr>
-            <w:color w:val="0000EE"/>
-            <w:u w:val="single"/>
-          </w:rPr>
-          <w:t>Hebreos 7.15–25</w:t>
-        </w:r>
-      </w:hyperlink>
+      <w:r>
+        <w:rPr>
+          <w:lang w:val="es_ES" w:bidi="es_ES"/>
+        </w:rPr>
+        <w:t>Hebreos 7.15–25</w:t>
+      </w:r>
       <w:r>
         <w:rPr>
           <w:lang w:val="es_ES" w:bidi="es_ES"/>
         </w:rPr>
         <w:t>). El libro de Hebreos utiliza la idea de que Melchîsedec no tenía registro de su historia familiar para comparar el sacerdocio levítico temporal con el sacerdocio eterno de Jesucristo. Hebreos también explica que Melchîsedec es recordado "como el Hijo de Dios", pero no era el Hijo de Dios (</w:t>
       </w:r>
-      <w:hyperlink r:id="rId96">
-        <w:r>
-          <w:rPr>
-            <w:lang w:val="es_ES" w:bidi="es_ES"/>
-          </w:rPr>
-          <w:rPr>
-            <w:color w:val="0000EE"/>
-            <w:u w:val="single"/>
-          </w:rPr>
-          <w:t>Hebreos 7.3</w:t>
-        </w:r>
-      </w:hyperlink>
+      <w:r>
+        <w:rPr>
+          <w:lang w:val="es_ES" w:bidi="es_ES"/>
+        </w:rPr>
+        <w:t>Hebreos 7.3</w:t>
+      </w:r>
       <w:r>
         <w:rPr>
           <w:lang w:val="es_ES" w:bidi="es_ES"/>
@@ -2821,36 +2227,24 @@
         </w:rPr>
         <w:t>Melchîsedec, un sacerdote real, fue superior a Leví, el antepasado de los sacerdotes de Israel. De manera similar, el Mesías, Jesucristo, es un sacerdote superior en comparación con los descendientes de Aarón. Jesús ofrece perdón duradero por los pecados y acceso directo a Dios (</w:t>
       </w:r>
-      <w:hyperlink r:id="rId97">
-        <w:r>
-          <w:rPr>
-            <w:lang w:val="es_ES" w:bidi="es_ES"/>
-          </w:rPr>
-          <w:rPr>
-            <w:color w:val="0000EE"/>
-            <w:u w:val="single"/>
-          </w:rPr>
-          <w:t>Hebreos 7.24–28</w:t>
-        </w:r>
-      </w:hyperlink>
+      <w:r>
+        <w:rPr>
+          <w:lang w:val="es_ES" w:bidi="es_ES"/>
+        </w:rPr>
+        <w:t>Hebreos 7.24–28</w:t>
+      </w:r>
       <w:r>
         <w:rPr>
           <w:lang w:val="es_ES" w:bidi="es_ES"/>
         </w:rPr>
         <w:t>). Él guía a su pueblo a través del Espíritu en lugar de la ley (</w:t>
       </w:r>
-      <w:hyperlink r:id="rId98">
-        <w:r>
-          <w:rPr>
-            <w:lang w:val="es_ES" w:bidi="es_ES"/>
-          </w:rPr>
-          <w:rPr>
-            <w:color w:val="0000EE"/>
-            <w:u w:val="single"/>
-          </w:rPr>
-          <w:t>Hebreos 8.7–13</w:t>
-        </w:r>
-      </w:hyperlink>
+      <w:r>
+        <w:rPr>
+          <w:lang w:val="es_ES" w:bidi="es_ES"/>
+        </w:rPr>
+        <w:t>Hebreos 8.7–13</w:t>
+      </w:r>
       <w:r>
         <w:rPr>
           <w:lang w:val="es_ES" w:bidi="es_ES"/>
@@ -2880,72 +2274,48 @@
           <w:lang w:val="es_ES" w:bidi="es_ES"/>
         </w:rPr>
       </w:r>
-      <w:hyperlink r:id="rId99">
-        <w:r>
-          <w:rPr>
-            <w:lang w:val="es_ES" w:bidi="es_ES"/>
-          </w:rPr>
-          <w:rPr>
-            <w:color w:val="0000EE"/>
-            <w:u w:val="single"/>
-          </w:rPr>
-          <w:t>Génesis 14.17–20,</w:t>
-        </w:r>
-      </w:hyperlink>
+      <w:r>
+        <w:rPr>
+          <w:lang w:val="es_ES" w:bidi="es_ES"/>
+        </w:rPr>
+        <w:t>Génesis 14.17–20,</w:t>
+      </w:r>
       <w:r>
         <w:rPr>
           <w:lang w:val="es_ES" w:bidi="es_ES"/>
         </w:rPr>
         <w:t xml:space="preserve"> </w:t>
       </w:r>
-      <w:hyperlink r:id="rId94">
-        <w:r>
-          <w:rPr>
-            <w:lang w:val="es_ES" w:bidi="es_ES"/>
-          </w:rPr>
-          <w:rPr>
-            <w:color w:val="0000EE"/>
-            <w:u w:val="single"/>
-          </w:rPr>
-          <w:t>Salmo 110.4,</w:t>
-        </w:r>
-      </w:hyperlink>
+      <w:r>
+        <w:rPr>
+          <w:lang w:val="es_ES" w:bidi="es_ES"/>
+        </w:rPr>
+        <w:t>Salmo 110.4,</w:t>
+      </w:r>
       <w:r>
         <w:rPr>
           <w:lang w:val="es_ES" w:bidi="es_ES"/>
         </w:rPr>
         <w:t xml:space="preserve"> </w:t>
       </w:r>
-      <w:hyperlink r:id="rId100">
-        <w:r>
-          <w:rPr>
-            <w:lang w:val="es_ES" w:bidi="es_ES"/>
-          </w:rPr>
-          <w:rPr>
-            <w:color w:val="0000EE"/>
-            <w:u w:val="single"/>
-          </w:rPr>
-          <w:t>Hebreos 5.6–10,</w:t>
-        </w:r>
-      </w:hyperlink>
+      <w:r>
+        <w:rPr>
+          <w:lang w:val="es_ES" w:bidi="es_ES"/>
+        </w:rPr>
+        <w:t>Hebreos 5.6–10,</w:t>
+      </w:r>
       <w:r>
         <w:rPr>
           <w:lang w:val="es_ES" w:bidi="es_ES"/>
         </w:rPr>
         <w:t xml:space="preserve"> </w:t>
       </w:r>
-      <w:hyperlink r:id="rId101">
-        <w:r>
-          <w:rPr>
-            <w:lang w:val="es_ES" w:bidi="es_ES"/>
-          </w:rPr>
-          <w:rPr>
-            <w:color w:val="0000EE"/>
-            <w:u w:val="single"/>
-          </w:rPr>
-          <w:t>6.20–7.28</w:t>
-        </w:r>
-      </w:hyperlink>
+      <w:r>
+        <w:rPr>
+          <w:lang w:val="es_ES" w:bidi="es_ES"/>
+        </w:rPr>
+        <w:t>6.20–7.28</w:t>
+      </w:r>
       <w:r>
         <w:rPr>
           <w:lang w:val="es_ES" w:bidi="es_ES"/>
@@ -3000,36 +2370,24 @@
         </w:rPr>
         <w:t xml:space="preserve"> era la hija menor del Rey Saúl (</w:t>
       </w:r>
-      <w:hyperlink r:id="rId102">
-        <w:r>
-          <w:rPr>
-            <w:lang w:val="es_ES" w:bidi="es_ES"/>
-          </w:rPr>
-          <w:rPr>
-            <w:color w:val="0000EE"/>
-            <w:u w:val="single"/>
-          </w:rPr>
-          <w:t>1 Samuel 14.49</w:t>
-        </w:r>
-      </w:hyperlink>
+      <w:r>
+        <w:rPr>
+          <w:lang w:val="es_ES" w:bidi="es_ES"/>
+        </w:rPr>
+        <w:t>1 Samuel 14.49</w:t>
+      </w:r>
       <w:r>
         <w:rPr>
           <w:lang w:val="es_ES" w:bidi="es_ES"/>
         </w:rPr>
         <w:t>) y fue la primera esposa del Rey David (</w:t>
       </w:r>
-      <w:hyperlink r:id="rId103">
-        <w:r>
-          <w:rPr>
-            <w:lang w:val="es_ES" w:bidi="es_ES"/>
-          </w:rPr>
-          <w:rPr>
-            <w:color w:val="0000EE"/>
-            <w:u w:val="single"/>
-          </w:rPr>
-          <w:t>18.17–27</w:t>
-        </w:r>
-      </w:hyperlink>
+      <w:r>
+        <w:rPr>
+          <w:lang w:val="es_ES" w:bidi="es_ES"/>
+        </w:rPr>
+        <w:t>18.17–27</w:t>
+      </w:r>
       <w:r>
         <w:rPr>
           <w:lang w:val="es_ES" w:bidi="es_ES"/>
@@ -3064,36 +2422,24 @@
         </w:rPr>
         <w:t>Saúl esperaba que David muriera en batalla, pero el plan fracasó. Más tarde, Saúl descubrió que su hija menor, Michâl, amaba a David (</w:t>
       </w:r>
-      <w:hyperlink r:id="rId104">
-        <w:r>
-          <w:rPr>
-            <w:lang w:val="es_ES" w:bidi="es_ES"/>
-          </w:rPr>
-          <w:rPr>
-            <w:color w:val="0000EE"/>
-            <w:u w:val="single"/>
-          </w:rPr>
-          <w:t>1 Samuel 18.20</w:t>
-        </w:r>
-      </w:hyperlink>
+      <w:r>
+        <w:rPr>
+          <w:lang w:val="es_ES" w:bidi="es_ES"/>
+        </w:rPr>
+        <w:t>1 Samuel 18.20</w:t>
+      </w:r>
       <w:r>
         <w:rPr>
           <w:lang w:val="es_ES" w:bidi="es_ES"/>
         </w:rPr>
         <w:t>). Esto le brindó otra oportunidad para atraer a David a luchar contra los filisteos. Esta vez, David aceptó. Cuando David regresó victorioso, Saúl tuvo que darle a su hija en matrimonio. Esta alianza matrimonial benefició a David mientras construía su reputación con las tribus del norte (</w:t>
       </w:r>
-      <w:hyperlink r:id="rId105">
-        <w:r>
-          <w:rPr>
-            <w:lang w:val="es_ES" w:bidi="es_ES"/>
-          </w:rPr>
-          <w:rPr>
-            <w:color w:val="0000EE"/>
-            <w:u w:val="single"/>
-          </w:rPr>
-          <w:t>2 Samuel 3.13–16</w:t>
-        </w:r>
-      </w:hyperlink>
+      <w:r>
+        <w:rPr>
+          <w:lang w:val="es_ES" w:bidi="es_ES"/>
+        </w:rPr>
+        <w:t>2 Samuel 3.13–16</w:t>
+      </w:r>
       <w:r>
         <w:rPr>
           <w:lang w:val="es_ES" w:bidi="es_ES"/>
@@ -3114,72 +2460,48 @@
         </w:rPr>
         <w:t>Michâl amaba a David al inicio de su relación e incluso engañó a su padre para ayudar a David a escapar de un plan para matarlo (</w:t>
       </w:r>
-      <w:hyperlink r:id="rId106">
-        <w:r>
-          <w:rPr>
-            <w:lang w:val="es_ES" w:bidi="es_ES"/>
-          </w:rPr>
-          <w:rPr>
-            <w:color w:val="0000EE"/>
-            <w:u w:val="single"/>
-          </w:rPr>
-          <w:t>1 Samuel 19.11–17</w:t>
-        </w:r>
-      </w:hyperlink>
+      <w:r>
+        <w:rPr>
+          <w:lang w:val="es_ES" w:bidi="es_ES"/>
+        </w:rPr>
+        <w:t>1 Samuel 19.11–17</w:t>
+      </w:r>
       <w:r>
         <w:rPr>
           <w:lang w:val="es_ES" w:bidi="es_ES"/>
         </w:rPr>
         <w:t>). Después de que David dejó la corte de Saúl, Saúl organizó otro matrimonio para ella (</w:t>
       </w:r>
-      <w:hyperlink r:id="rId107">
-        <w:r>
-          <w:rPr>
-            <w:lang w:val="es_ES" w:bidi="es_ES"/>
-          </w:rPr>
-          <w:rPr>
-            <w:color w:val="0000EE"/>
-            <w:u w:val="single"/>
-          </w:rPr>
-          <w:t>1 Samuel 25.44</w:t>
-        </w:r>
-      </w:hyperlink>
+      <w:r>
+        <w:rPr>
+          <w:lang w:val="es_ES" w:bidi="es_ES"/>
+        </w:rPr>
+        <w:t>1 Samuel 25.44</w:t>
+      </w:r>
       <w:r>
         <w:rPr>
           <w:lang w:val="es_ES" w:bidi="es_ES"/>
         </w:rPr>
         <w:t>). Sin embargo, David más tarde anuló ese matrimonio para traerla de vuelta (</w:t>
       </w:r>
-      <w:hyperlink r:id="rId105">
-        <w:r>
-          <w:rPr>
-            <w:lang w:val="es_ES" w:bidi="es_ES"/>
-          </w:rPr>
-          <w:rPr>
-            <w:color w:val="0000EE"/>
-            <w:u w:val="single"/>
-          </w:rPr>
-          <w:t>2 Samuel 3.13–16</w:t>
-        </w:r>
-      </w:hyperlink>
+      <w:r>
+        <w:rPr>
+          <w:lang w:val="es_ES" w:bidi="es_ES"/>
+        </w:rPr>
+        <w:t>2 Samuel 3.13–16</w:t>
+      </w:r>
       <w:r>
         <w:rPr>
           <w:lang w:val="es_ES" w:bidi="es_ES"/>
         </w:rPr>
         <w:t>). Michâl mostró falta de respeto hacia David cuando él bailó alegremente ante el arca de la alianza mientras era llevada a Jerusalén (</w:t>
       </w:r>
-      <w:hyperlink r:id="rId108">
-        <w:r>
-          <w:rPr>
-            <w:lang w:val="es_ES" w:bidi="es_ES"/>
-          </w:rPr>
-          <w:rPr>
-            <w:color w:val="0000EE"/>
-            <w:u w:val="single"/>
-          </w:rPr>
-          <w:t>2 Samuel 6.16–23</w:t>
-        </w:r>
-      </w:hyperlink>
+      <w:r>
+        <w:rPr>
+          <w:lang w:val="es_ES" w:bidi="es_ES"/>
+        </w:rPr>
+        <w:t>2 Samuel 6.16–23</w:t>
+      </w:r>
       <w:r>
         <w:rPr>
           <w:lang w:val="es_ES" w:bidi="es_ES"/>
@@ -3209,90 +2531,60 @@
           <w:lang w:val="es_ES" w:bidi="es_ES"/>
         </w:rPr>
       </w:r>
-      <w:hyperlink r:id="rId102">
-        <w:r>
-          <w:rPr>
-            <w:lang w:val="es_ES" w:bidi="es_ES"/>
-          </w:rPr>
-          <w:rPr>
-            <w:color w:val="0000EE"/>
-            <w:u w:val="single"/>
-          </w:rPr>
-          <w:t>1 Samuel 14.49;</w:t>
-        </w:r>
-      </w:hyperlink>
+      <w:r>
+        <w:rPr>
+          <w:lang w:val="es_ES" w:bidi="es_ES"/>
+        </w:rPr>
+        <w:t>1 Samuel 14.49;</w:t>
+      </w:r>
       <w:r>
         <w:rPr>
           <w:lang w:val="es_ES" w:bidi="es_ES"/>
         </w:rPr>
         <w:t xml:space="preserve"> </w:t>
       </w:r>
-      <w:hyperlink r:id="rId109">
-        <w:r>
-          <w:rPr>
-            <w:lang w:val="es_ES" w:bidi="es_ES"/>
-          </w:rPr>
-          <w:rPr>
-            <w:color w:val="0000EE"/>
-            <w:u w:val="single"/>
-          </w:rPr>
-          <w:t>18.17–30;</w:t>
-        </w:r>
-      </w:hyperlink>
+      <w:r>
+        <w:rPr>
+          <w:lang w:val="es_ES" w:bidi="es_ES"/>
+        </w:rPr>
+        <w:t>18.17–30;</w:t>
+      </w:r>
       <w:r>
         <w:rPr>
           <w:lang w:val="es_ES" w:bidi="es_ES"/>
         </w:rPr>
         <w:t xml:space="preserve"> </w:t>
       </w:r>
-      <w:hyperlink r:id="rId106">
-        <w:r>
-          <w:rPr>
-            <w:lang w:val="es_ES" w:bidi="es_ES"/>
-          </w:rPr>
-          <w:rPr>
-            <w:color w:val="0000EE"/>
-            <w:u w:val="single"/>
-          </w:rPr>
-          <w:t>19.11–17</w:t>
-        </w:r>
-      </w:hyperlink>
+      <w:r>
+        <w:rPr>
+          <w:lang w:val="es_ES" w:bidi="es_ES"/>
+        </w:rPr>
+        <w:t>19.11–17</w:t>
+      </w:r>
       <w:r>
         <w:rPr>
           <w:lang w:val="es_ES" w:bidi="es_ES"/>
         </w:rPr>
         <w:t xml:space="preserve">; </w:t>
       </w:r>
-      <w:hyperlink r:id="rId105">
-        <w:r>
-          <w:rPr>
-            <w:lang w:val="es_ES" w:bidi="es_ES"/>
-          </w:rPr>
-          <w:rPr>
-            <w:color w:val="0000EE"/>
-            <w:u w:val="single"/>
-          </w:rPr>
-          <w:t>2 Samuel 3.13–16;</w:t>
-        </w:r>
-      </w:hyperlink>
+      <w:r>
+        <w:rPr>
+          <w:lang w:val="es_ES" w:bidi="es_ES"/>
+        </w:rPr>
+        <w:t>2 Samuel 3.13–16;</w:t>
+      </w:r>
       <w:r>
         <w:rPr>
           <w:lang w:val="es_ES" w:bidi="es_ES"/>
         </w:rPr>
         <w:t xml:space="preserve"> </w:t>
       </w:r>
-      <w:hyperlink r:id="rId108">
-        <w:r>
-          <w:rPr>
-            <w:lang w:val="es_ES" w:bidi="es_ES"/>
-          </w:rPr>
-          <w:rPr>
-            <w:color w:val="0000EE"/>
-            <w:u w:val="single"/>
-          </w:rPr>
-          <w:t>6.16–23</w:t>
-        </w:r>
-      </w:hyperlink>
+      <w:r>
+        <w:rPr>
+          <w:lang w:val="es_ES" w:bidi="es_ES"/>
+        </w:rPr>
+        <w:t>6.16–23</w:t>
+      </w:r>
       <w:r>
         <w:rPr>
           <w:lang w:val="es_ES" w:bidi="es_ES"/>
@@ -3341,54 +2633,36 @@
         </w:rPr>
         <w:t>Los moabitas eran descendientes de Moab, el hijo de Lot y su hija mayor (</w:t>
       </w:r>
-      <w:hyperlink r:id="rId110">
-        <w:r>
-          <w:rPr>
-            <w:lang w:val="es_ES" w:bidi="es_ES"/>
-          </w:rPr>
-          <w:rPr>
-            <w:color w:val="0000EE"/>
-            <w:u w:val="single"/>
-          </w:rPr>
-          <w:t>Génesis 19.36–38</w:t>
-        </w:r>
-      </w:hyperlink>
+      <w:r>
+        <w:rPr>
+          <w:lang w:val="es_ES" w:bidi="es_ES"/>
+        </w:rPr>
+        <w:t>Génesis 19.36–38</w:t>
+      </w:r>
       <w:r>
         <w:rPr>
           <w:lang w:val="es_ES" w:bidi="es_ES"/>
         </w:rPr>
         <w:t xml:space="preserve">). Se establecieron en la meseta alta al este del Mar Muerto. La mayor parte de Moab es una meseta suavemente ondulada dividida por barrancos. Incluso en su apogeo, el antiguo Moab cubría un área pequeña, pero su ubicación en el camino real era estratégicamente importante (ver </w:t>
       </w:r>
-      <w:hyperlink r:id="rId111">
-        <w:r>
-          <w:rPr>
-            <w:lang w:val="es_ES" w:bidi="es_ES"/>
-          </w:rPr>
-          <w:rPr>
-            <w:color w:val="0000EE"/>
-            <w:u w:val="single"/>
-          </w:rPr>
-          <w:t>Números 21.21–22;</w:t>
-        </w:r>
-      </w:hyperlink>
+      <w:r>
+        <w:rPr>
+          <w:lang w:val="es_ES" w:bidi="es_ES"/>
+        </w:rPr>
+        <w:t>Números 21.21–22;</w:t>
+      </w:r>
       <w:r>
         <w:rPr>
           <w:lang w:val="es_ES" w:bidi="es_ES"/>
         </w:rPr>
         <w:t xml:space="preserve"> </w:t>
       </w:r>
-      <w:hyperlink r:id="rId112">
-        <w:r>
-          <w:rPr>
-            <w:lang w:val="es_ES" w:bidi="es_ES"/>
-          </w:rPr>
-          <w:rPr>
-            <w:color w:val="0000EE"/>
-            <w:u w:val="single"/>
-          </w:rPr>
-          <w:t>Jueces 11.15–18</w:t>
-        </w:r>
-      </w:hyperlink>
+      <w:r>
+        <w:rPr>
+          <w:lang w:val="es_ES" w:bidi="es_ES"/>
+        </w:rPr>
+        <w:t>Jueces 11.15–18</w:t>
+      </w:r>
       <w:r>
         <w:rPr>
           <w:lang w:val="es_ES" w:bidi="es_ES"/>
@@ -3421,162 +2695,108 @@
         </w:rPr>
         <w:t xml:space="preserve"> que gobernaba en Hesbón (ver </w:t>
       </w:r>
-      <w:hyperlink r:id="rId113">
-        <w:r>
-          <w:rPr>
-            <w:lang w:val="es_ES" w:bidi="es_ES"/>
-          </w:rPr>
-          <w:rPr>
-            <w:color w:val="0000EE"/>
-            <w:u w:val="single"/>
-          </w:rPr>
-          <w:t>Números 21.13</w:t>
-        </w:r>
-      </w:hyperlink>
+      <w:r>
+        <w:rPr>
+          <w:lang w:val="es_ES" w:bidi="es_ES"/>
+        </w:rPr>
+        <w:t>Números 21.13</w:t>
+      </w:r>
       <w:r>
         <w:rPr>
           <w:lang w:val="es_ES" w:bidi="es_ES"/>
         </w:rPr>
         <w:t xml:space="preserve">, </w:t>
       </w:r>
-      <w:hyperlink r:id="rId114">
-        <w:r>
-          <w:rPr>
-            <w:lang w:val="es_ES" w:bidi="es_ES"/>
-          </w:rPr>
-          <w:rPr>
-            <w:color w:val="0000EE"/>
-            <w:u w:val="single"/>
-          </w:rPr>
-          <w:t>26</w:t>
-        </w:r>
-      </w:hyperlink>
+      <w:r>
+        <w:rPr>
+          <w:lang w:val="es_ES" w:bidi="es_ES"/>
+        </w:rPr>
+        <w:t>26</w:t>
+      </w:r>
       <w:r>
         <w:rPr>
           <w:lang w:val="es_ES" w:bidi="es_ES"/>
         </w:rPr>
         <w:t>). Después de que Israel derrotó a Sehón, el rey Balac de Moab temió que Israel pudiera conquistar su tierra, y Moab les declaró la guerra (</w:t>
       </w:r>
-      <w:hyperlink r:id="rId115">
-        <w:r>
-          <w:rPr>
-            <w:lang w:val="es_ES" w:bidi="es_ES"/>
-          </w:rPr>
-          <w:rPr>
-            <w:color w:val="0000EE"/>
-            <w:u w:val="single"/>
-          </w:rPr>
-          <w:t>Números 22.1–25.3;</w:t>
-        </w:r>
-      </w:hyperlink>
+      <w:r>
+        <w:rPr>
+          <w:lang w:val="es_ES" w:bidi="es_ES"/>
+        </w:rPr>
+        <w:t>Números 22.1–25.3;</w:t>
+      </w:r>
       <w:r>
         <w:rPr>
           <w:lang w:val="es_ES" w:bidi="es_ES"/>
         </w:rPr>
         <w:t xml:space="preserve"> </w:t>
       </w:r>
-      <w:hyperlink r:id="rId116">
-        <w:r>
-          <w:rPr>
-            <w:lang w:val="es_ES" w:bidi="es_ES"/>
-          </w:rPr>
-          <w:rPr>
-            <w:color w:val="0000EE"/>
-            <w:u w:val="single"/>
-          </w:rPr>
-          <w:t>Josué 24.9</w:t>
-        </w:r>
-      </w:hyperlink>
+      <w:r>
+        <w:rPr>
+          <w:lang w:val="es_ES" w:bidi="es_ES"/>
+        </w:rPr>
+        <w:t>Josué 24.9</w:t>
+      </w:r>
       <w:r>
         <w:rPr>
           <w:lang w:val="es_ES" w:bidi="es_ES"/>
         </w:rPr>
         <w:t>). Desde entonces, Moab e Israel estuvieron frecuentemente en conflicto (</w:t>
       </w:r>
-      <w:hyperlink r:id="rId117">
-        <w:r>
-          <w:rPr>
-            <w:lang w:val="es_ES" w:bidi="es_ES"/>
-          </w:rPr>
-          <w:rPr>
-            <w:color w:val="0000EE"/>
-            <w:u w:val="single"/>
-          </w:rPr>
-          <w:t>Jueces 3.12–30;</w:t>
-        </w:r>
-      </w:hyperlink>
+      <w:r>
+        <w:rPr>
+          <w:lang w:val="es_ES" w:bidi="es_ES"/>
+        </w:rPr>
+        <w:t>Jueces 3.12–30;</w:t>
+      </w:r>
       <w:r>
         <w:rPr>
           <w:lang w:val="es_ES" w:bidi="es_ES"/>
         </w:rPr>
         <w:t xml:space="preserve"> </w:t>
       </w:r>
-      <w:hyperlink r:id="rId118">
-        <w:r>
-          <w:rPr>
-            <w:lang w:val="es_ES" w:bidi="es_ES"/>
-          </w:rPr>
-          <w:rPr>
-            <w:color w:val="0000EE"/>
-            <w:u w:val="single"/>
-          </w:rPr>
-          <w:t>1 Samuel 14.47;</w:t>
-        </w:r>
-      </w:hyperlink>
+      <w:r>
+        <w:rPr>
+          <w:lang w:val="es_ES" w:bidi="es_ES"/>
+        </w:rPr>
+        <w:t>1 Samuel 14.47;</w:t>
+      </w:r>
       <w:r>
         <w:rPr>
           <w:lang w:val="es_ES" w:bidi="es_ES"/>
         </w:rPr>
         <w:t xml:space="preserve"> </w:t>
       </w:r>
-      <w:hyperlink r:id="rId119">
-        <w:r>
-          <w:rPr>
-            <w:lang w:val="es_ES" w:bidi="es_ES"/>
-          </w:rPr>
-          <w:rPr>
-            <w:color w:val="0000EE"/>
-            <w:u w:val="single"/>
-          </w:rPr>
-          <w:t>2 Samuel 8.2;</w:t>
-        </w:r>
-      </w:hyperlink>
+      <w:r>
+        <w:rPr>
+          <w:lang w:val="es_ES" w:bidi="es_ES"/>
+        </w:rPr>
+        <w:t>2 Samuel 8.2;</w:t>
+      </w:r>
       <w:r>
         <w:rPr>
           <w:lang w:val="es_ES" w:bidi="es_ES"/>
         </w:rPr>
         <w:t xml:space="preserve"> </w:t>
       </w:r>
-      <w:hyperlink r:id="rId120">
-        <w:r>
-          <w:rPr>
-            <w:lang w:val="es_ES" w:bidi="es_ES"/>
-          </w:rPr>
-          <w:rPr>
-            <w:color w:val="0000EE"/>
-            <w:u w:val="single"/>
-          </w:rPr>
-          <w:t>2 Reyes 3</w:t>
-        </w:r>
-      </w:hyperlink>
+      <w:r>
+        <w:rPr>
+          <w:lang w:val="es_ES" w:bidi="es_ES"/>
+        </w:rPr>
+        <w:t>2 Reyes 3</w:t>
+      </w:r>
       <w:r>
         <w:rPr>
           <w:lang w:val="es_ES" w:bidi="es_ES"/>
         </w:rPr>
         <w:t>). Sin embargo, también hubo períodos de paz entre ellos (</w:t>
       </w:r>
-      <w:hyperlink r:id="rId121">
-        <w:r>
-          <w:rPr>
-            <w:lang w:val="es_ES" w:bidi="es_ES"/>
-          </w:rPr>
-          <w:rPr>
-            <w:color w:val="0000EE"/>
-            <w:u w:val="single"/>
-          </w:rPr>
-          <w:t>Rut 1.1–2</w:t>
-        </w:r>
-      </w:hyperlink>
+      <w:r>
+        <w:rPr>
+          <w:lang w:val="es_ES" w:bidi="es_ES"/>
+        </w:rPr>
+        <w:t>Rut 1.1–2</w:t>
+      </w:r>
       <w:r>
         <w:rPr>
           <w:lang w:val="es_ES" w:bidi="es_ES"/>
@@ -3609,234 +2829,156 @@
         </w:rPr>
         <w:t>, el hijo de la hija menor de Lot (</w:t>
       </w:r>
-      <w:hyperlink r:id="rId110">
-        <w:r>
-          <w:rPr>
-            <w:lang w:val="es_ES" w:bidi="es_ES"/>
-          </w:rPr>
-          <w:rPr>
-            <w:color w:val="0000EE"/>
-            <w:u w:val="single"/>
-          </w:rPr>
-          <w:t>Génesis 19.36–38</w:t>
-        </w:r>
-      </w:hyperlink>
+      <w:r>
+        <w:rPr>
+          <w:lang w:val="es_ES" w:bidi="es_ES"/>
+        </w:rPr>
+        <w:t>Génesis 19.36–38</w:t>
+      </w:r>
       <w:r>
         <w:rPr>
           <w:lang w:val="es_ES" w:bidi="es_ES"/>
         </w:rPr>
         <w:t>). Se establecieron en la región de Transjordania, al noreste del Mar Muerto. Cuando los israelitas llegaron tras salir de Egipto, Dios les indicó que no tomaran tierra amonita, ya que pertenecía a los descendientes de Lot (</w:t>
       </w:r>
-      <w:hyperlink r:id="rId122">
-        <w:r>
-          <w:rPr>
-            <w:lang w:val="es_ES" w:bidi="es_ES"/>
-          </w:rPr>
-          <w:rPr>
-            <w:color w:val="0000EE"/>
-            <w:u w:val="single"/>
-          </w:rPr>
-          <w:t>Deuteronomio 2.18–19</w:t>
-        </w:r>
-      </w:hyperlink>
+      <w:r>
+        <w:rPr>
+          <w:lang w:val="es_ES" w:bidi="es_ES"/>
+        </w:rPr>
+        <w:t>Deuteronomio 2.18–19</w:t>
+      </w:r>
       <w:r>
         <w:rPr>
           <w:lang w:val="es_ES" w:bidi="es_ES"/>
         </w:rPr>
         <w:t xml:space="preserve">, </w:t>
       </w:r>
-      <w:hyperlink r:id="rId123">
-        <w:r>
-          <w:rPr>
-            <w:lang w:val="es_ES" w:bidi="es_ES"/>
-          </w:rPr>
-          <w:rPr>
-            <w:color w:val="0000EE"/>
-            <w:u w:val="single"/>
-          </w:rPr>
-          <w:t>37</w:t>
-        </w:r>
-      </w:hyperlink>
+      <w:r>
+        <w:rPr>
+          <w:lang w:val="es_ES" w:bidi="es_ES"/>
+        </w:rPr>
+        <w:t>37</w:t>
+      </w:r>
       <w:r>
         <w:rPr>
           <w:lang w:val="es_ES" w:bidi="es_ES"/>
         </w:rPr>
         <w:t>). Los amonitas ayudaron a los moabitas a luchar contra Israel y se les prohibió unirse a la congregación del Señor por diez generaciones (</w:t>
       </w:r>
-      <w:hyperlink r:id="rId124">
-        <w:r>
-          <w:rPr>
-            <w:lang w:val="es_ES" w:bidi="es_ES"/>
-          </w:rPr>
-          <w:rPr>
-            <w:color w:val="0000EE"/>
-            <w:u w:val="single"/>
-          </w:rPr>
-          <w:t>Deuteronomio 23.3–6</w:t>
-        </w:r>
-      </w:hyperlink>
+      <w:r>
+        <w:rPr>
+          <w:lang w:val="es_ES" w:bidi="es_ES"/>
+        </w:rPr>
+        <w:t>Deuteronomio 23.3–6</w:t>
+      </w:r>
       <w:r>
         <w:rPr>
           <w:lang w:val="es_ES" w:bidi="es_ES"/>
         </w:rPr>
         <w:t xml:space="preserve">; </w:t>
       </w:r>
-      <w:hyperlink r:id="rId125">
-        <w:r>
-          <w:rPr>
-            <w:lang w:val="es_ES" w:bidi="es_ES"/>
-          </w:rPr>
-          <w:rPr>
-            <w:color w:val="0000EE"/>
-            <w:u w:val="single"/>
-          </w:rPr>
-          <w:t>Nehemías 13.1–2</w:t>
-        </w:r>
-      </w:hyperlink>
+      <w:r>
+        <w:rPr>
+          <w:lang w:val="es_ES" w:bidi="es_ES"/>
+        </w:rPr>
+        <w:t>Nehemías 13.1–2</w:t>
+      </w:r>
       <w:r>
         <w:rPr>
           <w:lang w:val="es_ES" w:bidi="es_ES"/>
         </w:rPr>
         <w:t xml:space="preserve">; ver </w:t>
       </w:r>
-      <w:hyperlink r:id="rId115">
-        <w:r>
-          <w:rPr>
-            <w:lang w:val="es_ES" w:bidi="es_ES"/>
-          </w:rPr>
-          <w:rPr>
-            <w:color w:val="0000EE"/>
-            <w:u w:val="single"/>
-          </w:rPr>
-          <w:t>Números 22.1–25:3</w:t>
-        </w:r>
-      </w:hyperlink>
+      <w:r>
+        <w:rPr>
+          <w:lang w:val="es_ES" w:bidi="es_ES"/>
+        </w:rPr>
+        <w:t>Números 22.1–25:3</w:t>
+      </w:r>
       <w:r>
         <w:rPr>
           <w:lang w:val="es_ES" w:bidi="es_ES"/>
         </w:rPr>
         <w:t>). Después de eso, los amonitas a menudo combatieron contra Israel (</w:t>
       </w:r>
-      <w:hyperlink r:id="rId126">
-        <w:r>
-          <w:rPr>
-            <w:lang w:val="es_ES" w:bidi="es_ES"/>
-          </w:rPr>
-          <w:rPr>
-            <w:color w:val="0000EE"/>
-            <w:u w:val="single"/>
-          </w:rPr>
-          <w:t>Jueces 10–11;</w:t>
-        </w:r>
-      </w:hyperlink>
+      <w:r>
+        <w:rPr>
+          <w:lang w:val="es_ES" w:bidi="es_ES"/>
+        </w:rPr>
+        <w:t>Jueces 10–11;</w:t>
+      </w:r>
       <w:r>
         <w:rPr>
           <w:lang w:val="es_ES" w:bidi="es_ES"/>
         </w:rPr>
         <w:t xml:space="preserve"> </w:t>
       </w:r>
-      <w:hyperlink r:id="rId127">
-        <w:r>
-          <w:rPr>
-            <w:lang w:val="es_ES" w:bidi="es_ES"/>
-          </w:rPr>
-          <w:rPr>
-            <w:color w:val="0000EE"/>
-            <w:u w:val="single"/>
-          </w:rPr>
-          <w:t>1 Samuel 11,</w:t>
-        </w:r>
-      </w:hyperlink>
+      <w:r>
+        <w:rPr>
+          <w:lang w:val="es_ES" w:bidi="es_ES"/>
+        </w:rPr>
+        <w:t>1 Samuel 11,</w:t>
+      </w:r>
       <w:r>
         <w:rPr>
           <w:lang w:val="es_ES" w:bidi="es_ES"/>
         </w:rPr>
         <w:t xml:space="preserve"> </w:t>
       </w:r>
-      <w:hyperlink r:id="rId118">
-        <w:r>
-          <w:rPr>
-            <w:lang w:val="es_ES" w:bidi="es_ES"/>
-          </w:rPr>
-          <w:rPr>
-            <w:color w:val="0000EE"/>
-            <w:u w:val="single"/>
-          </w:rPr>
-          <w:t>14.47;</w:t>
-        </w:r>
-      </w:hyperlink>
+      <w:r>
+        <w:rPr>
+          <w:lang w:val="es_ES" w:bidi="es_ES"/>
+        </w:rPr>
+        <w:t>14.47;</w:t>
+      </w:r>
       <w:r>
         <w:rPr>
           <w:lang w:val="es_ES" w:bidi="es_ES"/>
         </w:rPr>
         <w:t xml:space="preserve"> </w:t>
       </w:r>
-      <w:hyperlink r:id="rId128">
-        <w:r>
-          <w:rPr>
-            <w:lang w:val="es_ES" w:bidi="es_ES"/>
-          </w:rPr>
-          <w:rPr>
-            <w:color w:val="0000EE"/>
-            <w:u w:val="single"/>
-          </w:rPr>
-          <w:t>1 Crónicas 20.1–3;</w:t>
-        </w:r>
-      </w:hyperlink>
+      <w:r>
+        <w:rPr>
+          <w:lang w:val="es_ES" w:bidi="es_ES"/>
+        </w:rPr>
+        <w:t>1 Crónicas 20.1–3;</w:t>
+      </w:r>
       <w:r>
         <w:rPr>
           <w:lang w:val="es_ES" w:bidi="es_ES"/>
         </w:rPr>
         <w:t xml:space="preserve"> </w:t>
       </w:r>
-      <w:hyperlink r:id="rId129">
-        <w:r>
-          <w:rPr>
-            <w:lang w:val="es_ES" w:bidi="es_ES"/>
-          </w:rPr>
-          <w:rPr>
-            <w:color w:val="0000EE"/>
-            <w:u w:val="single"/>
-          </w:rPr>
-          <w:t>2 Crónicas 20.1–24</w:t>
-        </w:r>
-      </w:hyperlink>
+      <w:r>
+        <w:rPr>
+          <w:lang w:val="es_ES" w:bidi="es_ES"/>
+        </w:rPr>
+        <w:t>2 Crónicas 20.1–24</w:t>
+      </w:r>
       <w:r>
         <w:rPr>
           <w:lang w:val="es_ES" w:bidi="es_ES"/>
         </w:rPr>
         <w:t>). Sin embargo, David parecía haberse aliado con ellos por un tiempo (</w:t>
       </w:r>
-      <w:hyperlink r:id="rId130">
-        <w:r>
-          <w:rPr>
-            <w:lang w:val="es_ES" w:bidi="es_ES"/>
-          </w:rPr>
-          <w:rPr>
-            <w:color w:val="0000EE"/>
-            <w:u w:val="single"/>
-          </w:rPr>
-          <w:t>2 Samuel 17.27–29,</w:t>
-        </w:r>
-      </w:hyperlink>
+      <w:r>
+        <w:rPr>
+          <w:lang w:val="es_ES" w:bidi="es_ES"/>
+        </w:rPr>
+        <w:t>2 Samuel 17.27–29,</w:t>
+      </w:r>
       <w:r>
         <w:rPr>
           <w:lang w:val="es_ES" w:bidi="es_ES"/>
         </w:rPr>
         <w:t xml:space="preserve"> </w:t>
       </w:r>
-      <w:hyperlink r:id="rId131">
-        <w:r>
-          <w:rPr>
-            <w:lang w:val="es_ES" w:bidi="es_ES"/>
-          </w:rPr>
-          <w:rPr>
-            <w:color w:val="0000EE"/>
-            <w:u w:val="single"/>
-          </w:rPr>
-          <w:t>23.37</w:t>
-        </w:r>
-      </w:hyperlink>
+      <w:r>
+        <w:rPr>
+          <w:lang w:val="es_ES" w:bidi="es_ES"/>
+        </w:rPr>
+        <w:t>23.37</w:t>
+      </w:r>
       <w:r>
         <w:rPr>
           <w:lang w:val="es_ES" w:bidi="es_ES"/>
@@ -3866,18 +3008,12 @@
           <w:lang w:val="es_ES" w:bidi="es_ES"/>
         </w:rPr>
       </w:r>
-      <w:hyperlink r:id="rId124">
-        <w:r>
-          <w:rPr>
-            <w:lang w:val="es_ES" w:bidi="es_ES"/>
-          </w:rPr>
-          <w:rPr>
-            <w:color w:val="0000EE"/>
-            <w:u w:val="single"/>
-          </w:rPr>
-          <w:t>Deuteronomio 23.3–6</w:t>
-        </w:r>
-      </w:hyperlink>
+      <w:r>
+        <w:rPr>
+          <w:lang w:val="es_ES" w:bidi="es_ES"/>
+        </w:rPr>
+        <w:t>Deuteronomio 23.3–6</w:t>
+      </w:r>
       <w:r>
         <w:rPr>
           <w:lang w:val="es_ES" w:bidi="es_ES"/>
@@ -3926,18 +3062,12 @@
         </w:rPr>
         <w:t>Moisés fue el primer líder de Israel como nación. Dios utilizó a Moisés en un momento crucial en la historia de su pueblo. Fue el profeta que recibió la ley y medió el pacto especial de Dios con Israel en el Monte Sinaí (</w:t>
       </w:r>
-      <w:hyperlink r:id="rId132">
-        <w:r>
-          <w:rPr>
-            <w:lang w:val="es_ES" w:bidi="es_ES"/>
-          </w:rPr>
-          <w:rPr>
-            <w:color w:val="0000EE"/>
-            <w:u w:val="single"/>
-          </w:rPr>
-          <w:t>Éxodo 19:3–6</w:t>
-        </w:r>
-      </w:hyperlink>
+      <w:r>
+        <w:rPr>
+          <w:lang w:val="es_ES" w:bidi="es_ES"/>
+        </w:rPr>
+        <w:t>Éxodo 19:3–6</w:t>
+      </w:r>
       <w:r>
         <w:rPr>
           <w:lang w:val="es_ES" w:bidi="es_ES"/>
@@ -3958,36 +3088,24 @@
         </w:rPr>
         <w:t>Moisés era el hermano menor de María y Aarón. Nació en Egipto durante un tiempo peligroso (</w:t>
       </w:r>
-      <w:hyperlink r:id="rId133">
-        <w:r>
-          <w:rPr>
-            <w:lang w:val="es_ES" w:bidi="es_ES"/>
-          </w:rPr>
-          <w:rPr>
-            <w:color w:val="0000EE"/>
-            <w:u w:val="single"/>
-          </w:rPr>
-          <w:t>Éxodo 1:15–2:2</w:t>
-        </w:r>
-      </w:hyperlink>
+      <w:r>
+        <w:rPr>
+          <w:lang w:val="es_ES" w:bidi="es_ES"/>
+        </w:rPr>
+        <w:t>Éxodo 1:15–2:2</w:t>
+      </w:r>
       <w:r>
         <w:rPr>
           <w:lang w:val="es_ES" w:bidi="es_ES"/>
         </w:rPr>
         <w:t>). El faraón egipcio, temiendo una rebelión, ordenó que todos los niños hebreos fueran asesinados al nacer. La madre de Moisés, Jocabed, confió en Dios y colocó a su bebé en una cesta de juncos en el río Nilo. La hija del faraón lo encontró y lo crió como su propio hijo en el palacio (</w:t>
       </w:r>
-      <w:hyperlink r:id="rId134">
-        <w:r>
-          <w:rPr>
-            <w:lang w:val="es_ES" w:bidi="es_ES"/>
-          </w:rPr>
-          <w:rPr>
-            <w:color w:val="0000EE"/>
-            <w:u w:val="single"/>
-          </w:rPr>
-          <w:t>Éxodo 2:3–10</w:t>
-        </w:r>
-      </w:hyperlink>
+      <w:r>
+        <w:rPr>
+          <w:lang w:val="es_ES" w:bidi="es_ES"/>
+        </w:rPr>
+        <w:t>Éxodo 2:3–10</w:t>
+      </w:r>
       <w:r>
         <w:rPr>
           <w:lang w:val="es_ES" w:bidi="es_ES"/>
@@ -4008,36 +3126,24 @@
         </w:rPr>
         <w:t>No sabemos mucho sobre la vida temprana de Moisés. La tradición judía sostiene que adquirió habilidades administrativas y militares en la casa del Faraón. Cuando tenía alrededor de cuarenta años, mató a un egipcio para proteger a un esclavo hebreo y luego huyó a Madián (</w:t>
       </w:r>
-      <w:hyperlink r:id="rId135">
-        <w:r>
-          <w:rPr>
-            <w:lang w:val="es_ES" w:bidi="es_ES"/>
-          </w:rPr>
-          <w:rPr>
-            <w:color w:val="0000EE"/>
-            <w:u w:val="single"/>
-          </w:rPr>
-          <w:t>Éxodo 2:11–15, ver</w:t>
-        </w:r>
-      </w:hyperlink>
+      <w:r>
+        <w:rPr>
+          <w:lang w:val="es_ES" w:bidi="es_ES"/>
+        </w:rPr>
+        <w:t>Éxodo 2:11–15, ver</w:t>
+      </w:r>
       <w:r>
         <w:rPr>
           <w:lang w:val="es_ES" w:bidi="es_ES"/>
         </w:rPr>
         <w:t xml:space="preserve"> también </w:t>
       </w:r>
-      <w:hyperlink r:id="rId136">
-        <w:r>
-          <w:rPr>
-            <w:lang w:val="es_ES" w:bidi="es_ES"/>
-          </w:rPr>
-          <w:rPr>
-            <w:color w:val="0000EE"/>
-            <w:u w:val="single"/>
-          </w:rPr>
-          <w:t>Hechos 7:23–29</w:t>
-        </w:r>
-      </w:hyperlink>
+      <w:r>
+        <w:rPr>
+          <w:lang w:val="es_ES" w:bidi="es_ES"/>
+        </w:rPr>
+        <w:t>Hechos 7:23–29</w:t>
+      </w:r>
       <w:r>
         <w:rPr>
           <w:lang w:val="es_ES" w:bidi="es_ES"/>
@@ -4058,18 +3164,12 @@
         </w:rPr>
         <w:t>Unos cuarenta años después, Dios se le apareció a Moisés en una zarza ardiente. Le dijo a Moisés que regresara a Egipto para liberar a su pueblo de la esclavitud (</w:t>
       </w:r>
-      <w:hyperlink r:id="rId137">
-        <w:r>
-          <w:rPr>
-            <w:lang w:val="es_ES" w:bidi="es_ES"/>
-          </w:rPr>
-          <w:rPr>
-            <w:color w:val="0000EE"/>
-            <w:u w:val="single"/>
-          </w:rPr>
-          <w:t>Éxodo 3:1–4:17</w:t>
-        </w:r>
-      </w:hyperlink>
+      <w:r>
+        <w:rPr>
+          <w:lang w:val="es_ES" w:bidi="es_ES"/>
+        </w:rPr>
+        <w:t>Éxodo 3:1–4:17</w:t>
+      </w:r>
       <w:r>
         <w:rPr>
           <w:lang w:val="es_ES" w:bidi="es_ES"/>
@@ -4104,36 +3204,24 @@
         </w:rPr>
         <w:t>Moisés llevó a Israel al Monte Sinaí, donde había conocido a Dios en la zarza ardiente. Dios se le reveló nuevamente a Moisés en esa montaña, dándole la ley, incluidos los Diez Mandamientos (</w:t>
       </w:r>
-      <w:hyperlink r:id="rId138">
-        <w:r>
-          <w:rPr>
-            <w:lang w:val="es_ES" w:bidi="es_ES"/>
-          </w:rPr>
-          <w:rPr>
-            <w:color w:val="0000EE"/>
-            <w:u w:val="single"/>
-          </w:rPr>
-          <w:t>Éxodo 20:1–23:19</w:t>
-        </w:r>
-      </w:hyperlink>
+      <w:r>
+        <w:rPr>
+          <w:lang w:val="es_ES" w:bidi="es_ES"/>
+        </w:rPr>
+        <w:t>Éxodo 20:1–23:19</w:t>
+      </w:r>
       <w:r>
         <w:rPr>
           <w:lang w:val="es_ES" w:bidi="es_ES"/>
         </w:rPr>
         <w:t>). También le dio instrucciones para construir el tabernáculo. Cuando Moisés descendió de la montaña, encontró que el pueblo había abandonado al verdadero Dios al adorar un becerro de oro (</w:t>
       </w:r>
-      <w:hyperlink r:id="rId139">
-        <w:r>
-          <w:rPr>
-            <w:lang w:val="es_ES" w:bidi="es_ES"/>
-          </w:rPr>
-          <w:rPr>
-            <w:color w:val="0000EE"/>
-            <w:u w:val="single"/>
-          </w:rPr>
-          <w:t>Éxodo 32</w:t>
-        </w:r>
-      </w:hyperlink>
+      <w:r>
+        <w:rPr>
+          <w:lang w:val="es_ES" w:bidi="es_ES"/>
+        </w:rPr>
+        <w:t>Éxodo 32</w:t>
+      </w:r>
       <w:r>
         <w:rPr>
           <w:lang w:val="es_ES" w:bidi="es_ES"/>
@@ -4154,18 +3242,12 @@
         </w:rPr>
         <w:t>Moisés lideró a un grupo quejoso, rebelde y desconfiado a través del desierto. Incluso su propio hermano y hermana cuestionaron su liderazgo, utilizando su matrimonio con una mujer cusita como excusa (</w:t>
       </w:r>
-      <w:hyperlink r:id="rId140">
-        <w:r>
-          <w:rPr>
-            <w:lang w:val="es_ES" w:bidi="es_ES"/>
-          </w:rPr>
-          <w:rPr>
-            <w:color w:val="0000EE"/>
-            <w:u w:val="single"/>
-          </w:rPr>
-          <w:t>Números 12</w:t>
-        </w:r>
-      </w:hyperlink>
+      <w:r>
+        <w:rPr>
+          <w:lang w:val="es_ES" w:bidi="es_ES"/>
+        </w:rPr>
+        <w:t>Números 12</w:t>
+      </w:r>
       <w:r>
         <w:rPr>
           <w:lang w:val="es_ES" w:bidi="es_ES"/>
@@ -4186,54 +3268,36 @@
         </w:rPr>
         <w:t>Moisés fue un gran hombre, pero no era perfecto. Cuando la gente puso a prueba su paciencia quejándose de la falta de agua, Moisés no siguió las instrucciones de Dios. Golpeó una roca en lugar de hablarle (</w:t>
       </w:r>
-      <w:hyperlink r:id="rId141">
-        <w:r>
-          <w:rPr>
-            <w:lang w:val="es_ES" w:bidi="es_ES"/>
-          </w:rPr>
-          <w:rPr>
-            <w:color w:val="0000EE"/>
-            <w:u w:val="single"/>
-          </w:rPr>
-          <w:t>Números 20:1–13</w:t>
-        </w:r>
-      </w:hyperlink>
+      <w:r>
+        <w:rPr>
+          <w:lang w:val="es_ES" w:bidi="es_ES"/>
+        </w:rPr>
+        <w:t>Números 20:1–13</w:t>
+      </w:r>
       <w:r>
         <w:rPr>
           <w:lang w:val="es_ES" w:bidi="es_ES"/>
         </w:rPr>
         <w:t>). Sus acciones no reflejaron la santidad de Dios y sugirieron que él había traído el agua por su propio poder (</w:t>
       </w:r>
-      <w:hyperlink r:id="rId142">
-        <w:r>
-          <w:rPr>
-            <w:lang w:val="es_ES" w:bidi="es_ES"/>
-          </w:rPr>
-          <w:rPr>
-            <w:color w:val="0000EE"/>
-            <w:u w:val="single"/>
-          </w:rPr>
-          <w:t>Números 20:10,</w:t>
-        </w:r>
-      </w:hyperlink>
+      <w:r>
+        <w:rPr>
+          <w:lang w:val="es_ES" w:bidi="es_ES"/>
+        </w:rPr>
+        <w:t>Números 20:10,</w:t>
+      </w:r>
       <w:r>
         <w:rPr>
           <w:lang w:val="es_ES" w:bidi="es_ES"/>
         </w:rPr>
         <w:t xml:space="preserve"> comparar </w:t>
       </w:r>
-      <w:hyperlink r:id="rId143">
-        <w:r>
-          <w:rPr>
-            <w:lang w:val="es_ES" w:bidi="es_ES"/>
-          </w:rPr>
-          <w:rPr>
-            <w:color w:val="0000EE"/>
-            <w:u w:val="single"/>
-          </w:rPr>
-          <w:t>Salmos 106:32–33</w:t>
-        </w:r>
-      </w:hyperlink>
+      <w:r>
+        <w:rPr>
+          <w:lang w:val="es_ES" w:bidi="es_ES"/>
+        </w:rPr>
+        <w:t>Salmos 106:32–33</w:t>
+      </w:r>
       <w:r>
         <w:rPr>
           <w:lang w:val="es_ES" w:bidi="es_ES"/>
@@ -4280,54 +3344,36 @@
         </w:rPr>
         <w:t>” (</w:t>
       </w:r>
-      <w:hyperlink r:id="rId144">
-        <w:r>
-          <w:rPr>
-            <w:lang w:val="es_ES" w:bidi="es_ES"/>
-          </w:rPr>
-          <w:rPr>
-            <w:color w:val="0000EE"/>
-            <w:u w:val="single"/>
-          </w:rPr>
-          <w:t>Deuteronomio 34:10</w:t>
-        </w:r>
-      </w:hyperlink>
+      <w:r>
+        <w:rPr>
+          <w:lang w:val="es_ES" w:bidi="es_ES"/>
+        </w:rPr>
+        <w:t>Deuteronomio 34:10</w:t>
+      </w:r>
       <w:r>
         <w:rPr>
           <w:lang w:val="es_ES" w:bidi="es_ES"/>
         </w:rPr>
         <w:t>). Solo Jesús superó a Moisés como mediador entre Dios y los humanos (</w:t>
       </w:r>
-      <w:hyperlink r:id="rId145">
-        <w:r>
-          <w:rPr>
-            <w:lang w:val="es_ES" w:bidi="es_ES"/>
-          </w:rPr>
-          <w:rPr>
-            <w:color w:val="0000EE"/>
-            <w:u w:val="single"/>
-          </w:rPr>
-          <w:t>Hechos 3:17–26,</w:t>
-        </w:r>
-      </w:hyperlink>
+      <w:r>
+        <w:rPr>
+          <w:lang w:val="es_ES" w:bidi="es_ES"/>
+        </w:rPr>
+        <w:t>Hechos 3:17–26,</w:t>
+      </w:r>
       <w:r>
         <w:rPr>
           <w:lang w:val="es_ES" w:bidi="es_ES"/>
         </w:rPr>
         <w:t xml:space="preserve"> </w:t>
       </w:r>
-      <w:hyperlink r:id="rId146">
-        <w:r>
-          <w:rPr>
-            <w:lang w:val="es_ES" w:bidi="es_ES"/>
-          </w:rPr>
-          <w:rPr>
-            <w:color w:val="0000EE"/>
-            <w:u w:val="single"/>
-          </w:rPr>
-          <w:t>Hebreos 3</w:t>
-        </w:r>
-      </w:hyperlink>
+      <w:r>
+        <w:rPr>
+          <w:lang w:val="es_ES" w:bidi="es_ES"/>
+        </w:rPr>
+        <w:t>Hebreos 3</w:t>
+      </w:r>
       <w:r>
         <w:rPr>
           <w:lang w:val="es_ES" w:bidi="es_ES"/>
@@ -4348,102 +3394,66 @@
         </w:rPr>
         <w:t>Moisés se menciona en el Nuevo Testamento más que cualquier otra persona del Antiguo Testamento. Apareció en la transfiguración de Jesús (cuando la apariencia de Jesús fue transformada). El Nuevo Testamento destaca su papel como legislador y utiliza sus experiencias para ilustrar cómo es la vida bajo el nuevo pacto. Al igual que Moisés, Jesús fue salvado de bebé de los planes malvados de un gobernante (</w:t>
       </w:r>
-      <w:hyperlink r:id="rId41">
-        <w:r>
-          <w:rPr>
-            <w:lang w:val="es_ES" w:bidi="es_ES"/>
-          </w:rPr>
-          <w:rPr>
-            <w:color w:val="0000EE"/>
-            <w:u w:val="single"/>
-          </w:rPr>
-          <w:t>Mateo 2:13–18</w:t>
-        </w:r>
-      </w:hyperlink>
+      <w:r>
+        <w:rPr>
+          <w:lang w:val="es_ES" w:bidi="es_ES"/>
+        </w:rPr>
+        <w:t>Mateo 2:13–18</w:t>
+      </w:r>
       <w:r>
         <w:rPr>
           <w:lang w:val="es_ES" w:bidi="es_ES"/>
         </w:rPr>
         <w:t xml:space="preserve">). La nueva ley de Jesús en su Sermón del Monte refleja la ley dada en el Sinaí (ver </w:t>
       </w:r>
-      <w:hyperlink r:id="rId147">
-        <w:r>
-          <w:rPr>
-            <w:lang w:val="es_ES" w:bidi="es_ES"/>
-          </w:rPr>
-          <w:rPr>
-            <w:color w:val="0000EE"/>
-            <w:u w:val="single"/>
-          </w:rPr>
-          <w:t>Mateo 5–7</w:t>
-        </w:r>
-      </w:hyperlink>
+      <w:r>
+        <w:rPr>
+          <w:lang w:val="es_ES" w:bidi="es_ES"/>
+        </w:rPr>
+        <w:t>Mateo 5–7</w:t>
+      </w:r>
       <w:r>
         <w:rPr>
           <w:lang w:val="es_ES" w:bidi="es_ES"/>
         </w:rPr>
         <w:t xml:space="preserve">). Presenta a Jesús como el verdadero intérprete de la voluntad de Dios. La carta a los Hebreos compara a Cristo con Moisés. La carta de Pablo a los Gálatas y el Evangelio de Juan contrastan la ley de Moisés con la nueva relación de un creyente con Dios (ver </w:t>
       </w:r>
-      <w:hyperlink r:id="rId148">
-        <w:r>
-          <w:rPr>
-            <w:lang w:val="es_ES" w:bidi="es_ES"/>
-          </w:rPr>
-          <w:rPr>
-            <w:color w:val="0000EE"/>
-            <w:u w:val="single"/>
-          </w:rPr>
-          <w:t>Juan 1:17,</w:t>
-        </w:r>
-      </w:hyperlink>
+      <w:r>
+        <w:rPr>
+          <w:lang w:val="es_ES" w:bidi="es_ES"/>
+        </w:rPr>
+        <w:t>Juan 1:17,</w:t>
+      </w:r>
       <w:r>
         <w:rPr>
           <w:lang w:val="es_ES" w:bidi="es_ES"/>
         </w:rPr>
         <w:t xml:space="preserve"> </w:t>
       </w:r>
-      <w:hyperlink r:id="rId149">
-        <w:r>
-          <w:rPr>
-            <w:lang w:val="es_ES" w:bidi="es_ES"/>
-          </w:rPr>
-          <w:rPr>
-            <w:color w:val="0000EE"/>
-            <w:u w:val="single"/>
-          </w:rPr>
-          <w:t xml:space="preserve">Gálatas 3:1– 5, </w:t>
-        </w:r>
-      </w:hyperlink>
-      <w:hyperlink r:id="rId150">
-        <w:r>
-          <w:rPr>
-            <w:lang w:val="es_ES" w:bidi="es_ES"/>
-          </w:rPr>
-          <w:rPr>
-            <w:color w:val="0000EE"/>
-            <w:u w:val="single"/>
-          </w:rPr>
-          <w:t>Hebreos 3:5–6,</w:t>
-        </w:r>
-      </w:hyperlink>
+      <w:r>
+        <w:rPr>
+          <w:lang w:val="es_ES" w:bidi="es_ES"/>
+        </w:rPr>
+        <w:t xml:space="preserve">Gálatas 3:1– 5, </w:t>
+      </w:r>
+      <w:r>
+        <w:rPr>
+          <w:lang w:val="es_ES" w:bidi="es_ES"/>
+        </w:rPr>
+        <w:t>Hebreos 3:5–6,</w:t>
+      </w:r>
       <w:r>
         <w:rPr>
           <w:lang w:val="es_ES" w:bidi="es_ES"/>
         </w:rPr>
         <w:t xml:space="preserve"> </w:t>
       </w:r>
-      <w:hyperlink r:id="rId151">
-        <w:r>
-          <w:rPr>
-            <w:lang w:val="es_ES" w:bidi="es_ES"/>
-          </w:rPr>
-          <w:rPr>
-            <w:color w:val="0000EE"/>
-            <w:u w:val="single"/>
-          </w:rPr>
-          <w:t>9:11–10:18</w:t>
-        </w:r>
-      </w:hyperlink>
+      <w:r>
+        <w:rPr>
+          <w:lang w:val="es_ES" w:bidi="es_ES"/>
+        </w:rPr>
+        <w:t>9:11–10:18</w:t>
+      </w:r>
       <w:r>
         <w:rPr>
           <w:lang w:val="es_ES" w:bidi="es_ES"/>
@@ -4473,738 +3483,492 @@
           <w:lang w:val="es_ES" w:bidi="es_ES"/>
         </w:rPr>
       </w:r>
-      <w:hyperlink r:id="rId152">
-        <w:r>
-          <w:rPr>
-            <w:lang w:val="es_ES" w:bidi="es_ES"/>
-          </w:rPr>
-          <w:rPr>
-            <w:color w:val="0000EE"/>
-            <w:u w:val="single"/>
-          </w:rPr>
-          <w:t>Éxodo 2:1–22</w:t>
-        </w:r>
-      </w:hyperlink>
+      <w:r>
+        <w:rPr>
+          <w:lang w:val="es_ES" w:bidi="es_ES"/>
+        </w:rPr>
+        <w:t>Éxodo 2:1–22</w:t>
+      </w:r>
       <w:r>
         <w:rPr>
           <w:lang w:val="es_ES" w:bidi="es_ES"/>
         </w:rPr>
         <w:t xml:space="preserve">; </w:t>
       </w:r>
-      <w:hyperlink r:id="rId153">
-        <w:r>
-          <w:rPr>
-            <w:lang w:val="es_ES" w:bidi="es_ES"/>
-          </w:rPr>
-          <w:rPr>
-            <w:color w:val="0000EE"/>
-            <w:u w:val="single"/>
-          </w:rPr>
-          <w:t>3:1–19:25</w:t>
-        </w:r>
-      </w:hyperlink>
+      <w:r>
+        <w:rPr>
+          <w:lang w:val="es_ES" w:bidi="es_ES"/>
+        </w:rPr>
+        <w:t>3:1–19:25</w:t>
+      </w:r>
       <w:r>
         <w:rPr>
           <w:lang w:val="es_ES" w:bidi="es_ES"/>
         </w:rPr>
         <w:t xml:space="preserve">; </w:t>
       </w:r>
-      <w:hyperlink r:id="rId154">
-        <w:r>
-          <w:rPr>
-            <w:lang w:val="es_ES" w:bidi="es_ES"/>
-          </w:rPr>
-          <w:rPr>
-            <w:color w:val="0000EE"/>
-            <w:u w:val="single"/>
-          </w:rPr>
-          <w:t>20:19–21</w:t>
-        </w:r>
-      </w:hyperlink>
+      <w:r>
+        <w:rPr>
+          <w:lang w:val="es_ES" w:bidi="es_ES"/>
+        </w:rPr>
+        <w:t>20:19–21</w:t>
+      </w:r>
       <w:r>
         <w:rPr>
           <w:lang w:val="es_ES" w:bidi="es_ES"/>
         </w:rPr>
         <w:t xml:space="preserve">; </w:t>
       </w:r>
-      <w:hyperlink r:id="rId155">
-        <w:r>
-          <w:rPr>
-            <w:lang w:val="es_ES" w:bidi="es_ES"/>
-          </w:rPr>
-          <w:rPr>
-            <w:color w:val="0000EE"/>
-            <w:u w:val="single"/>
-          </w:rPr>
-          <w:t>24:1–18</w:t>
-        </w:r>
-      </w:hyperlink>
+      <w:r>
+        <w:rPr>
+          <w:lang w:val="es_ES" w:bidi="es_ES"/>
+        </w:rPr>
+        <w:t>24:1–18</w:t>
+      </w:r>
       <w:r>
         <w:rPr>
           <w:lang w:val="es_ES" w:bidi="es_ES"/>
         </w:rPr>
         <w:t xml:space="preserve">; </w:t>
       </w:r>
-      <w:hyperlink r:id="rId156">
-        <w:r>
-          <w:rPr>
-            <w:lang w:val="es_ES" w:bidi="es_ES"/>
-          </w:rPr>
-          <w:rPr>
-            <w:color w:val="0000EE"/>
-            <w:u w:val="single"/>
-          </w:rPr>
-          <w:t>31:18</w:t>
-        </w:r>
-      </w:hyperlink>
+      <w:r>
+        <w:rPr>
+          <w:lang w:val="es_ES" w:bidi="es_ES"/>
+        </w:rPr>
+        <w:t>31:18</w:t>
+      </w:r>
       <w:r>
         <w:rPr>
           <w:lang w:val="es_ES" w:bidi="es_ES"/>
         </w:rPr>
         <w:t xml:space="preserve">; </w:t>
       </w:r>
-      <w:hyperlink r:id="rId157">
-        <w:r>
-          <w:rPr>
-            <w:lang w:val="es_ES" w:bidi="es_ES"/>
-          </w:rPr>
-          <w:rPr>
-            <w:color w:val="0000EE"/>
-            <w:u w:val="single"/>
-          </w:rPr>
-          <w:t>32:1–34:35</w:t>
-        </w:r>
-      </w:hyperlink>
+      <w:r>
+        <w:rPr>
+          <w:lang w:val="es_ES" w:bidi="es_ES"/>
+        </w:rPr>
+        <w:t>32:1–34:35</w:t>
+      </w:r>
       <w:r>
         <w:rPr>
           <w:lang w:val="es_ES" w:bidi="es_ES"/>
         </w:rPr>
         <w:t xml:space="preserve">; </w:t>
       </w:r>
-      <w:hyperlink r:id="rId158">
-        <w:r>
-          <w:rPr>
-            <w:lang w:val="es_ES" w:bidi="es_ES"/>
-          </w:rPr>
-          <w:rPr>
-            <w:color w:val="0000EE"/>
-            <w:u w:val="single"/>
-          </w:rPr>
-          <w:t>39:42–43</w:t>
-        </w:r>
-      </w:hyperlink>
+      <w:r>
+        <w:rPr>
+          <w:lang w:val="es_ES" w:bidi="es_ES"/>
+        </w:rPr>
+        <w:t>39:42–43</w:t>
+      </w:r>
       <w:r>
         <w:rPr>
           <w:lang w:val="es_ES" w:bidi="es_ES"/>
         </w:rPr>
         <w:t xml:space="preserve">; </w:t>
       </w:r>
-      <w:hyperlink r:id="rId159">
-        <w:r>
-          <w:rPr>
-            <w:lang w:val="es_ES" w:bidi="es_ES"/>
-          </w:rPr>
-          <w:rPr>
-            <w:color w:val="0000EE"/>
-            <w:u w:val="single"/>
-          </w:rPr>
-          <w:t>40:16</w:t>
-        </w:r>
-      </w:hyperlink>
+      <w:r>
+        <w:rPr>
+          <w:lang w:val="es_ES" w:bidi="es_ES"/>
+        </w:rPr>
+        <w:t>40:16</w:t>
+      </w:r>
       <w:r>
         <w:rPr>
           <w:lang w:val="es_ES" w:bidi="es_ES"/>
         </w:rPr>
         <w:t xml:space="preserve">; </w:t>
       </w:r>
-      <w:hyperlink r:id="rId160">
-        <w:r>
-          <w:rPr>
-            <w:lang w:val="es_ES" w:bidi="es_ES"/>
-          </w:rPr>
-          <w:rPr>
-            <w:color w:val="0000EE"/>
-            <w:u w:val="single"/>
-          </w:rPr>
-          <w:t>Levítico 8:1–36</w:t>
-        </w:r>
-      </w:hyperlink>
+      <w:r>
+        <w:rPr>
+          <w:lang w:val="es_ES" w:bidi="es_ES"/>
+        </w:rPr>
+        <w:t>Levítico 8:1–36</w:t>
+      </w:r>
       <w:r>
         <w:rPr>
           <w:lang w:val="es_ES" w:bidi="es_ES"/>
         </w:rPr>
         <w:t xml:space="preserve">; </w:t>
       </w:r>
-      <w:hyperlink r:id="rId161">
-        <w:r>
-          <w:rPr>
-            <w:lang w:val="es_ES" w:bidi="es_ES"/>
-          </w:rPr>
-          <w:rPr>
-            <w:color w:val="0000EE"/>
-            <w:u w:val="single"/>
-          </w:rPr>
-          <w:t>10:1–20</w:t>
-        </w:r>
-      </w:hyperlink>
+      <w:r>
+        <w:rPr>
+          <w:lang w:val="es_ES" w:bidi="es_ES"/>
+        </w:rPr>
+        <w:t>10:1–20</w:t>
+      </w:r>
       <w:r>
         <w:rPr>
           <w:lang w:val="es_ES" w:bidi="es_ES"/>
         </w:rPr>
         <w:t xml:space="preserve">; </w:t>
       </w:r>
-      <w:hyperlink r:id="rId162">
-        <w:r>
-          <w:rPr>
-            <w:lang w:val="es_ES" w:bidi="es_ES"/>
-          </w:rPr>
-          <w:rPr>
-            <w:color w:val="0000EE"/>
-            <w:u w:val="single"/>
-          </w:rPr>
-          <w:t>24:10–23</w:t>
-        </w:r>
-      </w:hyperlink>
+      <w:r>
+        <w:rPr>
+          <w:lang w:val="es_ES" w:bidi="es_ES"/>
+        </w:rPr>
+        <w:t>24:10–23</w:t>
+      </w:r>
       <w:r>
         <w:rPr>
           <w:lang w:val="es_ES" w:bidi="es_ES"/>
         </w:rPr>
         <w:t xml:space="preserve">; </w:t>
       </w:r>
-      <w:hyperlink r:id="rId163">
-        <w:r>
-          <w:rPr>
-            <w:lang w:val="es_ES" w:bidi="es_ES"/>
-          </w:rPr>
-          <w:rPr>
-            <w:color w:val="0000EE"/>
-            <w:u w:val="single"/>
-          </w:rPr>
-          <w:t>Números 7:1–11</w:t>
-        </w:r>
-      </w:hyperlink>
+      <w:r>
+        <w:rPr>
+          <w:lang w:val="es_ES" w:bidi="es_ES"/>
+        </w:rPr>
+        <w:t>Números 7:1–11</w:t>
+      </w:r>
       <w:r>
         <w:rPr>
           <w:lang w:val="es_ES" w:bidi="es_ES"/>
         </w:rPr>
         <w:t xml:space="preserve">, </w:t>
       </w:r>
-      <w:hyperlink r:id="rId164">
-        <w:r>
-          <w:rPr>
-            <w:lang w:val="es_ES" w:bidi="es_ES"/>
-          </w:rPr>
-          <w:rPr>
-            <w:color w:val="0000EE"/>
-            <w:u w:val="single"/>
-          </w:rPr>
-          <w:t>89</w:t>
-        </w:r>
-      </w:hyperlink>
+      <w:r>
+        <w:rPr>
+          <w:lang w:val="es_ES" w:bidi="es_ES"/>
+        </w:rPr>
+        <w:t>89</w:t>
+      </w:r>
       <w:r>
         <w:rPr>
           <w:lang w:val="es_ES" w:bidi="es_ES"/>
         </w:rPr>
         <w:t xml:space="preserve">; </w:t>
       </w:r>
-      <w:hyperlink r:id="rId165">
-        <w:r>
-          <w:rPr>
-            <w:lang w:val="es_ES" w:bidi="es_ES"/>
-          </w:rPr>
-          <w:rPr>
-            <w:color w:val="0000EE"/>
-            <w:u w:val="single"/>
-          </w:rPr>
-          <w:t>9:1–14</w:t>
-        </w:r>
-      </w:hyperlink>
+      <w:r>
+        <w:rPr>
+          <w:lang w:val="es_ES" w:bidi="es_ES"/>
+        </w:rPr>
+        <w:t>9:1–14</w:t>
+      </w:r>
       <w:r>
         <w:rPr>
           <w:lang w:val="es_ES" w:bidi="es_ES"/>
         </w:rPr>
         <w:t xml:space="preserve">; </w:t>
       </w:r>
-      <w:hyperlink r:id="rId166">
-        <w:r>
-          <w:rPr>
-            <w:lang w:val="es_ES" w:bidi="es_ES"/>
-          </w:rPr>
-          <w:rPr>
-            <w:color w:val="0000EE"/>
-            <w:u w:val="single"/>
-          </w:rPr>
-          <w:t>10:29–14:45</w:t>
-        </w:r>
-      </w:hyperlink>
+      <w:r>
+        <w:rPr>
+          <w:lang w:val="es_ES" w:bidi="es_ES"/>
+        </w:rPr>
+        <w:t>10:29–14:45</w:t>
+      </w:r>
       <w:r>
         <w:rPr>
           <w:lang w:val="es_ES" w:bidi="es_ES"/>
         </w:rPr>
         <w:t xml:space="preserve">; </w:t>
       </w:r>
-      <w:hyperlink r:id="rId167">
-        <w:r>
-          <w:rPr>
-            <w:lang w:val="es_ES" w:bidi="es_ES"/>
-          </w:rPr>
-          <w:rPr>
-            <w:color w:val="0000EE"/>
-            <w:u w:val="single"/>
-          </w:rPr>
-          <w:t>15:32–36</w:t>
-        </w:r>
-      </w:hyperlink>
+      <w:r>
+        <w:rPr>
+          <w:lang w:val="es_ES" w:bidi="es_ES"/>
+        </w:rPr>
+        <w:t>15:32–36</w:t>
+      </w:r>
       <w:r>
         <w:rPr>
           <w:lang w:val="es_ES" w:bidi="es_ES"/>
         </w:rPr>
         <w:t xml:space="preserve">; </w:t>
       </w:r>
-      <w:hyperlink r:id="rId168">
-        <w:r>
-          <w:rPr>
-            <w:lang w:val="es_ES" w:bidi="es_ES"/>
-          </w:rPr>
-          <w:rPr>
-            <w:color w:val="0000EE"/>
-            <w:u w:val="single"/>
-          </w:rPr>
-          <w:t>16:1–17:13</w:t>
-        </w:r>
-      </w:hyperlink>
+      <w:r>
+        <w:rPr>
+          <w:lang w:val="es_ES" w:bidi="es_ES"/>
+        </w:rPr>
+        <w:t>16:1–17:13</w:t>
+      </w:r>
       <w:r>
         <w:rPr>
           <w:lang w:val="es_ES" w:bidi="es_ES"/>
         </w:rPr>
         <w:t xml:space="preserve">; </w:t>
       </w:r>
-      <w:hyperlink r:id="rId169">
-        <w:r>
-          <w:rPr>
-            <w:lang w:val="es_ES" w:bidi="es_ES"/>
-          </w:rPr>
-          <w:rPr>
-            <w:color w:val="0000EE"/>
-            <w:u w:val="single"/>
-          </w:rPr>
-          <w:t>20:1–29</w:t>
-        </w:r>
-      </w:hyperlink>
+      <w:r>
+        <w:rPr>
+          <w:lang w:val="es_ES" w:bidi="es_ES"/>
+        </w:rPr>
+        <w:t>20:1–29</w:t>
+      </w:r>
       <w:r>
         <w:rPr>
           <w:lang w:val="es_ES" w:bidi="es_ES"/>
         </w:rPr>
         <w:t xml:space="preserve">; </w:t>
       </w:r>
-      <w:hyperlink r:id="rId170">
-        <w:r>
-          <w:rPr>
-            <w:lang w:val="es_ES" w:bidi="es_ES"/>
-          </w:rPr>
-          <w:rPr>
-            <w:color w:val="0000EE"/>
-            <w:u w:val="single"/>
-          </w:rPr>
-          <w:t>21:4–9</w:t>
-        </w:r>
-      </w:hyperlink>
+      <w:r>
+        <w:rPr>
+          <w:lang w:val="es_ES" w:bidi="es_ES"/>
+        </w:rPr>
+        <w:t>21:4–9</w:t>
+      </w:r>
       <w:r>
         <w:rPr>
           <w:lang w:val="es_ES" w:bidi="es_ES"/>
         </w:rPr>
         <w:t xml:space="preserve">; </w:t>
       </w:r>
-      <w:hyperlink r:id="rId171">
-        <w:r>
-          <w:rPr>
-            <w:lang w:val="es_ES" w:bidi="es_ES"/>
-          </w:rPr>
-          <w:rPr>
-            <w:color w:val="0000EE"/>
-            <w:u w:val="single"/>
-          </w:rPr>
-          <w:t>25:1–5</w:t>
-        </w:r>
-      </w:hyperlink>
+      <w:r>
+        <w:rPr>
+          <w:lang w:val="es_ES" w:bidi="es_ES"/>
+        </w:rPr>
+        <w:t>25:1–5</w:t>
+      </w:r>
       <w:r>
         <w:rPr>
           <w:lang w:val="es_ES" w:bidi="es_ES"/>
         </w:rPr>
         <w:t xml:space="preserve">; </w:t>
       </w:r>
-      <w:hyperlink r:id="rId172">
-        <w:r>
-          <w:rPr>
-            <w:lang w:val="es_ES" w:bidi="es_ES"/>
-          </w:rPr>
-          <w:rPr>
-            <w:color w:val="0000EE"/>
-            <w:u w:val="single"/>
-          </w:rPr>
-          <w:t>27:1–23</w:t>
-        </w:r>
-      </w:hyperlink>
+      <w:r>
+        <w:rPr>
+          <w:lang w:val="es_ES" w:bidi="es_ES"/>
+        </w:rPr>
+        <w:t>27:1–23</w:t>
+      </w:r>
       <w:r>
         <w:rPr>
           <w:lang w:val="es_ES" w:bidi="es_ES"/>
         </w:rPr>
         <w:t xml:space="preserve">; </w:t>
       </w:r>
-      <w:hyperlink r:id="rId173">
-        <w:r>
-          <w:rPr>
-            <w:lang w:val="es_ES" w:bidi="es_ES"/>
-          </w:rPr>
-          <w:rPr>
-            <w:color w:val="0000EE"/>
-            <w:u w:val="single"/>
-          </w:rPr>
-          <w:t>31:1–32:33</w:t>
-        </w:r>
-      </w:hyperlink>
+      <w:r>
+        <w:rPr>
+          <w:lang w:val="es_ES" w:bidi="es_ES"/>
+        </w:rPr>
+        <w:t>31:1–32:33</w:t>
+      </w:r>
       <w:r>
         <w:rPr>
           <w:lang w:val="es_ES" w:bidi="es_ES"/>
         </w:rPr>
         <w:t xml:space="preserve">; </w:t>
       </w:r>
-      <w:hyperlink r:id="rId174">
-        <w:r>
-          <w:rPr>
-            <w:lang w:val="es_ES" w:bidi="es_ES"/>
-          </w:rPr>
-          <w:rPr>
-            <w:color w:val="0000EE"/>
-            <w:u w:val="single"/>
-          </w:rPr>
-          <w:t>33:1–2</w:t>
-        </w:r>
-      </w:hyperlink>
+      <w:r>
+        <w:rPr>
+          <w:lang w:val="es_ES" w:bidi="es_ES"/>
+        </w:rPr>
+        <w:t>33:1–2</w:t>
+      </w:r>
       <w:r>
         <w:rPr>
           <w:lang w:val="es_ES" w:bidi="es_ES"/>
         </w:rPr>
         <w:t xml:space="preserve">; </w:t>
       </w:r>
-      <w:hyperlink r:id="rId175">
-        <w:r>
-          <w:rPr>
-            <w:lang w:val="es_ES" w:bidi="es_ES"/>
-          </w:rPr>
-          <w:rPr>
-            <w:color w:val="0000EE"/>
-            <w:u w:val="single"/>
-          </w:rPr>
-          <w:t>Deuteronomio 1:1–5</w:t>
-        </w:r>
-      </w:hyperlink>
+      <w:r>
+        <w:rPr>
+          <w:lang w:val="es_ES" w:bidi="es_ES"/>
+        </w:rPr>
+        <w:t>Deuteronomio 1:1–5</w:t>
+      </w:r>
       <w:r>
         <w:rPr>
           <w:lang w:val="es_ES" w:bidi="es_ES"/>
         </w:rPr>
         <w:t xml:space="preserve">; </w:t>
       </w:r>
-      <w:hyperlink r:id="rId176">
-        <w:r>
-          <w:rPr>
-            <w:lang w:val="es_ES" w:bidi="es_ES"/>
-          </w:rPr>
-          <w:rPr>
-            <w:color w:val="0000EE"/>
-            <w:u w:val="single"/>
-          </w:rPr>
-          <w:t>31:1–34:12</w:t>
-        </w:r>
-      </w:hyperlink>
+      <w:r>
+        <w:rPr>
+          <w:lang w:val="es_ES" w:bidi="es_ES"/>
+        </w:rPr>
+        <w:t>31:1–34:12</w:t>
+      </w:r>
       <w:r>
         <w:rPr>
           <w:lang w:val="es_ES" w:bidi="es_ES"/>
         </w:rPr>
         <w:t xml:space="preserve">; </w:t>
       </w:r>
-      <w:hyperlink r:id="rId177">
-        <w:r>
-          <w:rPr>
-            <w:lang w:val="es_ES" w:bidi="es_ES"/>
-          </w:rPr>
-          <w:rPr>
-            <w:color w:val="0000EE"/>
-            <w:u w:val="single"/>
-          </w:rPr>
-          <w:t>1 Crónicas 23:13–17</w:t>
-        </w:r>
-      </w:hyperlink>
+      <w:r>
+        <w:rPr>
+          <w:lang w:val="es_ES" w:bidi="es_ES"/>
+        </w:rPr>
+        <w:t>1 Crónicas 23:13–17</w:t>
+      </w:r>
       <w:r>
         <w:rPr>
           <w:lang w:val="es_ES" w:bidi="es_ES"/>
         </w:rPr>
         <w:t xml:space="preserve">; </w:t>
       </w:r>
-      <w:hyperlink r:id="rId178">
-        <w:r>
-          <w:rPr>
-            <w:lang w:val="es_ES" w:bidi="es_ES"/>
-          </w:rPr>
-          <w:rPr>
-            <w:color w:val="0000EE"/>
-            <w:u w:val="single"/>
-          </w:rPr>
-          <w:t>Salmos 77:20</w:t>
-        </w:r>
-      </w:hyperlink>
+      <w:r>
+        <w:rPr>
+          <w:lang w:val="es_ES" w:bidi="es_ES"/>
+        </w:rPr>
+        <w:t>Salmos 77:20</w:t>
+      </w:r>
       <w:r>
         <w:rPr>
           <w:lang w:val="es_ES" w:bidi="es_ES"/>
         </w:rPr>
         <w:t xml:space="preserve">; </w:t>
       </w:r>
-      <w:hyperlink r:id="rId179">
-        <w:r>
-          <w:rPr>
-            <w:lang w:val="es_ES" w:bidi="es_ES"/>
-          </w:rPr>
-          <w:rPr>
-            <w:color w:val="0000EE"/>
-            <w:u w:val="single"/>
-          </w:rPr>
-          <w:t>90:1–17</w:t>
-        </w:r>
-      </w:hyperlink>
+      <w:r>
+        <w:rPr>
+          <w:lang w:val="es_ES" w:bidi="es_ES"/>
+        </w:rPr>
+        <w:t>90:1–17</w:t>
+      </w:r>
       <w:r>
         <w:rPr>
           <w:lang w:val="es_ES" w:bidi="es_ES"/>
         </w:rPr>
         <w:t xml:space="preserve">; </w:t>
       </w:r>
-      <w:hyperlink r:id="rId180">
-        <w:r>
-          <w:rPr>
-            <w:lang w:val="es_ES" w:bidi="es_ES"/>
-          </w:rPr>
-          <w:rPr>
-            <w:color w:val="0000EE"/>
-            <w:u w:val="single"/>
-          </w:rPr>
-          <w:t>103:7</w:t>
-        </w:r>
-      </w:hyperlink>
+      <w:r>
+        <w:rPr>
+          <w:lang w:val="es_ES" w:bidi="es_ES"/>
+        </w:rPr>
+        <w:t>103:7</w:t>
+      </w:r>
       <w:r>
         <w:rPr>
           <w:lang w:val="es_ES" w:bidi="es_ES"/>
         </w:rPr>
         <w:t xml:space="preserve">; </w:t>
       </w:r>
-      <w:hyperlink r:id="rId181">
-        <w:r>
-          <w:rPr>
-            <w:lang w:val="es_ES" w:bidi="es_ES"/>
-          </w:rPr>
-          <w:rPr>
-            <w:color w:val="0000EE"/>
-            <w:u w:val="single"/>
-          </w:rPr>
-          <w:t>105:26–27</w:t>
-        </w:r>
-      </w:hyperlink>
+      <w:r>
+        <w:rPr>
+          <w:lang w:val="es_ES" w:bidi="es_ES"/>
+        </w:rPr>
+        <w:t>105:26–27</w:t>
+      </w:r>
       <w:r>
         <w:rPr>
           <w:lang w:val="es_ES" w:bidi="es_ES"/>
         </w:rPr>
         <w:t xml:space="preserve">; </w:t>
       </w:r>
-      <w:hyperlink r:id="rId143">
-        <w:r>
-          <w:rPr>
-            <w:lang w:val="es_ES" w:bidi="es_ES"/>
-          </w:rPr>
-          <w:rPr>
-            <w:color w:val="0000EE"/>
-            <w:u w:val="single"/>
-          </w:rPr>
-          <w:t>106:32–33</w:t>
-        </w:r>
-      </w:hyperlink>
+      <w:r>
+        <w:rPr>
+          <w:lang w:val="es_ES" w:bidi="es_ES"/>
+        </w:rPr>
+        <w:t>106:32–33</w:t>
+      </w:r>
       <w:r>
         <w:rPr>
           <w:lang w:val="es_ES" w:bidi="es_ES"/>
         </w:rPr>
         <w:t xml:space="preserve">; </w:t>
       </w:r>
-      <w:hyperlink r:id="rId182">
-        <w:r>
-          <w:rPr>
-            <w:lang w:val="es_ES" w:bidi="es_ES"/>
-          </w:rPr>
-          <w:rPr>
-            <w:color w:val="0000EE"/>
-            <w:u w:val="single"/>
-          </w:rPr>
-          <w:t>Marcos 9:2–13</w:t>
-        </w:r>
-      </w:hyperlink>
+      <w:r>
+        <w:rPr>
+          <w:lang w:val="es_ES" w:bidi="es_ES"/>
+        </w:rPr>
+        <w:t>Marcos 9:2–13</w:t>
+      </w:r>
       <w:r>
         <w:rPr>
           <w:lang w:val="es_ES" w:bidi="es_ES"/>
         </w:rPr>
         <w:t xml:space="preserve">; </w:t>
       </w:r>
-      <w:hyperlink r:id="rId183">
-        <w:r>
-          <w:rPr>
-            <w:lang w:val="es_ES" w:bidi="es_ES"/>
-          </w:rPr>
-          <w:rPr>
-            <w:color w:val="0000EE"/>
-            <w:u w:val="single"/>
-          </w:rPr>
-          <w:t>Hechos 7:17–44</w:t>
-        </w:r>
-      </w:hyperlink>
+      <w:r>
+        <w:rPr>
+          <w:lang w:val="es_ES" w:bidi="es_ES"/>
+        </w:rPr>
+        <w:t>Hechos 7:17–44</w:t>
+      </w:r>
       <w:r>
         <w:rPr>
           <w:lang w:val="es_ES" w:bidi="es_ES"/>
         </w:rPr>
         <w:t xml:space="preserve">; </w:t>
       </w:r>
-      <w:hyperlink r:id="rId184">
-        <w:r>
-          <w:rPr>
-            <w:lang w:val="es_ES" w:bidi="es_ES"/>
-          </w:rPr>
-          <w:rPr>
-            <w:color w:val="0000EE"/>
-            <w:u w:val="single"/>
-          </w:rPr>
-          <w:t>1 Corintios 10:1–14</w:t>
-        </w:r>
-      </w:hyperlink>
+      <w:r>
+        <w:rPr>
+          <w:lang w:val="es_ES" w:bidi="es_ES"/>
+        </w:rPr>
+        <w:t>1 Corintios 10:1–14</w:t>
+      </w:r>
       <w:r>
         <w:rPr>
           <w:lang w:val="es_ES" w:bidi="es_ES"/>
         </w:rPr>
         <w:t xml:space="preserve">; </w:t>
       </w:r>
-      <w:hyperlink r:id="rId185">
-        <w:r>
-          <w:rPr>
-            <w:lang w:val="es_ES" w:bidi="es_ES"/>
-          </w:rPr>
-          <w:rPr>
-            <w:color w:val="0000EE"/>
-            <w:u w:val="single"/>
-          </w:rPr>
-          <w:t>2 Corintios 3:7–18</w:t>
-        </w:r>
-      </w:hyperlink>
+      <w:r>
+        <w:rPr>
+          <w:lang w:val="es_ES" w:bidi="es_ES"/>
+        </w:rPr>
+        <w:t>2 Corintios 3:7–18</w:t>
+      </w:r>
       <w:r>
         <w:rPr>
           <w:lang w:val="es_ES" w:bidi="es_ES"/>
         </w:rPr>
         <w:t xml:space="preserve">; </w:t>
       </w:r>
-      <w:hyperlink r:id="rId186">
-        <w:r>
-          <w:rPr>
-            <w:lang w:val="es_ES" w:bidi="es_ES"/>
-          </w:rPr>
-          <w:rPr>
-            <w:color w:val="0000EE"/>
-            <w:u w:val="single"/>
-          </w:rPr>
-          <w:t>Gálatas 3:19</w:t>
-        </w:r>
-      </w:hyperlink>
+      <w:r>
+        <w:rPr>
+          <w:lang w:val="es_ES" w:bidi="es_ES"/>
+        </w:rPr>
+        <w:t>Gálatas 3:19</w:t>
+      </w:r>
       <w:r>
         <w:rPr>
           <w:lang w:val="es_ES" w:bidi="es_ES"/>
         </w:rPr>
         <w:t xml:space="preserve">; </w:t>
       </w:r>
-      <w:hyperlink r:id="rId146">
-        <w:r>
-          <w:rPr>
-            <w:lang w:val="es_ES" w:bidi="es_ES"/>
-          </w:rPr>
-          <w:rPr>
-            <w:color w:val="0000EE"/>
-            <w:u w:val="single"/>
-          </w:rPr>
-          <w:t>Hebreos 3:1–19</w:t>
-        </w:r>
-      </w:hyperlink>
+      <w:r>
+        <w:rPr>
+          <w:lang w:val="es_ES" w:bidi="es_ES"/>
+        </w:rPr>
+        <w:t>Hebreos 3:1–19</w:t>
+      </w:r>
       <w:r>
         <w:rPr>
           <w:lang w:val="es_ES" w:bidi="es_ES"/>
         </w:rPr>
         <w:t xml:space="preserve">; </w:t>
       </w:r>
-      <w:hyperlink r:id="rId187">
-        <w:r>
-          <w:rPr>
-            <w:lang w:val="es_ES" w:bidi="es_ES"/>
-          </w:rPr>
-          <w:rPr>
-            <w:color w:val="0000EE"/>
-            <w:u w:val="single"/>
-          </w:rPr>
-          <w:t>8:5</w:t>
-        </w:r>
-      </w:hyperlink>
+      <w:r>
+        <w:rPr>
+          <w:lang w:val="es_ES" w:bidi="es_ES"/>
+        </w:rPr>
+        <w:t>8:5</w:t>
+      </w:r>
       <w:r>
         <w:rPr>
           <w:lang w:val="es_ES" w:bidi="es_ES"/>
         </w:rPr>
         <w:t xml:space="preserve">; </w:t>
       </w:r>
-      <w:hyperlink r:id="rId188">
-        <w:r>
-          <w:rPr>
-            <w:lang w:val="es_ES" w:bidi="es_ES"/>
-          </w:rPr>
-          <w:rPr>
-            <w:color w:val="0000EE"/>
-            <w:u w:val="single"/>
-          </w:rPr>
-          <w:t>9:19–22</w:t>
-        </w:r>
-      </w:hyperlink>
+      <w:r>
+        <w:rPr>
+          <w:lang w:val="es_ES" w:bidi="es_ES"/>
+        </w:rPr>
+        <w:t>9:19–22</w:t>
+      </w:r>
       <w:r>
         <w:rPr>
           <w:lang w:val="es_ES" w:bidi="es_ES"/>
         </w:rPr>
         <w:t xml:space="preserve">; </w:t>
       </w:r>
-      <w:hyperlink r:id="rId189">
-        <w:r>
-          <w:rPr>
-            <w:lang w:val="es_ES" w:bidi="es_ES"/>
-          </w:rPr>
-          <w:rPr>
-            <w:color w:val="0000EE"/>
-            <w:u w:val="single"/>
-          </w:rPr>
-          <w:t>11:23–28</w:t>
-        </w:r>
-      </w:hyperlink>
+      <w:r>
+        <w:rPr>
+          <w:lang w:val="es_ES" w:bidi="es_ES"/>
+        </w:rPr>
+        <w:t>11:23–28</w:t>
+      </w:r>
       <w:r>
         <w:rPr>
           <w:lang w:val="es_ES" w:bidi="es_ES"/>
         </w:rPr>
         <w:t xml:space="preserve">; </w:t>
       </w:r>
-      <w:hyperlink r:id="rId190">
-        <w:r>
-          <w:rPr>
-            <w:lang w:val="es_ES" w:bidi="es_ES"/>
-          </w:rPr>
-          <w:rPr>
-            <w:color w:val="0000EE"/>
-            <w:u w:val="single"/>
-          </w:rPr>
-          <w:t>12:18–29</w:t>
-        </w:r>
-      </w:hyperlink>
+      <w:r>
+        <w:rPr>
+          <w:lang w:val="es_ES" w:bidi="es_ES"/>
+        </w:rPr>
+        <w:t>12:18–29</w:t>
+      </w:r>
       <w:r>
         <w:rPr>
           <w:lang w:val="es_ES" w:bidi="es_ES"/>
@@ -5282,306 +4046,204 @@
         </w:rPr>
         <w:t xml:space="preserve"> probablemente originaria de Magdala en Galilea, fue liberada de la posesión demoníaca por Jesús (</w:t>
       </w:r>
-      <w:hyperlink r:id="rId191">
-        <w:r>
-          <w:rPr>
-            <w:lang w:val="es_ES" w:bidi="es_ES"/>
-          </w:rPr>
-          <w:rPr>
-            <w:color w:val="0000EE"/>
-            <w:u w:val="single"/>
-          </w:rPr>
-          <w:t>Marcos 16:9</w:t>
-        </w:r>
-      </w:hyperlink>
+      <w:r>
+        <w:rPr>
+          <w:lang w:val="es_ES" w:bidi="es_ES"/>
+        </w:rPr>
+        <w:t>Marcos 16:9</w:t>
+      </w:r>
       <w:r>
         <w:rPr>
           <w:lang w:val="es_ES" w:bidi="es_ES"/>
         </w:rPr>
         <w:t>). Se convirtió en una seguidora fiel y apoyó económicamente a Jesús y sus discípulos (</w:t>
       </w:r>
-      <w:hyperlink r:id="rId192">
-        <w:r>
-          <w:rPr>
-            <w:lang w:val="es_ES" w:bidi="es_ES"/>
-          </w:rPr>
-          <w:rPr>
-            <w:color w:val="0000EE"/>
-            <w:u w:val="single"/>
-          </w:rPr>
-          <w:t>Lucas 8:1–3</w:t>
-        </w:r>
-      </w:hyperlink>
+      <w:r>
+        <w:rPr>
+          <w:lang w:val="es_ES" w:bidi="es_ES"/>
+        </w:rPr>
+        <w:t>Lucas 8:1–3</w:t>
+      </w:r>
       <w:r>
         <w:rPr>
           <w:lang w:val="es_ES" w:bidi="es_ES"/>
         </w:rPr>
         <w:t xml:space="preserve">; ver también </w:t>
       </w:r>
-      <w:hyperlink r:id="rId193">
-        <w:r>
-          <w:rPr>
-            <w:lang w:val="es_ES" w:bidi="es_ES"/>
-          </w:rPr>
-          <w:rPr>
-            <w:color w:val="0000EE"/>
-            <w:u w:val="single"/>
-          </w:rPr>
-          <w:t>Mateo 27:55–56,</w:t>
-        </w:r>
-      </w:hyperlink>
+      <w:r>
+        <w:rPr>
+          <w:lang w:val="es_ES" w:bidi="es_ES"/>
+        </w:rPr>
+        <w:t>Mateo 27:55–56,</w:t>
+      </w:r>
       <w:r>
         <w:rPr>
           <w:lang w:val="es_ES" w:bidi="es_ES"/>
         </w:rPr>
         <w:t xml:space="preserve"> </w:t>
       </w:r>
-      <w:hyperlink r:id="rId194">
-        <w:r>
-          <w:rPr>
-            <w:lang w:val="es_ES" w:bidi="es_ES"/>
-          </w:rPr>
-          <w:rPr>
-            <w:color w:val="0000EE"/>
-            <w:u w:val="single"/>
-          </w:rPr>
-          <w:t>Marcos 15:40–41</w:t>
-        </w:r>
-      </w:hyperlink>
+      <w:r>
+        <w:rPr>
+          <w:lang w:val="es_ES" w:bidi="es_ES"/>
+        </w:rPr>
+        <w:t>Marcos 15:40–41</w:t>
+      </w:r>
       <w:r>
         <w:rPr>
           <w:lang w:val="es_ES" w:bidi="es_ES"/>
         </w:rPr>
         <w:t>). Fue testigo de la muerte de Jesús en la cruz y de su sepultura (</w:t>
       </w:r>
-      <w:hyperlink r:id="rId195">
-        <w:r>
-          <w:rPr>
-            <w:lang w:val="es_ES" w:bidi="es_ES"/>
-          </w:rPr>
-          <w:rPr>
-            <w:color w:val="0000EE"/>
-            <w:u w:val="single"/>
-          </w:rPr>
-          <w:t>Mateo 27:55–61,</w:t>
-        </w:r>
-      </w:hyperlink>
+      <w:r>
+        <w:rPr>
+          <w:lang w:val="es_ES" w:bidi="es_ES"/>
+        </w:rPr>
+        <w:t>Mateo 27:55–61,</w:t>
+      </w:r>
       <w:r>
         <w:rPr>
           <w:lang w:val="es_ES" w:bidi="es_ES"/>
         </w:rPr>
         <w:t xml:space="preserve"> </w:t>
       </w:r>
-      <w:hyperlink r:id="rId196">
-        <w:r>
-          <w:rPr>
-            <w:lang w:val="es_ES" w:bidi="es_ES"/>
-          </w:rPr>
-          <w:rPr>
-            <w:color w:val="0000EE"/>
-            <w:u w:val="single"/>
-          </w:rPr>
-          <w:t>Marcos 15:40–47,</w:t>
-        </w:r>
-      </w:hyperlink>
+      <w:r>
+        <w:rPr>
+          <w:lang w:val="es_ES" w:bidi="es_ES"/>
+        </w:rPr>
+        <w:t>Marcos 15:40–47,</w:t>
+      </w:r>
       <w:r>
         <w:rPr>
           <w:lang w:val="es_ES" w:bidi="es_ES"/>
         </w:rPr>
         <w:t xml:space="preserve"> </w:t>
       </w:r>
-      <w:hyperlink r:id="rId53">
-        <w:r>
-          <w:rPr>
-            <w:lang w:val="es_ES" w:bidi="es_ES"/>
-          </w:rPr>
-          <w:rPr>
-            <w:color w:val="0000EE"/>
-            <w:u w:val="single"/>
-          </w:rPr>
-          <w:t>Juan 19:25,</w:t>
-        </w:r>
-      </w:hyperlink>
+      <w:r>
+        <w:rPr>
+          <w:lang w:val="es_ES" w:bidi="es_ES"/>
+        </w:rPr>
+        <w:t>Juan 19:25,</w:t>
+      </w:r>
       <w:r>
         <w:rPr>
           <w:lang w:val="es_ES" w:bidi="es_ES"/>
         </w:rPr>
         <w:t xml:space="preserve"> comparar </w:t>
       </w:r>
-      <w:hyperlink r:id="rId197">
-        <w:r>
-          <w:rPr>
-            <w:lang w:val="es_ES" w:bidi="es_ES"/>
-          </w:rPr>
-          <w:rPr>
-            <w:color w:val="0000EE"/>
-            <w:u w:val="single"/>
-          </w:rPr>
-          <w:t>Lucas 23:49</w:t>
-        </w:r>
-      </w:hyperlink>
+      <w:r>
+        <w:rPr>
+          <w:lang w:val="es_ES" w:bidi="es_ES"/>
+        </w:rPr>
+        <w:t>Lucas 23:49</w:t>
+      </w:r>
       <w:r>
         <w:rPr>
           <w:lang w:val="es_ES" w:bidi="es_ES"/>
         </w:rPr>
         <w:t xml:space="preserve">, </w:t>
       </w:r>
-      <w:hyperlink r:id="rId198">
-        <w:r>
-          <w:rPr>
-            <w:lang w:val="es_ES" w:bidi="es_ES"/>
-          </w:rPr>
-          <w:rPr>
-            <w:color w:val="0000EE"/>
-            <w:u w:val="single"/>
-          </w:rPr>
-          <w:t>55–56</w:t>
-        </w:r>
-      </w:hyperlink>
+      <w:r>
+        <w:rPr>
+          <w:lang w:val="es_ES" w:bidi="es_ES"/>
+        </w:rPr>
+        <w:t>55–56</w:t>
+      </w:r>
       <w:r>
         <w:rPr>
           <w:lang w:val="es_ES" w:bidi="es_ES"/>
         </w:rPr>
         <w:t>). Acudió al sepulcro temprano el domingo por la mañana con especias funerarias. Fue de las primeras en escuchar que Jesús había resucitado de entre los muertos (</w:t>
       </w:r>
-      <w:hyperlink r:id="rId199">
-        <w:r>
-          <w:rPr>
-            <w:lang w:val="es_ES" w:bidi="es_ES"/>
-          </w:rPr>
-          <w:rPr>
-            <w:color w:val="0000EE"/>
-            <w:u w:val="single"/>
-          </w:rPr>
-          <w:t>Mateo 28:1–8,</w:t>
-        </w:r>
-      </w:hyperlink>
+      <w:r>
+        <w:rPr>
+          <w:lang w:val="es_ES" w:bidi="es_ES"/>
+        </w:rPr>
+        <w:t>Mateo 28:1–8,</w:t>
+      </w:r>
       <w:r>
         <w:rPr>
           <w:lang w:val="es_ES" w:bidi="es_ES"/>
         </w:rPr>
         <w:t xml:space="preserve"> </w:t>
       </w:r>
-      <w:hyperlink r:id="rId200">
-        <w:r>
-          <w:rPr>
-            <w:lang w:val="es_ES" w:bidi="es_ES"/>
-          </w:rPr>
-          <w:rPr>
-            <w:color w:val="0000EE"/>
-            <w:u w:val="single"/>
-          </w:rPr>
-          <w:t>Marcos 16:1–8,</w:t>
-        </w:r>
-      </w:hyperlink>
+      <w:r>
+        <w:rPr>
+          <w:lang w:val="es_ES" w:bidi="es_ES"/>
+        </w:rPr>
+        <w:t>Marcos 16:1–8,</w:t>
+      </w:r>
       <w:r>
         <w:rPr>
           <w:lang w:val="es_ES" w:bidi="es_ES"/>
         </w:rPr>
         <w:t xml:space="preserve"> </w:t>
       </w:r>
-      <w:hyperlink r:id="rId201">
-        <w:r>
-          <w:rPr>
-            <w:lang w:val="es_ES" w:bidi="es_ES"/>
-          </w:rPr>
-          <w:rPr>
-            <w:color w:val="0000EE"/>
-            <w:u w:val="single"/>
-          </w:rPr>
-          <w:t>Lucas 24:1–11</w:t>
-        </w:r>
-      </w:hyperlink>
+      <w:r>
+        <w:rPr>
+          <w:lang w:val="es_ES" w:bidi="es_ES"/>
+        </w:rPr>
+        <w:t>Lucas 24:1–11</w:t>
+      </w:r>
       <w:r>
         <w:rPr>
           <w:lang w:val="es_ES" w:bidi="es_ES"/>
         </w:rPr>
         <w:t xml:space="preserve">, </w:t>
       </w:r>
-      <w:hyperlink r:id="rId202">
-        <w:r>
-          <w:rPr>
-            <w:lang w:val="es_ES" w:bidi="es_ES"/>
-          </w:rPr>
-          <w:rPr>
-            <w:color w:val="0000EE"/>
-            <w:u w:val="single"/>
-          </w:rPr>
-          <w:t>22–24</w:t>
-        </w:r>
-      </w:hyperlink>
+      <w:r>
+        <w:rPr>
+          <w:lang w:val="es_ES" w:bidi="es_ES"/>
+        </w:rPr>
+        <w:t>22–24</w:t>
+      </w:r>
       <w:r>
         <w:rPr>
           <w:lang w:val="es_ES" w:bidi="es_ES"/>
         </w:rPr>
         <w:t>). También fue la primera en ver al Jesús resucitado (</w:t>
       </w:r>
-      <w:hyperlink r:id="rId203">
-        <w:r>
-          <w:rPr>
-            <w:lang w:val="es_ES" w:bidi="es_ES"/>
-          </w:rPr>
-          <w:rPr>
-            <w:color w:val="0000EE"/>
-            <w:u w:val="single"/>
-          </w:rPr>
-          <w:t>Mateo 28:9–10,</w:t>
-        </w:r>
-      </w:hyperlink>
+      <w:r>
+        <w:rPr>
+          <w:lang w:val="es_ES" w:bidi="es_ES"/>
+        </w:rPr>
+        <w:t>Mateo 28:9–10,</w:t>
+      </w:r>
       <w:r>
         <w:rPr>
           <w:lang w:val="es_ES" w:bidi="es_ES"/>
         </w:rPr>
         <w:t xml:space="preserve"> </w:t>
       </w:r>
-      <w:hyperlink r:id="rId204">
-        <w:r>
-          <w:rPr>
-            <w:lang w:val="es_ES" w:bidi="es_ES"/>
-          </w:rPr>
-          <w:rPr>
-            <w:color w:val="0000EE"/>
-            <w:u w:val="single"/>
-          </w:rPr>
-          <w:t>Marcos 16:9–11,</w:t>
-        </w:r>
-      </w:hyperlink>
+      <w:r>
+        <w:rPr>
+          <w:lang w:val="es_ES" w:bidi="es_ES"/>
+        </w:rPr>
+        <w:t>Marcos 16:9–11,</w:t>
+      </w:r>
       <w:r>
         <w:rPr>
           <w:lang w:val="es_ES" w:bidi="es_ES"/>
         </w:rPr>
         <w:t xml:space="preserve"> </w:t>
       </w:r>
-      <w:hyperlink r:id="rId205">
-        <w:r>
-          <w:rPr>
-            <w:lang w:val="es_ES" w:bidi="es_ES"/>
-          </w:rPr>
-          <w:rPr>
-            <w:color w:val="0000EE"/>
-            <w:u w:val="single"/>
-          </w:rPr>
-          <w:t>Juan 20:1–2</w:t>
-        </w:r>
-      </w:hyperlink>
+      <w:r>
+        <w:rPr>
+          <w:lang w:val="es_ES" w:bidi="es_ES"/>
+        </w:rPr>
+        <w:t>Juan 20:1–2</w:t>
+      </w:r>
       <w:r>
         <w:rPr>
           <w:lang w:val="es_ES" w:bidi="es_ES"/>
         </w:rPr>
         <w:t xml:space="preserve">, </w:t>
       </w:r>
-      <w:hyperlink r:id="rId206">
-        <w:r>
-          <w:rPr>
-            <w:lang w:val="es_ES" w:bidi="es_ES"/>
-          </w:rPr>
-          <w:rPr>
-            <w:color w:val="0000EE"/>
-            <w:u w:val="single"/>
-          </w:rPr>
-          <w:t>11–18</w:t>
-        </w:r>
-      </w:hyperlink>
+      <w:r>
+        <w:rPr>
+          <w:lang w:val="es_ES" w:bidi="es_ES"/>
+        </w:rPr>
+        <w:t>11–18</w:t>
+      </w:r>
       <w:r>
         <w:rPr>
           <w:lang w:val="es_ES" w:bidi="es_ES"/>
@@ -5613,144 +4275,96 @@
         </w:rPr>
         <w:t xml:space="preserve"> (no el apóstol) y José, estaba entre las mujeres presentes durante la muerte de Jesús en la cruz y su sepultura (</w:t>
       </w:r>
-      <w:hyperlink r:id="rId195">
-        <w:r>
-          <w:rPr>
-            <w:lang w:val="es_ES" w:bidi="es_ES"/>
-          </w:rPr>
-          <w:rPr>
-            <w:color w:val="0000EE"/>
-            <w:u w:val="single"/>
-          </w:rPr>
-          <w:t>Mateo 27:55–61,</w:t>
-        </w:r>
-      </w:hyperlink>
+      <w:r>
+        <w:rPr>
+          <w:lang w:val="es_ES" w:bidi="es_ES"/>
+        </w:rPr>
+        <w:t>Mateo 27:55–61,</w:t>
+      </w:r>
       <w:r>
         <w:rPr>
           <w:lang w:val="es_ES" w:bidi="es_ES"/>
         </w:rPr>
         <w:t xml:space="preserve"> </w:t>
       </w:r>
-      <w:hyperlink r:id="rId196">
-        <w:r>
-          <w:rPr>
-            <w:lang w:val="es_ES" w:bidi="es_ES"/>
-          </w:rPr>
-          <w:rPr>
-            <w:color w:val="0000EE"/>
-            <w:u w:val="single"/>
-          </w:rPr>
-          <w:t>Marcos 15:40–47</w:t>
-        </w:r>
-      </w:hyperlink>
+      <w:r>
+        <w:rPr>
+          <w:lang w:val="es_ES" w:bidi="es_ES"/>
+        </w:rPr>
+        <w:t>Marcos 15:40–47</w:t>
+      </w:r>
       <w:r>
         <w:rPr>
           <w:lang w:val="es_ES" w:bidi="es_ES"/>
         </w:rPr>
         <w:t xml:space="preserve">; ver también </w:t>
       </w:r>
-      <w:hyperlink r:id="rId197">
-        <w:r>
-          <w:rPr>
-            <w:lang w:val="es_ES" w:bidi="es_ES"/>
-          </w:rPr>
-          <w:rPr>
-            <w:color w:val="0000EE"/>
-            <w:u w:val="single"/>
-          </w:rPr>
-          <w:t>Lucas 23:49</w:t>
-        </w:r>
-      </w:hyperlink>
+      <w:r>
+        <w:rPr>
+          <w:lang w:val="es_ES" w:bidi="es_ES"/>
+        </w:rPr>
+        <w:t>Lucas 23:49</w:t>
+      </w:r>
       <w:r>
         <w:rPr>
           <w:lang w:val="es_ES" w:bidi="es_ES"/>
         </w:rPr>
         <w:t xml:space="preserve">, </w:t>
       </w:r>
-      <w:hyperlink r:id="rId207">
-        <w:r>
-          <w:rPr>
-            <w:lang w:val="es_ES" w:bidi="es_ES"/>
-          </w:rPr>
-          <w:rPr>
-            <w:color w:val="0000EE"/>
-            <w:u w:val="single"/>
-          </w:rPr>
-          <w:t>55</w:t>
-        </w:r>
-      </w:hyperlink>
+      <w:r>
+        <w:rPr>
+          <w:lang w:val="es_ES" w:bidi="es_ES"/>
+        </w:rPr>
+        <w:t>55</w:t>
+      </w:r>
       <w:r>
         <w:rPr>
           <w:lang w:val="es_ES" w:bidi="es_ES"/>
         </w:rPr>
         <w:t>). Al igual que María Magdalena, fue de las primeras en escuchar que Jesús había resucitado de entre los muertos (</w:t>
       </w:r>
-      <w:hyperlink r:id="rId199">
-        <w:r>
-          <w:rPr>
-            <w:lang w:val="es_ES" w:bidi="es_ES"/>
-          </w:rPr>
-          <w:rPr>
-            <w:color w:val="0000EE"/>
-            <w:u w:val="single"/>
-          </w:rPr>
-          <w:t>Mateo 28:1–8</w:t>
-        </w:r>
-      </w:hyperlink>
+      <w:r>
+        <w:rPr>
+          <w:lang w:val="es_ES" w:bidi="es_ES"/>
+        </w:rPr>
+        <w:t>Mateo 28:1–8</w:t>
+      </w:r>
       <w:r>
         <w:rPr>
           <w:lang w:val="es_ES" w:bidi="es_ES"/>
         </w:rPr>
         <w:t xml:space="preserve">; </w:t>
       </w:r>
-      <w:hyperlink r:id="rId200">
-        <w:r>
-          <w:rPr>
-            <w:lang w:val="es_ES" w:bidi="es_ES"/>
-          </w:rPr>
-          <w:rPr>
-            <w:color w:val="0000EE"/>
-            <w:u w:val="single"/>
-          </w:rPr>
-          <w:t>Marcos 16:1–8,</w:t>
-        </w:r>
-      </w:hyperlink>
+      <w:r>
+        <w:rPr>
+          <w:lang w:val="es_ES" w:bidi="es_ES"/>
+        </w:rPr>
+        <w:t>Marcos 16:1–8,</w:t>
+      </w:r>
       <w:r>
         <w:rPr>
           <w:lang w:val="es_ES" w:bidi="es_ES"/>
         </w:rPr>
         <w:t xml:space="preserve"> </w:t>
       </w:r>
-      <w:hyperlink r:id="rId201">
-        <w:r>
-          <w:rPr>
-            <w:lang w:val="es_ES" w:bidi="es_ES"/>
-          </w:rPr>
-          <w:rPr>
-            <w:color w:val="0000EE"/>
-            <w:u w:val="single"/>
-          </w:rPr>
-          <w:t>Lucas 24:1–11</w:t>
-        </w:r>
-      </w:hyperlink>
+      <w:r>
+        <w:rPr>
+          <w:lang w:val="es_ES" w:bidi="es_ES"/>
+        </w:rPr>
+        <w:t>Lucas 24:1–11</w:t>
+      </w:r>
       <w:r>
         <w:rPr>
           <w:lang w:val="es_ES" w:bidi="es_ES"/>
         </w:rPr>
         <w:t>). También fue una de las primeras en ver al Jesús resucitado (</w:t>
       </w:r>
-      <w:hyperlink r:id="rId203">
-        <w:r>
-          <w:rPr>
-            <w:lang w:val="es_ES" w:bidi="es_ES"/>
-          </w:rPr>
-          <w:rPr>
-            <w:color w:val="0000EE"/>
-            <w:u w:val="single"/>
-          </w:rPr>
-          <w:t>Mateo 28:9–10</w:t>
-        </w:r>
-      </w:hyperlink>
+      <w:r>
+        <w:rPr>
+          <w:lang w:val="es_ES" w:bidi="es_ES"/>
+        </w:rPr>
+        <w:t>Mateo 28:9–10</w:t>
+      </w:r>
       <w:r>
         <w:rPr>
           <w:lang w:val="es_ES" w:bidi="es_ES"/>
@@ -5782,108 +4396,72 @@
         </w:rPr>
         <w:t xml:space="preserve"> era la hermana de Marta y Lázaro. Jesús amaba mucho a su familia (</w:t>
       </w:r>
-      <w:hyperlink r:id="rId208">
-        <w:r>
-          <w:rPr>
-            <w:lang w:val="es_ES" w:bidi="es_ES"/>
-          </w:rPr>
-          <w:rPr>
-            <w:color w:val="0000EE"/>
-            <w:u w:val="single"/>
-          </w:rPr>
-          <w:t>Juan 11:5</w:t>
-        </w:r>
-      </w:hyperlink>
+      <w:r>
+        <w:rPr>
+          <w:lang w:val="es_ES" w:bidi="es_ES"/>
+        </w:rPr>
+        <w:t>Juan 11:5</w:t>
+      </w:r>
       <w:r>
         <w:rPr>
           <w:lang w:val="es_ES" w:bidi="es_ES"/>
         </w:rPr>
         <w:t>). Jesús elogió a María por su deseo de aprender de él (</w:t>
       </w:r>
-      <w:hyperlink r:id="rId63">
-        <w:r>
-          <w:rPr>
-            <w:lang w:val="es_ES" w:bidi="es_ES"/>
-          </w:rPr>
-          <w:rPr>
-            <w:color w:val="0000EE"/>
-            <w:u w:val="single"/>
-          </w:rPr>
-          <w:t>Lucas 10:38–42</w:t>
-        </w:r>
-      </w:hyperlink>
+      <w:r>
+        <w:rPr>
+          <w:lang w:val="es_ES" w:bidi="es_ES"/>
+        </w:rPr>
+        <w:t>Lucas 10:38–42</w:t>
+      </w:r>
       <w:r>
         <w:rPr>
           <w:lang w:val="es_ES" w:bidi="es_ES"/>
         </w:rPr>
         <w:t>). Poco después de que Jesús resucitara a su hermano de entre los muertos (</w:t>
       </w:r>
-      <w:hyperlink r:id="rId209">
-        <w:r>
-          <w:rPr>
-            <w:lang w:val="es_ES" w:bidi="es_ES"/>
-          </w:rPr>
-          <w:rPr>
-            <w:color w:val="0000EE"/>
-            <w:u w:val="single"/>
-          </w:rPr>
-          <w:t>Juan 11:32–45</w:t>
-        </w:r>
-      </w:hyperlink>
+      <w:r>
+        <w:rPr>
+          <w:lang w:val="es_ES" w:bidi="es_ES"/>
+        </w:rPr>
+        <w:t>Juan 11:32–45</w:t>
+      </w:r>
       <w:r>
         <w:rPr>
           <w:lang w:val="es_ES" w:bidi="es_ES"/>
         </w:rPr>
         <w:t>), María ungió los pies de Jesús con un perfume muy caro. Jesús la defendió cuando otros dijeron que era un desperdicio (</w:t>
       </w:r>
-      <w:hyperlink r:id="rId71">
-        <w:r>
-          <w:rPr>
-            <w:lang w:val="es_ES" w:bidi="es_ES"/>
-          </w:rPr>
-          <w:rPr>
-            <w:color w:val="0000EE"/>
-            <w:u w:val="single"/>
-          </w:rPr>
-          <w:t>Juan 12:1–11</w:t>
-        </w:r>
-      </w:hyperlink>
+      <w:r>
+        <w:rPr>
+          <w:lang w:val="es_ES" w:bidi="es_ES"/>
+        </w:rPr>
+        <w:t>Juan 12:1–11</w:t>
+      </w:r>
       <w:r>
         <w:rPr>
           <w:lang w:val="es_ES" w:bidi="es_ES"/>
         </w:rPr>
         <w:t xml:space="preserve">; comparar </w:t>
       </w:r>
-      <w:hyperlink r:id="rId69">
-        <w:r>
-          <w:rPr>
-            <w:lang w:val="es_ES" w:bidi="es_ES"/>
-          </w:rPr>
-          <w:rPr>
-            <w:color w:val="0000EE"/>
-            <w:u w:val="single"/>
-          </w:rPr>
-          <w:t>Mateo 26:6–13,</w:t>
-        </w:r>
-      </w:hyperlink>
+      <w:r>
+        <w:rPr>
+          <w:lang w:val="es_ES" w:bidi="es_ES"/>
+        </w:rPr>
+        <w:t>Mateo 26:6–13,</w:t>
+      </w:r>
       <w:r>
         <w:rPr>
           <w:lang w:val="es_ES" w:bidi="es_ES"/>
         </w:rPr>
         <w:t xml:space="preserve"> </w:t>
       </w:r>
-      <w:hyperlink r:id="rId70">
-        <w:r>
-          <w:rPr>
-            <w:lang w:val="es_ES" w:bidi="es_ES"/>
-          </w:rPr>
-          <w:rPr>
-            <w:color w:val="0000EE"/>
-            <w:u w:val="single"/>
-          </w:rPr>
-          <w:t>Marcos 14:3–9</w:t>
-        </w:r>
-      </w:hyperlink>
+      <w:r>
+        <w:rPr>
+          <w:lang w:val="es_ES" w:bidi="es_ES"/>
+        </w:rPr>
+        <w:t>Marcos 14:3–9</w:t>
+      </w:r>
       <w:r>
         <w:rPr>
           <w:lang w:val="es_ES" w:bidi="es_ES"/>
@@ -5915,18 +4493,12 @@
         </w:rPr>
         <w:t xml:space="preserve"> estaba entre las mujeres que observaban cuando Jesús murió en la cruz (</w:t>
       </w:r>
-      <w:hyperlink r:id="rId53">
-        <w:r>
-          <w:rPr>
-            <w:lang w:val="es_ES" w:bidi="es_ES"/>
-          </w:rPr>
-          <w:rPr>
-            <w:color w:val="0000EE"/>
-            <w:u w:val="single"/>
-          </w:rPr>
-          <w:t>Juan 19:25</w:t>
-        </w:r>
-      </w:hyperlink>
+      <w:r>
+        <w:rPr>
+          <w:lang w:val="es_ES" w:bidi="es_ES"/>
+        </w:rPr>
+        <w:t>Juan 19:25</w:t>
+      </w:r>
       <w:r>
         <w:rPr>
           <w:lang w:val="es_ES" w:bidi="es_ES"/>
@@ -5956,252 +4528,168 @@
           <w:lang w:val="es_ES" w:bidi="es_ES"/>
         </w:rPr>
       </w:r>
-      <w:hyperlink r:id="rId195">
-        <w:r>
-          <w:rPr>
-            <w:lang w:val="es_ES" w:bidi="es_ES"/>
-          </w:rPr>
-          <w:rPr>
-            <w:color w:val="0000EE"/>
-            <w:u w:val="single"/>
-          </w:rPr>
-          <w:t>Mateo 27:55–61,</w:t>
-        </w:r>
-      </w:hyperlink>
+      <w:r>
+        <w:rPr>
+          <w:lang w:val="es_ES" w:bidi="es_ES"/>
+        </w:rPr>
+        <w:t>Mateo 27:55–61,</w:t>
+      </w:r>
       <w:r>
         <w:rPr>
           <w:lang w:val="es_ES" w:bidi="es_ES"/>
         </w:rPr>
         <w:t xml:space="preserve"> </w:t>
       </w:r>
-      <w:hyperlink r:id="rId210">
-        <w:r>
-          <w:rPr>
-            <w:lang w:val="es_ES" w:bidi="es_ES"/>
-          </w:rPr>
-          <w:rPr>
-            <w:color w:val="0000EE"/>
-            <w:u w:val="single"/>
-          </w:rPr>
-          <w:t>28:1,</w:t>
-        </w:r>
-      </w:hyperlink>
+      <w:r>
+        <w:rPr>
+          <w:lang w:val="es_ES" w:bidi="es_ES"/>
+        </w:rPr>
+        <w:t>28:1,</w:t>
+      </w:r>
       <w:r>
         <w:rPr>
           <w:lang w:val="es_ES" w:bidi="es_ES"/>
         </w:rPr>
         <w:t xml:space="preserve"> </w:t>
       </w:r>
-      <w:hyperlink r:id="rId196">
-        <w:r>
-          <w:rPr>
-            <w:lang w:val="es_ES" w:bidi="es_ES"/>
-          </w:rPr>
-          <w:rPr>
-            <w:color w:val="0000EE"/>
-            <w:u w:val="single"/>
-          </w:rPr>
-          <w:t>Marcos 15:40–47,</w:t>
-        </w:r>
-      </w:hyperlink>
+      <w:r>
+        <w:rPr>
+          <w:lang w:val="es_ES" w:bidi="es_ES"/>
+        </w:rPr>
+        <w:t>Marcos 15:40–47,</w:t>
+      </w:r>
       <w:r>
         <w:rPr>
           <w:lang w:val="es_ES" w:bidi="es_ES"/>
         </w:rPr>
         <w:t xml:space="preserve"> </w:t>
       </w:r>
-      <w:hyperlink r:id="rId211">
-        <w:r>
-          <w:rPr>
-            <w:lang w:val="es_ES" w:bidi="es_ES"/>
-          </w:rPr>
-          <w:rPr>
-            <w:color w:val="0000EE"/>
-            <w:u w:val="single"/>
-          </w:rPr>
-          <w:t>16:1–11,</w:t>
-        </w:r>
-      </w:hyperlink>
+      <w:r>
+        <w:rPr>
+          <w:lang w:val="es_ES" w:bidi="es_ES"/>
+        </w:rPr>
+        <w:t>16:1–11,</w:t>
+      </w:r>
       <w:r>
         <w:rPr>
           <w:lang w:val="es_ES" w:bidi="es_ES"/>
         </w:rPr>
         <w:t xml:space="preserve"> </w:t>
       </w:r>
-      <w:hyperlink r:id="rId212">
-        <w:r>
-          <w:rPr>
-            <w:lang w:val="es_ES" w:bidi="es_ES"/>
-          </w:rPr>
-          <w:rPr>
-            <w:color w:val="0000EE"/>
-            <w:u w:val="single"/>
-          </w:rPr>
-          <w:t>Lucas 8:2–3,</w:t>
-        </w:r>
-      </w:hyperlink>
+      <w:r>
+        <w:rPr>
+          <w:lang w:val="es_ES" w:bidi="es_ES"/>
+        </w:rPr>
+        <w:t>Lucas 8:2–3,</w:t>
+      </w:r>
       <w:r>
         <w:rPr>
           <w:lang w:val="es_ES" w:bidi="es_ES"/>
         </w:rPr>
         <w:t xml:space="preserve"> </w:t>
       </w:r>
-      <w:hyperlink r:id="rId63">
-        <w:r>
-          <w:rPr>
-            <w:lang w:val="es_ES" w:bidi="es_ES"/>
-          </w:rPr>
-          <w:rPr>
-            <w:color w:val="0000EE"/>
-            <w:u w:val="single"/>
-          </w:rPr>
-          <w:t>10:38–42,</w:t>
-        </w:r>
-      </w:hyperlink>
+      <w:r>
+        <w:rPr>
+          <w:lang w:val="es_ES" w:bidi="es_ES"/>
+        </w:rPr>
+        <w:t>10:38–42,</w:t>
+      </w:r>
       <w:r>
         <w:rPr>
           <w:lang w:val="es_ES" w:bidi="es_ES"/>
         </w:rPr>
         <w:t xml:space="preserve"> </w:t>
       </w:r>
-      <w:hyperlink r:id="rId213">
-        <w:r>
-          <w:rPr>
-            <w:lang w:val="es_ES" w:bidi="es_ES"/>
-          </w:rPr>
-          <w:rPr>
-            <w:color w:val="0000EE"/>
-            <w:u w:val="single"/>
-          </w:rPr>
-          <w:t>24:1–10,</w:t>
-        </w:r>
-      </w:hyperlink>
+      <w:r>
+        <w:rPr>
+          <w:lang w:val="es_ES" w:bidi="es_ES"/>
+        </w:rPr>
+        <w:t>24:1–10,</w:t>
+      </w:r>
       <w:r>
         <w:rPr>
           <w:lang w:val="es_ES" w:bidi="es_ES"/>
         </w:rPr>
         <w:t xml:space="preserve"> </w:t>
       </w:r>
-      <w:hyperlink r:id="rId214">
-        <w:r>
-          <w:rPr>
-            <w:lang w:val="es_ES" w:bidi="es_ES"/>
-          </w:rPr>
-          <w:rPr>
-            <w:color w:val="0000EE"/>
-            <w:u w:val="single"/>
-          </w:rPr>
-          <w:t>Juan 11:1–6</w:t>
-        </w:r>
-      </w:hyperlink>
+      <w:r>
+        <w:rPr>
+          <w:lang w:val="es_ES" w:bidi="es_ES"/>
+        </w:rPr>
+        <w:t>Juan 11:1–6</w:t>
+      </w:r>
       <w:r>
         <w:rPr>
           <w:lang w:val="es_ES" w:bidi="es_ES"/>
         </w:rPr>
         <w:t xml:space="preserve">, </w:t>
       </w:r>
-      <w:hyperlink r:id="rId215">
-        <w:r>
-          <w:rPr>
-            <w:lang w:val="es_ES" w:bidi="es_ES"/>
-          </w:rPr>
-          <w:rPr>
-            <w:color w:val="0000EE"/>
-            <w:u w:val="single"/>
-          </w:rPr>
-          <w:t>17–24,</w:t>
-        </w:r>
-      </w:hyperlink>
+      <w:r>
+        <w:rPr>
+          <w:lang w:val="es_ES" w:bidi="es_ES"/>
+        </w:rPr>
+        <w:t>17–24,</w:t>
+      </w:r>
       <w:r>
         <w:rPr>
           <w:lang w:val="es_ES" w:bidi="es_ES"/>
         </w:rPr>
         <w:t xml:space="preserve"> </w:t>
       </w:r>
-      <w:hyperlink r:id="rId216">
-        <w:r>
-          <w:rPr>
-            <w:lang w:val="es_ES" w:bidi="es_ES"/>
-          </w:rPr>
-          <w:rPr>
-            <w:color w:val="0000EE"/>
-            <w:u w:val="single"/>
-          </w:rPr>
-          <w:t>12:3–8,</w:t>
-        </w:r>
-      </w:hyperlink>
+      <w:r>
+        <w:rPr>
+          <w:lang w:val="es_ES" w:bidi="es_ES"/>
+        </w:rPr>
+        <w:t>12:3–8,</w:t>
+      </w:r>
       <w:r>
         <w:rPr>
           <w:lang w:val="es_ES" w:bidi="es_ES"/>
         </w:rPr>
         <w:t xml:space="preserve"> </w:t>
       </w:r>
-      <w:hyperlink r:id="rId53">
-        <w:r>
-          <w:rPr>
-            <w:lang w:val="es_ES" w:bidi="es_ES"/>
-          </w:rPr>
-          <w:rPr>
-            <w:color w:val="0000EE"/>
-            <w:u w:val="single"/>
-          </w:rPr>
-          <w:t>19:25,</w:t>
-        </w:r>
-      </w:hyperlink>
+      <w:r>
+        <w:rPr>
+          <w:lang w:val="es_ES" w:bidi="es_ES"/>
+        </w:rPr>
+        <w:t>19:25,</w:t>
+      </w:r>
       <w:r>
         <w:rPr>
           <w:lang w:val="es_ES" w:bidi="es_ES"/>
         </w:rPr>
         <w:t xml:space="preserve"> </w:t>
       </w:r>
-      <w:hyperlink r:id="rId205">
-        <w:r>
-          <w:rPr>
-            <w:lang w:val="es_ES" w:bidi="es_ES"/>
-          </w:rPr>
-          <w:rPr>
-            <w:color w:val="0000EE"/>
-            <w:u w:val="single"/>
-          </w:rPr>
-          <w:t>20:1–2</w:t>
-        </w:r>
-      </w:hyperlink>
+      <w:r>
+        <w:rPr>
+          <w:lang w:val="es_ES" w:bidi="es_ES"/>
+        </w:rPr>
+        <w:t>20:1–2</w:t>
+      </w:r>
       <w:r>
         <w:rPr>
           <w:lang w:val="es_ES" w:bidi="es_ES"/>
         </w:rPr>
         <w:t xml:space="preserve">, </w:t>
       </w:r>
-      <w:hyperlink r:id="rId206">
-        <w:r>
-          <w:rPr>
-            <w:lang w:val="es_ES" w:bidi="es_ES"/>
-          </w:rPr>
-          <w:rPr>
-            <w:color w:val="0000EE"/>
-            <w:u w:val="single"/>
-          </w:rPr>
-          <w:t>11–18,</w:t>
-        </w:r>
-      </w:hyperlink>
+      <w:r>
+        <w:rPr>
+          <w:lang w:val="es_ES" w:bidi="es_ES"/>
+        </w:rPr>
+        <w:t>11–18,</w:t>
+      </w:r>
       <w:r>
         <w:rPr>
           <w:lang w:val="es_ES" w:bidi="es_ES"/>
         </w:rPr>
         <w:t xml:space="preserve"> </w:t>
       </w:r>
-      <w:hyperlink r:id="rId217">
-        <w:r>
-          <w:rPr>
-            <w:lang w:val="es_ES" w:bidi="es_ES"/>
-          </w:rPr>
-          <w:rPr>
-            <w:color w:val="0000EE"/>
-            <w:u w:val="single"/>
-          </w:rPr>
-          <w:t>Hechos 12:12</w:t>
-        </w:r>
-      </w:hyperlink>
+      <w:r>
+        <w:rPr>
+          <w:lang w:val="es_ES" w:bidi="es_ES"/>
+        </w:rPr>
+        <w:t>Hechos 12:12</w:t>
+      </w:r>
       <w:r>
         <w:rPr>
           <w:lang w:val="es_ES" w:bidi="es_ES"/>
